--- a/docs/word-docs/GU/GU Specimens COMPLETE.docx
+++ b/docs/word-docs/GU/GU Specimens COMPLETE.docx
@@ -3079,18 +3079,10 @@
         <w:t>__</w:t>
       </w:r>
       <w:r>
-        <w:t xml:space="preserve"> cm, and intact tunica vaginalis. The outer surface is inked blue. Cut surfaces demonstrate an ill-defined, invasive, yellow-red-white, variegated </w:t>
-      </w:r>
-      <w:proofErr w:type="gramStart"/>
-      <w:r>
-        <w:t xml:space="preserve">induration, </w:t>
-      </w:r>
-      <w:r>
-        <w:t>_</w:t>
-      </w:r>
-      <w:proofErr w:type="gramEnd"/>
-      <w:r>
-        <w:t>__</w:t>
+        <w:t xml:space="preserve"> cm, and intact tunica vaginalis. The outer surface is inked blue. Cut surfaces demonstrate an ill-defined, invasive, yellow-red-white, variegated induration, </w:t>
+      </w:r>
+      <w:r>
+        <w:t>___</w:t>
       </w:r>
       <w:r>
         <w:t xml:space="preserve"> x </w:t>
@@ -3739,15 +3731,7 @@
         <w:t xml:space="preserve"> __ cm, with an attached spermatic cord</w:t>
       </w:r>
       <w:r>
-        <w:t xml:space="preserve">, __ cm in length </w:t>
-      </w:r>
-      <w:proofErr w:type="gramStart"/>
-      <w:r>
-        <w:t>x __</w:t>
-      </w:r>
-      <w:proofErr w:type="gramEnd"/>
-      <w:r>
-        <w:t xml:space="preserve"> cm in diameter</w:t>
+        <w:t>, __ cm in length x __ cm in diameter</w:t>
       </w:r>
       <w:r>
         <w:t xml:space="preserve">. The intact tunica vaginalis is </w:t>
@@ -4196,15 +4180,7 @@
         <w:t>skin</w:t>
       </w:r>
       <w:r>
-        <w:t xml:space="preserve">, __ </w:t>
-      </w:r>
-      <w:proofErr w:type="gramStart"/>
-      <w:r>
-        <w:t>x __</w:t>
-      </w:r>
-      <w:proofErr w:type="gramEnd"/>
-      <w:r>
-        <w:t xml:space="preserve"> </w:t>
+        <w:t xml:space="preserve">, __ x __ </w:t>
       </w:r>
       <w:proofErr w:type="spellStart"/>
       <w:r>
@@ -4638,19 +4614,16 @@
         <w:t xml:space="preserve">n" </w:t>
       </w:r>
       <w:r>
-        <w:t xml:space="preserve">is an </w:t>
+        <w:t xml:space="preserve">is an unoriented </w:t>
+      </w:r>
+      <w:r>
+        <w:t xml:space="preserve"> </w:t>
       </w:r>
       <w:proofErr w:type="gramStart"/>
       <w:r>
-        <w:t xml:space="preserve">unoriented </w:t>
-      </w:r>
-      <w:r>
-        <w:t xml:space="preserve"> brown</w:t>
+        <w:t>brown-grey</w:t>
       </w:r>
       <w:proofErr w:type="gramEnd"/>
-      <w:r>
-        <w:t>-grey</w:t>
-      </w:r>
       <w:r>
         <w:t xml:space="preserve">, wrinkled, and hair bearing </w:t>
       </w:r>
@@ -4680,32 +4653,16 @@
         <w:t xml:space="preserve">. There is a ___ suture designating ___ and a ____ suture designating ____.  </w:t>
       </w:r>
       <w:r>
-        <w:t>The specimen is inked as follows</w:t>
-      </w:r>
-      <w:proofErr w:type="gramStart"/>
-      <w:r>
-        <w:t xml:space="preserve">: </w:t>
+        <w:t xml:space="preserve">The specimen is inked as follows: </w:t>
       </w:r>
       <w:r>
         <w:t xml:space="preserve"> </w:t>
       </w:r>
       <w:r>
-        <w:t>The</w:t>
-      </w:r>
-      <w:proofErr w:type="gramEnd"/>
-      <w:r>
-        <w:t xml:space="preserve"> skin surface</w:t>
-      </w:r>
-      <w:r>
-        <w:t xml:space="preserve"> is remarkable for a roughened, tan, exophytic </w:t>
-      </w:r>
-      <w:proofErr w:type="gramStart"/>
-      <w:r>
-        <w:t>lesion, _</w:t>
-      </w:r>
-      <w:proofErr w:type="gramEnd"/>
-      <w:r>
-        <w:t>_ x __ cm, which is __ cm to the closest ___ margin</w:t>
+        <w:t>The skin surface</w:t>
+      </w:r>
+      <w:r>
+        <w:t xml:space="preserve"> is remarkable for a roughened, tan, exophytic lesion, __ x __ cm, which is __ cm to the closest ___ margin</w:t>
       </w:r>
       <w:r>
         <w:t>.</w:t>
@@ -5275,25 +5232,7 @@
           <w:b w:val="0"/>
           <w:bCs w:val="0"/>
         </w:rPr>
-        <w:t xml:space="preserve"> or they never function as intended. To make sure this kidney does not become infected, it is removed and sent to the gross room. The vasculature needs to be examined closely for clots along with looking at the parenchymal cut surfaces to try to pinpoint any vascular issue. In addition to clots, </w:t>
-      </w:r>
-      <w:proofErr w:type="gramStart"/>
-      <w:r>
-        <w:rPr>
-          <w:rStyle w:val="Strong"/>
-          <w:b w:val="0"/>
-          <w:bCs w:val="0"/>
-        </w:rPr>
-        <w:t>patency</w:t>
-      </w:r>
-      <w:proofErr w:type="gramEnd"/>
-      <w:r>
-        <w:rPr>
-          <w:rStyle w:val="Strong"/>
-          <w:b w:val="0"/>
-          <w:bCs w:val="0"/>
-        </w:rPr>
-        <w:t xml:space="preserve"> should also be assessed throughout the vasculature. Any possible reason for allograft failure and/or non-function should be described and sampled for microscopic examination. </w:t>
+        <w:t xml:space="preserve"> or they never function as intended. To make sure this kidney does not become infected, it is removed and sent to the gross room. The vasculature needs to be examined closely for clots along with looking at the parenchymal cut surfaces to try to pinpoint any vascular issue. In addition to clots, patency should also be assessed throughout the vasculature. Any possible reason for allograft failure and/or non-function should be described and sampled for microscopic examination. </w:t>
       </w:r>
     </w:p>
     <w:p>
@@ -5873,12 +5812,1226 @@
     </w:p>
     <w:p>
       <w:pPr>
+        <w:spacing w:after="0"/>
+      </w:pPr>
+    </w:p>
+    <w:p>
+      <w:pPr>
         <w:pStyle w:val="Heading1"/>
       </w:pPr>
       <w:r>
         <w:t xml:space="preserve">Kidney- </w:t>
       </w:r>
       <w:r>
+        <w:t>Polycystic and Pyelonephritis</w:t>
+      </w:r>
+      <w:r>
+        <w:t xml:space="preserve"> </w:t>
+      </w:r>
+    </w:p>
+    <w:p>
+      <w:pPr>
+        <w:spacing w:after="0"/>
+        <w:rPr>
+          <w:rStyle w:val="Strong"/>
+          <w:i/>
+          <w:iCs/>
+          <w:u w:val="single"/>
+        </w:rPr>
+      </w:pPr>
+      <w:r>
+        <w:rPr>
+          <w:rStyle w:val="Strong"/>
+          <w:i/>
+          <w:iCs/>
+          <w:u w:val="single"/>
+        </w:rPr>
+        <w:t>Polycystic:</w:t>
+      </w:r>
+    </w:p>
+    <w:p>
+      <w:pPr>
+        <w:spacing w:after="0"/>
+        <w:rPr>
+          <w:rStyle w:val="Strong"/>
+        </w:rPr>
+      </w:pPr>
+      <w:r>
+        <w:rPr>
+          <w:rStyle w:val="Strong"/>
+        </w:rPr>
+        <w:t>Description:</w:t>
+      </w:r>
+    </w:p>
+    <w:p>
+      <w:pPr>
+        <w:spacing w:after="0"/>
+        <w:rPr>
+          <w:rStyle w:val="Strong"/>
+          <w:b w:val="0"/>
+          <w:bCs w:val="0"/>
+        </w:rPr>
+      </w:pPr>
+      <w:r>
+        <w:rPr>
+          <w:rStyle w:val="Strong"/>
+          <w:b w:val="0"/>
+          <w:bCs w:val="0"/>
+        </w:rPr>
+        <w:lastRenderedPageBreak/>
+        <w:t xml:space="preserve">A small </w:t>
+      </w:r>
+      <w:r>
+        <w:rPr>
+          <w:rStyle w:val="Strong"/>
+          <w:b w:val="0"/>
+          <w:bCs w:val="0"/>
+        </w:rPr>
+        <w:t xml:space="preserve">portion of polycystic kidneys can have tumor development, so it is important to section these cases thoroughly and sample any areas that look suspicious for tumor. </w:t>
+      </w:r>
+    </w:p>
+    <w:p>
+      <w:pPr>
+        <w:spacing w:after="0"/>
+        <w:rPr>
+          <w:rStyle w:val="Strong"/>
+        </w:rPr>
+      </w:pPr>
+    </w:p>
+    <w:p>
+      <w:pPr>
+        <w:spacing w:after="0"/>
+        <w:rPr>
+          <w:rStyle w:val="Strong"/>
+        </w:rPr>
+      </w:pPr>
+      <w:r>
+        <w:rPr>
+          <w:rStyle w:val="Strong"/>
+        </w:rPr>
+        <w:t xml:space="preserve">Procedure: </w:t>
+      </w:r>
+    </w:p>
+    <w:p>
+      <w:pPr>
+        <w:pStyle w:val="ListParagraph"/>
+        <w:numPr>
+          <w:ilvl w:val="0"/>
+          <w:numId w:val="32"/>
+        </w:numPr>
+        <w:spacing w:after="0"/>
+        <w:rPr>
+          <w:rStyle w:val="Strong"/>
+          <w:b w:val="0"/>
+          <w:bCs w:val="0"/>
+        </w:rPr>
+      </w:pPr>
+      <w:r>
+        <w:rPr>
+          <w:rStyle w:val="Strong"/>
+          <w:b w:val="0"/>
+          <w:bCs w:val="0"/>
+        </w:rPr>
+        <w:t xml:space="preserve">Weigh the specimen </w:t>
+      </w:r>
+    </w:p>
+    <w:p>
+      <w:pPr>
+        <w:pStyle w:val="ListParagraph"/>
+        <w:numPr>
+          <w:ilvl w:val="0"/>
+          <w:numId w:val="32"/>
+        </w:numPr>
+        <w:spacing w:after="0"/>
+        <w:rPr>
+          <w:rStyle w:val="Strong"/>
+          <w:b w:val="0"/>
+          <w:bCs w:val="0"/>
+        </w:rPr>
+      </w:pPr>
+      <w:r>
+        <w:rPr>
+          <w:rStyle w:val="Strong"/>
+          <w:b w:val="0"/>
+          <w:bCs w:val="0"/>
+        </w:rPr>
+        <w:t xml:space="preserve">Measure the specimen in three dimensions </w:t>
+      </w:r>
+    </w:p>
+    <w:p>
+      <w:pPr>
+        <w:pStyle w:val="ListParagraph"/>
+        <w:numPr>
+          <w:ilvl w:val="0"/>
+          <w:numId w:val="32"/>
+        </w:numPr>
+        <w:spacing w:after="0"/>
+        <w:rPr>
+          <w:rStyle w:val="Strong"/>
+          <w:b w:val="0"/>
+          <w:bCs w:val="0"/>
+        </w:rPr>
+      </w:pPr>
+      <w:r>
+        <w:rPr>
+          <w:rStyle w:val="Strong"/>
+          <w:b w:val="0"/>
+          <w:bCs w:val="0"/>
+        </w:rPr>
+        <w:t xml:space="preserve">Describe the outer surface and ink if you feel </w:t>
+      </w:r>
+      <w:proofErr w:type="spellStart"/>
+      <w:proofErr w:type="gramStart"/>
+      <w:r>
+        <w:rPr>
+          <w:rStyle w:val="Strong"/>
+          <w:b w:val="0"/>
+          <w:bCs w:val="0"/>
+        </w:rPr>
+        <w:t>its</w:t>
+      </w:r>
+      <w:proofErr w:type="spellEnd"/>
+      <w:proofErr w:type="gramEnd"/>
+      <w:r>
+        <w:rPr>
+          <w:rStyle w:val="Strong"/>
+          <w:b w:val="0"/>
+          <w:bCs w:val="0"/>
+        </w:rPr>
+        <w:t xml:space="preserve"> appropriate</w:t>
+      </w:r>
+    </w:p>
+    <w:p>
+      <w:pPr>
+        <w:pStyle w:val="ListParagraph"/>
+        <w:numPr>
+          <w:ilvl w:val="0"/>
+          <w:numId w:val="32"/>
+        </w:numPr>
+        <w:spacing w:after="0"/>
+        <w:rPr>
+          <w:rStyle w:val="Strong"/>
+          <w:b w:val="0"/>
+          <w:bCs w:val="0"/>
+        </w:rPr>
+      </w:pPr>
+      <w:r>
+        <w:rPr>
+          <w:rStyle w:val="Strong"/>
+          <w:b w:val="0"/>
+          <w:bCs w:val="0"/>
+        </w:rPr>
+        <w:t>Note if the vasculature and ureter are open/patent/occluded/</w:t>
+      </w:r>
+      <w:proofErr w:type="spellStart"/>
+      <w:proofErr w:type="gramStart"/>
+      <w:r>
+        <w:rPr>
+          <w:rStyle w:val="Strong"/>
+          <w:b w:val="0"/>
+          <w:bCs w:val="0"/>
+        </w:rPr>
+        <w:t>non viable</w:t>
+      </w:r>
+      <w:proofErr w:type="spellEnd"/>
+      <w:proofErr w:type="gramEnd"/>
+      <w:r>
+        <w:rPr>
+          <w:rStyle w:val="Strong"/>
+          <w:b w:val="0"/>
+          <w:bCs w:val="0"/>
+        </w:rPr>
+        <w:t xml:space="preserve"> at the margins</w:t>
+      </w:r>
+    </w:p>
+    <w:p>
+      <w:pPr>
+        <w:pStyle w:val="ListParagraph"/>
+        <w:numPr>
+          <w:ilvl w:val="0"/>
+          <w:numId w:val="32"/>
+        </w:numPr>
+        <w:spacing w:after="0"/>
+        <w:rPr>
+          <w:rStyle w:val="Strong"/>
+          <w:b w:val="0"/>
+          <w:bCs w:val="0"/>
+        </w:rPr>
+      </w:pPr>
+      <w:r>
+        <w:rPr>
+          <w:rStyle w:val="Strong"/>
+          <w:b w:val="0"/>
+          <w:bCs w:val="0"/>
+        </w:rPr>
+        <w:t xml:space="preserve">Open the ureter and describe mucosa. </w:t>
+      </w:r>
+    </w:p>
+    <w:p>
+      <w:pPr>
+        <w:pStyle w:val="ListParagraph"/>
+        <w:numPr>
+          <w:ilvl w:val="0"/>
+          <w:numId w:val="32"/>
+        </w:numPr>
+        <w:spacing w:after="0"/>
+        <w:rPr>
+          <w:rStyle w:val="Strong"/>
+          <w:b w:val="0"/>
+          <w:bCs w:val="0"/>
+        </w:rPr>
+      </w:pPr>
+      <w:r>
+        <w:rPr>
+          <w:rStyle w:val="Strong"/>
+          <w:b w:val="0"/>
+          <w:bCs w:val="0"/>
+        </w:rPr>
+        <w:t>Bivalve the kidney and describe the parenchyma, vasculature, any lesions</w:t>
+      </w:r>
+    </w:p>
+    <w:p>
+      <w:pPr>
+        <w:pStyle w:val="ListParagraph"/>
+        <w:numPr>
+          <w:ilvl w:val="0"/>
+          <w:numId w:val="32"/>
+        </w:numPr>
+        <w:spacing w:after="0"/>
+        <w:rPr>
+          <w:rStyle w:val="Strong"/>
+          <w:b w:val="0"/>
+          <w:bCs w:val="0"/>
+        </w:rPr>
+      </w:pPr>
+      <w:r>
+        <w:rPr>
+          <w:rStyle w:val="Strong"/>
+          <w:b w:val="0"/>
+          <w:bCs w:val="0"/>
+        </w:rPr>
+        <w:t>Take gross photographs of any lesions and the surfaces of the kidney parenchyma</w:t>
+      </w:r>
+    </w:p>
+    <w:p>
+      <w:pPr>
+        <w:pStyle w:val="ListParagraph"/>
+        <w:numPr>
+          <w:ilvl w:val="0"/>
+          <w:numId w:val="32"/>
+        </w:numPr>
+        <w:spacing w:after="0"/>
+        <w:rPr>
+          <w:rStyle w:val="Strong"/>
+          <w:b w:val="0"/>
+          <w:bCs w:val="0"/>
+        </w:rPr>
+      </w:pPr>
+      <w:r>
+        <w:rPr>
+          <w:rStyle w:val="Strong"/>
+          <w:b w:val="0"/>
+          <w:bCs w:val="0"/>
+        </w:rPr>
+        <w:t>Submit sections of the vascular and ureter margins</w:t>
+      </w:r>
+    </w:p>
+    <w:p>
+      <w:pPr>
+        <w:pStyle w:val="ListParagraph"/>
+        <w:numPr>
+          <w:ilvl w:val="0"/>
+          <w:numId w:val="32"/>
+        </w:numPr>
+        <w:spacing w:after="0"/>
+        <w:rPr>
+          <w:rStyle w:val="Strong"/>
+          <w:b w:val="0"/>
+          <w:bCs w:val="0"/>
+        </w:rPr>
+      </w:pPr>
+      <w:r>
+        <w:rPr>
+          <w:rStyle w:val="Strong"/>
+          <w:b w:val="0"/>
+          <w:bCs w:val="0"/>
+        </w:rPr>
+        <w:t xml:space="preserve">Submit sections of possible </w:t>
+      </w:r>
+      <w:r>
+        <w:rPr>
+          <w:rStyle w:val="Strong"/>
+          <w:b w:val="0"/>
+          <w:bCs w:val="0"/>
+        </w:rPr>
+        <w:t>lesions</w:t>
+      </w:r>
+    </w:p>
+    <w:p>
+      <w:pPr>
+        <w:pStyle w:val="ListParagraph"/>
+        <w:numPr>
+          <w:ilvl w:val="0"/>
+          <w:numId w:val="32"/>
+        </w:numPr>
+        <w:spacing w:after="0"/>
+        <w:rPr>
+          <w:rStyle w:val="Strong"/>
+          <w:b w:val="0"/>
+          <w:bCs w:val="0"/>
+        </w:rPr>
+      </w:pPr>
+      <w:r>
+        <w:rPr>
+          <w:rStyle w:val="Strong"/>
+          <w:b w:val="0"/>
+          <w:bCs w:val="0"/>
+        </w:rPr>
+        <w:t>Submit sections of representative kidney</w:t>
+      </w:r>
+    </w:p>
+    <w:p>
+      <w:pPr>
+        <w:spacing w:after="0"/>
+        <w:rPr>
+          <w:rStyle w:val="Strong"/>
+        </w:rPr>
+      </w:pPr>
+    </w:p>
+    <w:p>
+      <w:pPr>
+        <w:spacing w:after="0"/>
+        <w:rPr>
+          <w:rStyle w:val="Strong"/>
+        </w:rPr>
+      </w:pPr>
+      <w:r>
+        <w:rPr>
+          <w:rStyle w:val="Strong"/>
+        </w:rPr>
+        <w:t>Sections for Histology:</w:t>
+      </w:r>
+    </w:p>
+    <w:p>
+      <w:pPr>
+        <w:pStyle w:val="ListParagraph"/>
+        <w:numPr>
+          <w:ilvl w:val="0"/>
+          <w:numId w:val="26"/>
+        </w:numPr>
+        <w:spacing w:after="0"/>
+        <w:rPr>
+          <w:rStyle w:val="Strong"/>
+          <w:b w:val="0"/>
+          <w:bCs w:val="0"/>
+        </w:rPr>
+      </w:pPr>
+      <w:r>
+        <w:rPr>
+          <w:rStyle w:val="Strong"/>
+          <w:b w:val="0"/>
+          <w:bCs w:val="0"/>
+        </w:rPr>
+        <w:t xml:space="preserve">Vascular and ureter margins </w:t>
+      </w:r>
+    </w:p>
+    <w:p>
+      <w:pPr>
+        <w:pStyle w:val="ListParagraph"/>
+        <w:numPr>
+          <w:ilvl w:val="0"/>
+          <w:numId w:val="26"/>
+        </w:numPr>
+        <w:spacing w:after="0"/>
+        <w:rPr>
+          <w:rStyle w:val="Strong"/>
+          <w:b w:val="0"/>
+          <w:bCs w:val="0"/>
+        </w:rPr>
+      </w:pPr>
+      <w:r>
+        <w:rPr>
+          <w:rStyle w:val="Strong"/>
+          <w:b w:val="0"/>
+          <w:bCs w:val="0"/>
+        </w:rPr>
+        <w:t xml:space="preserve">Representative </w:t>
+      </w:r>
+      <w:r>
+        <w:rPr>
+          <w:rStyle w:val="Strong"/>
+          <w:b w:val="0"/>
+          <w:bCs w:val="0"/>
+        </w:rPr>
+        <w:t>kidney parenchyma / regional sampling (2 sections w/ 2 cassettes per pole – upper, mid, lower)</w:t>
+      </w:r>
+      <w:r>
+        <w:rPr>
+          <w:rStyle w:val="Strong"/>
+          <w:b w:val="0"/>
+          <w:bCs w:val="0"/>
+        </w:rPr>
+        <w:t xml:space="preserve"> </w:t>
+      </w:r>
+    </w:p>
+    <w:p>
+      <w:pPr>
+        <w:pStyle w:val="ListParagraph"/>
+        <w:spacing w:after="0"/>
+        <w:rPr>
+          <w:rStyle w:val="Strong"/>
+          <w:b w:val="0"/>
+          <w:bCs w:val="0"/>
+        </w:rPr>
+      </w:pPr>
+    </w:p>
+    <w:p>
+      <w:pPr>
+        <w:spacing w:after="0"/>
+        <w:rPr>
+          <w:rStyle w:val="Strong"/>
+        </w:rPr>
+      </w:pPr>
+      <w:r>
+        <w:rPr>
+          <w:rStyle w:val="Strong"/>
+        </w:rPr>
+        <w:t>Header Example:</w:t>
+      </w:r>
+    </w:p>
+    <w:p>
+      <w:pPr>
+        <w:spacing w:after="0"/>
+      </w:pPr>
+      <w:r>
+        <w:t xml:space="preserve">Kidney, </w:t>
+      </w:r>
+      <w:r>
+        <w:t>native</w:t>
+      </w:r>
+      <w:r>
+        <w:t>, nephrectomy:</w:t>
+      </w:r>
+    </w:p>
+    <w:p>
+      <w:pPr>
+        <w:spacing w:after="0"/>
+      </w:pPr>
+    </w:p>
+    <w:p>
+      <w:pPr>
+        <w:spacing w:after="0"/>
+        <w:jc w:val="both"/>
+      </w:pPr>
+      <w:r>
+        <w:t xml:space="preserve">Designated “___ kidney” is a ___ g, total nephrectomy specimen (___ x ___ </w:t>
+      </w:r>
+      <w:proofErr w:type="spellStart"/>
+      <w:r>
+        <w:t>x</w:t>
+      </w:r>
+      <w:proofErr w:type="spellEnd"/>
+      <w:r>
+        <w:t xml:space="preserve"> ___ cm). The external surface is </w:t>
+      </w:r>
+      <w:proofErr w:type="gramStart"/>
+      <w:r>
+        <w:t>pink-purple</w:t>
+      </w:r>
+      <w:proofErr w:type="gramEnd"/>
+      <w:r>
+        <w:t>, moderately ragged, and dull with adherent yellow, lobular adipose tissue. Additionally, there are multiple cysts located along the external surface that appear translucent with serous fluid predominantly. A candidate ureter (___ cm in length and averages ___ cm in diameter), and renal vasculature (___ cm in length and averages ___ cm in diameter) are present at the hilum and appear patent and unremarkable. On one side of the specimen, there is an area of attached fascia, ___ x ___ cm, possibly compatible with Gerota’s fascia.</w:t>
+      </w:r>
+    </w:p>
+    <w:p>
+      <w:pPr>
+        <w:spacing w:after="0"/>
+        <w:jc w:val="both"/>
+      </w:pPr>
+    </w:p>
+    <w:p>
+      <w:pPr>
+        <w:spacing w:after="0"/>
+        <w:jc w:val="both"/>
+      </w:pPr>
+      <w:r>
+        <w:t>The specimen is inked black and bivalved demonstrating innumerable multilocular cysts with clear fluid, ranging in size from ___ up to ___ cm in greatest dimension. The contents of the cysts are predominantly clear with serous contents; however, some of the cysts appear to be brown-red and hemorrhagic. Cut surfaces do not demonstrate any notable solid components within the cysts or papillary excrescences. The cysts appear to involve the entirety of the renal parenchyma, causing distortion of all the notable poles and calyces. Minimal to no uninvolved renal parenchyma is identified. No adrenal gland is identified. Gross photographs are taken. Representative sections are submitted as follows:</w:t>
+      </w:r>
+    </w:p>
+    <w:p>
+      <w:pPr>
+        <w:spacing w:after="0"/>
+      </w:pPr>
+    </w:p>
+    <w:p>
+      <w:pPr>
+        <w:spacing w:after="0"/>
+      </w:pPr>
+      <w:r>
+        <w:t xml:space="preserve">(A1) Ureteral and vascular margins, </w:t>
+      </w:r>
+      <w:proofErr w:type="spellStart"/>
+      <w:r>
+        <w:t>en</w:t>
+      </w:r>
+      <w:proofErr w:type="spellEnd"/>
+      <w:r>
+        <w:t xml:space="preserve"> face</w:t>
+      </w:r>
+      <w:r>
+        <w:br/>
+        <w:t>(A2-A3) Superior pole sampling</w:t>
+      </w:r>
+      <w:r>
+        <w:br/>
+        <w:t>(A4-A5) Mid pole sampling</w:t>
+      </w:r>
+      <w:r>
+        <w:br/>
+        <w:t>(A6-A7) Lower pole sampling</w:t>
+      </w:r>
+      <w:r>
+        <w:br/>
+      </w:r>
+      <w:r>
+        <w:lastRenderedPageBreak/>
+        <w:t>   To include areas of the largest cyst</w:t>
+      </w:r>
+      <w:r>
+        <w:br/>
+        <w:t>(A8-A9) Additional sampling</w:t>
+      </w:r>
+    </w:p>
+    <w:p>
+      <w:pPr>
+        <w:spacing w:after="0"/>
+      </w:pPr>
+    </w:p>
+    <w:p>
+      <w:pPr>
+        <w:spacing w:after="0"/>
+        <w:rPr>
+          <w:rStyle w:val="Strong"/>
+          <w:i/>
+          <w:iCs/>
+          <w:u w:val="single"/>
+        </w:rPr>
+      </w:pPr>
+      <w:proofErr w:type="spellStart"/>
+      <w:r>
+        <w:rPr>
+          <w:rStyle w:val="Strong"/>
+          <w:i/>
+          <w:iCs/>
+          <w:u w:val="single"/>
+        </w:rPr>
+        <w:t>Pyleonephritis</w:t>
+      </w:r>
+      <w:proofErr w:type="spellEnd"/>
+      <w:r>
+        <w:rPr>
+          <w:rStyle w:val="Strong"/>
+          <w:i/>
+          <w:iCs/>
+          <w:u w:val="single"/>
+        </w:rPr>
+        <w:t>:</w:t>
+      </w:r>
+    </w:p>
+    <w:p>
+      <w:pPr>
+        <w:spacing w:after="0"/>
+        <w:rPr>
+          <w:rStyle w:val="Strong"/>
+        </w:rPr>
+      </w:pPr>
+      <w:r>
+        <w:rPr>
+          <w:rStyle w:val="Strong"/>
+        </w:rPr>
+        <w:t>Description:</w:t>
+      </w:r>
+    </w:p>
+    <w:p>
+      <w:pPr>
+        <w:spacing w:after="0"/>
+        <w:rPr>
+          <w:rStyle w:val="Strong"/>
+          <w:b w:val="0"/>
+          <w:bCs w:val="0"/>
+        </w:rPr>
+      </w:pPr>
+      <w:r>
+        <w:rPr>
+          <w:rStyle w:val="Strong"/>
+          <w:b w:val="0"/>
+          <w:bCs w:val="0"/>
+        </w:rPr>
+        <w:t xml:space="preserve">Be sure to take pictures and note if there are any stents, perforations, or percutaneous catheters within the hilum of the kidney. </w:t>
+      </w:r>
+      <w:r>
+        <w:rPr>
+          <w:rStyle w:val="Strong"/>
+          <w:b w:val="0"/>
+          <w:bCs w:val="0"/>
+        </w:rPr>
+        <w:t xml:space="preserve"> </w:t>
+      </w:r>
+    </w:p>
+    <w:p>
+      <w:pPr>
+        <w:spacing w:after="0"/>
+        <w:rPr>
+          <w:rStyle w:val="Strong"/>
+        </w:rPr>
+      </w:pPr>
+    </w:p>
+    <w:p>
+      <w:pPr>
+        <w:spacing w:after="0"/>
+        <w:rPr>
+          <w:rStyle w:val="Strong"/>
+        </w:rPr>
+      </w:pPr>
+      <w:r>
+        <w:rPr>
+          <w:rStyle w:val="Strong"/>
+        </w:rPr>
+        <w:t xml:space="preserve">Procedure: </w:t>
+      </w:r>
+    </w:p>
+    <w:p>
+      <w:pPr>
+        <w:pStyle w:val="ListParagraph"/>
+        <w:numPr>
+          <w:ilvl w:val="0"/>
+          <w:numId w:val="32"/>
+        </w:numPr>
+        <w:spacing w:after="0"/>
+        <w:rPr>
+          <w:rStyle w:val="Strong"/>
+          <w:b w:val="0"/>
+          <w:bCs w:val="0"/>
+        </w:rPr>
+      </w:pPr>
+      <w:r>
+        <w:rPr>
+          <w:rStyle w:val="Strong"/>
+          <w:b w:val="0"/>
+          <w:bCs w:val="0"/>
+        </w:rPr>
+        <w:t xml:space="preserve">Weigh the specimen </w:t>
+      </w:r>
+    </w:p>
+    <w:p>
+      <w:pPr>
+        <w:pStyle w:val="ListParagraph"/>
+        <w:numPr>
+          <w:ilvl w:val="0"/>
+          <w:numId w:val="32"/>
+        </w:numPr>
+        <w:spacing w:after="0"/>
+        <w:rPr>
+          <w:rStyle w:val="Strong"/>
+          <w:b w:val="0"/>
+          <w:bCs w:val="0"/>
+        </w:rPr>
+      </w:pPr>
+      <w:r>
+        <w:rPr>
+          <w:rStyle w:val="Strong"/>
+          <w:b w:val="0"/>
+          <w:bCs w:val="0"/>
+        </w:rPr>
+        <w:t xml:space="preserve">Measure the specimen in three dimensions </w:t>
+      </w:r>
+    </w:p>
+    <w:p>
+      <w:pPr>
+        <w:pStyle w:val="ListParagraph"/>
+        <w:numPr>
+          <w:ilvl w:val="0"/>
+          <w:numId w:val="32"/>
+        </w:numPr>
+        <w:spacing w:after="0"/>
+        <w:rPr>
+          <w:rStyle w:val="Strong"/>
+          <w:b w:val="0"/>
+          <w:bCs w:val="0"/>
+        </w:rPr>
+      </w:pPr>
+      <w:r>
+        <w:rPr>
+          <w:rStyle w:val="Strong"/>
+          <w:b w:val="0"/>
+          <w:bCs w:val="0"/>
+        </w:rPr>
+        <w:t xml:space="preserve">Describe the outer surface and ink if you feel </w:t>
+      </w:r>
+      <w:proofErr w:type="spellStart"/>
+      <w:proofErr w:type="gramStart"/>
+      <w:r>
+        <w:rPr>
+          <w:rStyle w:val="Strong"/>
+          <w:b w:val="0"/>
+          <w:bCs w:val="0"/>
+        </w:rPr>
+        <w:t>its</w:t>
+      </w:r>
+      <w:proofErr w:type="spellEnd"/>
+      <w:proofErr w:type="gramEnd"/>
+      <w:r>
+        <w:rPr>
+          <w:rStyle w:val="Strong"/>
+          <w:b w:val="0"/>
+          <w:bCs w:val="0"/>
+        </w:rPr>
+        <w:t xml:space="preserve"> appropriate</w:t>
+      </w:r>
+    </w:p>
+    <w:p>
+      <w:pPr>
+        <w:pStyle w:val="ListParagraph"/>
+        <w:numPr>
+          <w:ilvl w:val="0"/>
+          <w:numId w:val="32"/>
+        </w:numPr>
+        <w:spacing w:after="0"/>
+        <w:rPr>
+          <w:rStyle w:val="Strong"/>
+          <w:b w:val="0"/>
+          <w:bCs w:val="0"/>
+        </w:rPr>
+      </w:pPr>
+      <w:r>
+        <w:rPr>
+          <w:rStyle w:val="Strong"/>
+          <w:b w:val="0"/>
+          <w:bCs w:val="0"/>
+        </w:rPr>
+        <w:t>Note if the vasculature and ureter are open/patent/occluded/</w:t>
+      </w:r>
+      <w:proofErr w:type="spellStart"/>
+      <w:proofErr w:type="gramStart"/>
+      <w:r>
+        <w:rPr>
+          <w:rStyle w:val="Strong"/>
+          <w:b w:val="0"/>
+          <w:bCs w:val="0"/>
+        </w:rPr>
+        <w:t>non viable</w:t>
+      </w:r>
+      <w:proofErr w:type="spellEnd"/>
+      <w:proofErr w:type="gramEnd"/>
+      <w:r>
+        <w:rPr>
+          <w:rStyle w:val="Strong"/>
+          <w:b w:val="0"/>
+          <w:bCs w:val="0"/>
+        </w:rPr>
+        <w:t xml:space="preserve"> at the margins</w:t>
+      </w:r>
+    </w:p>
+    <w:p>
+      <w:pPr>
+        <w:pStyle w:val="ListParagraph"/>
+        <w:numPr>
+          <w:ilvl w:val="0"/>
+          <w:numId w:val="32"/>
+        </w:numPr>
+        <w:spacing w:after="0"/>
+        <w:rPr>
+          <w:rStyle w:val="Strong"/>
+          <w:b w:val="0"/>
+          <w:bCs w:val="0"/>
+        </w:rPr>
+      </w:pPr>
+      <w:r>
+        <w:rPr>
+          <w:rStyle w:val="Strong"/>
+          <w:b w:val="0"/>
+          <w:bCs w:val="0"/>
+        </w:rPr>
+        <w:t xml:space="preserve">Open the ureter and describe mucosa. </w:t>
+      </w:r>
+    </w:p>
+    <w:p>
+      <w:pPr>
+        <w:pStyle w:val="ListParagraph"/>
+        <w:numPr>
+          <w:ilvl w:val="0"/>
+          <w:numId w:val="32"/>
+        </w:numPr>
+        <w:spacing w:after="0"/>
+        <w:rPr>
+          <w:rStyle w:val="Strong"/>
+          <w:b w:val="0"/>
+          <w:bCs w:val="0"/>
+        </w:rPr>
+      </w:pPr>
+      <w:r>
+        <w:rPr>
+          <w:rStyle w:val="Strong"/>
+          <w:b w:val="0"/>
+          <w:bCs w:val="0"/>
+        </w:rPr>
+        <w:t>Bivalve the kidney and describe the parenchyma, vasculature, any lesions</w:t>
+      </w:r>
+    </w:p>
+    <w:p>
+      <w:pPr>
+        <w:pStyle w:val="ListParagraph"/>
+        <w:numPr>
+          <w:ilvl w:val="0"/>
+          <w:numId w:val="32"/>
+        </w:numPr>
+        <w:spacing w:after="0"/>
+        <w:rPr>
+          <w:rStyle w:val="Strong"/>
+          <w:b w:val="0"/>
+          <w:bCs w:val="0"/>
+        </w:rPr>
+      </w:pPr>
+      <w:r>
+        <w:rPr>
+          <w:rStyle w:val="Strong"/>
+          <w:b w:val="0"/>
+          <w:bCs w:val="0"/>
+        </w:rPr>
+        <w:t>Take gross photographs of any lesions and the surfaces of the kidney parenchyma</w:t>
+      </w:r>
+    </w:p>
+    <w:p>
+      <w:pPr>
+        <w:pStyle w:val="ListParagraph"/>
+        <w:numPr>
+          <w:ilvl w:val="0"/>
+          <w:numId w:val="32"/>
+        </w:numPr>
+        <w:spacing w:after="0"/>
+        <w:rPr>
+          <w:rStyle w:val="Strong"/>
+          <w:b w:val="0"/>
+          <w:bCs w:val="0"/>
+        </w:rPr>
+      </w:pPr>
+      <w:r>
+        <w:rPr>
+          <w:rStyle w:val="Strong"/>
+          <w:b w:val="0"/>
+          <w:bCs w:val="0"/>
+        </w:rPr>
+        <w:t>Submit sections of the vascular and ureter margins</w:t>
+      </w:r>
+    </w:p>
+    <w:p>
+      <w:pPr>
+        <w:pStyle w:val="ListParagraph"/>
+        <w:numPr>
+          <w:ilvl w:val="0"/>
+          <w:numId w:val="32"/>
+        </w:numPr>
+        <w:spacing w:after="0"/>
+        <w:rPr>
+          <w:rStyle w:val="Strong"/>
+          <w:b w:val="0"/>
+          <w:bCs w:val="0"/>
+        </w:rPr>
+      </w:pPr>
+      <w:r>
+        <w:rPr>
+          <w:rStyle w:val="Strong"/>
+          <w:b w:val="0"/>
+          <w:bCs w:val="0"/>
+        </w:rPr>
+        <w:t>Submit sections of possible lesions</w:t>
+      </w:r>
+    </w:p>
+    <w:p>
+      <w:pPr>
+        <w:pStyle w:val="ListParagraph"/>
+        <w:numPr>
+          <w:ilvl w:val="0"/>
+          <w:numId w:val="32"/>
+        </w:numPr>
+        <w:spacing w:after="0"/>
+        <w:rPr>
+          <w:rStyle w:val="Strong"/>
+          <w:b w:val="0"/>
+          <w:bCs w:val="0"/>
+        </w:rPr>
+      </w:pPr>
+      <w:r>
+        <w:rPr>
+          <w:rStyle w:val="Strong"/>
+          <w:b w:val="0"/>
+          <w:bCs w:val="0"/>
+        </w:rPr>
+        <w:t>Submit sections of representative kidney</w:t>
+      </w:r>
+    </w:p>
+    <w:p>
+      <w:pPr>
+        <w:spacing w:after="0"/>
+        <w:rPr>
+          <w:rStyle w:val="Strong"/>
+        </w:rPr>
+      </w:pPr>
+    </w:p>
+    <w:p>
+      <w:pPr>
+        <w:spacing w:after="0"/>
+        <w:rPr>
+          <w:rStyle w:val="Strong"/>
+        </w:rPr>
+      </w:pPr>
+      <w:r>
+        <w:rPr>
+          <w:rStyle w:val="Strong"/>
+        </w:rPr>
+        <w:t>Sections for Histology:</w:t>
+      </w:r>
+    </w:p>
+    <w:p>
+      <w:pPr>
+        <w:pStyle w:val="ListParagraph"/>
+        <w:numPr>
+          <w:ilvl w:val="0"/>
+          <w:numId w:val="26"/>
+        </w:numPr>
+        <w:spacing w:after="0"/>
+        <w:rPr>
+          <w:rStyle w:val="Strong"/>
+          <w:b w:val="0"/>
+          <w:bCs w:val="0"/>
+        </w:rPr>
+      </w:pPr>
+      <w:r>
+        <w:rPr>
+          <w:rStyle w:val="Strong"/>
+          <w:b w:val="0"/>
+          <w:bCs w:val="0"/>
+        </w:rPr>
+        <w:t xml:space="preserve">Vascular and ureter margins </w:t>
+      </w:r>
+    </w:p>
+    <w:p>
+      <w:pPr>
+        <w:pStyle w:val="ListParagraph"/>
+        <w:numPr>
+          <w:ilvl w:val="0"/>
+          <w:numId w:val="26"/>
+        </w:numPr>
+        <w:spacing w:after="0"/>
+        <w:rPr>
+          <w:rStyle w:val="Strong"/>
+          <w:b w:val="0"/>
+          <w:bCs w:val="0"/>
+        </w:rPr>
+      </w:pPr>
+      <w:r>
+        <w:rPr>
+          <w:rStyle w:val="Strong"/>
+          <w:b w:val="0"/>
+          <w:bCs w:val="0"/>
+        </w:rPr>
+        <w:t>Representative kidney parenchyma</w:t>
+      </w:r>
+      <w:r>
+        <w:rPr>
+          <w:rStyle w:val="Strong"/>
+          <w:b w:val="0"/>
+          <w:bCs w:val="0"/>
+        </w:rPr>
+        <w:t xml:space="preserve">, and lesion sampling </w:t>
+      </w:r>
+      <w:r>
+        <w:rPr>
+          <w:rStyle w:val="Strong"/>
+          <w:b w:val="0"/>
+          <w:bCs w:val="0"/>
+        </w:rPr>
+        <w:t xml:space="preserve"> </w:t>
+      </w:r>
+    </w:p>
+    <w:p>
+      <w:pPr>
+        <w:pStyle w:val="ListParagraph"/>
+        <w:spacing w:after="0"/>
+        <w:rPr>
+          <w:rStyle w:val="Strong"/>
+          <w:b w:val="0"/>
+          <w:bCs w:val="0"/>
+        </w:rPr>
+      </w:pPr>
+    </w:p>
+    <w:p>
+      <w:pPr>
+        <w:spacing w:after="0"/>
+        <w:rPr>
+          <w:rStyle w:val="Strong"/>
+        </w:rPr>
+      </w:pPr>
+      <w:r>
+        <w:rPr>
+          <w:rStyle w:val="Strong"/>
+        </w:rPr>
+        <w:t>Header Example:</w:t>
+      </w:r>
+    </w:p>
+    <w:p>
+      <w:pPr>
+        <w:spacing w:after="0"/>
+      </w:pPr>
+      <w:r>
+        <w:t>Kidney, native, nephrectomy:</w:t>
+      </w:r>
+    </w:p>
+    <w:p>
+      <w:pPr>
+        <w:spacing w:after="0"/>
+        <w:jc w:val="both"/>
+      </w:pPr>
+    </w:p>
+    <w:p>
+      <w:pPr>
+        <w:spacing w:after="0"/>
+        <w:jc w:val="both"/>
+      </w:pPr>
+      <w:r>
+        <w:t xml:space="preserve">A) Designated "___ kidney" is a ___ g, nephrectomy specimen (___ x ___ </w:t>
+      </w:r>
+      <w:proofErr w:type="spellStart"/>
+      <w:r>
+        <w:t>x</w:t>
+      </w:r>
+      <w:proofErr w:type="spellEnd"/>
+      <w:r>
+        <w:t xml:space="preserve"> ___ cm). The external surface is </w:t>
+      </w:r>
+      <w:proofErr w:type="gramStart"/>
+      <w:r>
+        <w:t>yellow-purple</w:t>
+      </w:r>
+      <w:proofErr w:type="gramEnd"/>
+      <w:r>
+        <w:t xml:space="preserve"> with moderately ragged and dull adherent tissue, some tissue appears purulent with focal areas of red discoloration, suggestive of hemorrhage. The section of kidney appears overall intact; however, there is a small area (___ cm full-thickness perforation with a suture protruding from it), possibly secondary to a possible percutaneous nephrostomy site. There are multiple white clips and staple lines found along the </w:t>
+      </w:r>
+      <w:proofErr w:type="gramStart"/>
+      <w:r>
+        <w:t>specimen</w:t>
+      </w:r>
+      <w:proofErr w:type="gramEnd"/>
+      <w:r>
+        <w:t xml:space="preserve">, which are removed, which underlying are found the vascular margins, as well as ureter margin. A ureter (___ cm in length and averages ___ cm in diameter) and renal vasculature bundle (___ cm in length and averages ___ up to ___ cm in diameter) are present at the hilum and appear patent and unremarkable. Additionally, on one edge of the specimen, there is a portion of pink-purple </w:t>
+      </w:r>
+      <w:proofErr w:type="spellStart"/>
+      <w:r>
+        <w:t>fibromembranous</w:t>
+      </w:r>
+      <w:proofErr w:type="spellEnd"/>
+      <w:r>
+        <w:t xml:space="preserve"> tissue with attached purulent areas, consistent with possible Gerota's fascia (___ x ___ cm surface area). The outer surface of the kidney is inked green.</w:t>
+      </w:r>
+    </w:p>
+    <w:p>
+      <w:pPr>
+        <w:spacing w:after="0"/>
+        <w:jc w:val="both"/>
+      </w:pPr>
+    </w:p>
+    <w:p>
+      <w:pPr>
+        <w:spacing w:after="0"/>
+        <w:jc w:val="both"/>
+      </w:pPr>
+      <w:r>
+        <w:t xml:space="preserve">The specimen is bivalved to reveal a markedly disrupted renal parenchyma that consists of yellow-red, purulent/necrotic material found predominantly within the ___ pole of the kidney, displacing normal renal parenchyma. The gangrenous area appears to involve the renal capsule, with the largest area of involvement up to ___ cm within the ___ pole. Found abutting the gangrenous area within the ___ pole of the kidney, there is a fluid-filled space, filled with serous pale-red fluid. There are other areas of similar </w:t>
+      </w:r>
+      <w:r>
+        <w:lastRenderedPageBreak/>
+        <w:t xml:space="preserve">description found up to ___ cm in the ___ pole. The renal calyces and urothelium appear hemorrhagic, with a blue coil catheter that is up to ___ cm in length and averages ___ cm in diameter, consistent with the percutaneous catheter resting within the renal pelvis. There is appreciable distortion of the regular renal parenchyma with little normal renal or uninvolved parenchyma, with the possible areas of uninvolved parenchyma to have a cortical thickness of about ___ cm. Further sectioning does not reveal any other grossly discernible lesions. There is a portion of yellow-brown tissue with a rind-like appearance, compatible with a possible adrenal gland found within the superior portion of the kidney (___ x ___ </w:t>
+      </w:r>
+      <w:proofErr w:type="spellStart"/>
+      <w:r>
+        <w:t>x</w:t>
+      </w:r>
+      <w:proofErr w:type="spellEnd"/>
+      <w:r>
+        <w:t xml:space="preserve"> ___ cm).</w:t>
+      </w:r>
+    </w:p>
+    <w:p>
+      <w:pPr>
+        <w:spacing w:after="0"/>
+      </w:pPr>
+    </w:p>
+    <w:p>
+      <w:pPr>
+        <w:spacing w:after="0"/>
+      </w:pPr>
+      <w:r>
+        <w:t>Gross photographs are taken. Representative sections are submitted as follows:</w:t>
+      </w:r>
+    </w:p>
+    <w:p>
+      <w:pPr>
+        <w:spacing w:after="0"/>
+      </w:pPr>
+    </w:p>
+    <w:p>
+      <w:pPr>
+        <w:spacing w:after="0"/>
+      </w:pPr>
+      <w:r>
+        <w:t>(A1) Vascular and ureter margin</w:t>
+      </w:r>
+      <w:r>
+        <w:br/>
+        <w:t>(A2) Adrenal gland</w:t>
+      </w:r>
+      <w:r>
+        <w:br/>
+        <w:t>(A3) Superior pole, candidate uninvolved parenchyma with cortex and medulla</w:t>
+      </w:r>
+      <w:r>
+        <w:br/>
+        <w:t>(A4-A5) Superior pole</w:t>
+      </w:r>
+      <w:r>
+        <w:br/>
+        <w:t>(A6-A7) Mid pole</w:t>
+      </w:r>
+      <w:r>
+        <w:br/>
+        <w:t>   (A6) To include sampling adjacent to renal pelvis</w:t>
+      </w:r>
+      <w:r>
+        <w:br/>
+        <w:t>   (A7) To include sampling of area near possible ruptured capsule</w:t>
+      </w:r>
+      <w:r>
+        <w:br/>
+        <w:t>(A8-A9) Lower pole</w:t>
+      </w:r>
+      <w:r>
+        <w:br/>
+        <w:t>(A10) Additional urothelial sampling</w:t>
+      </w:r>
+    </w:p>
+    <w:p>
+      <w:pPr>
+        <w:spacing w:after="0"/>
+      </w:pPr>
+    </w:p>
+    <w:p>
+      <w:pPr>
+        <w:pStyle w:val="Heading1"/>
+      </w:pPr>
+      <w:r>
+        <w:t xml:space="preserve">Kidney- </w:t>
+      </w:r>
+      <w:r>
         <w:t>Non-Urothelial T</w:t>
       </w:r>
       <w:r>
@@ -5932,34 +7085,7 @@
           <w:b w:val="0"/>
           <w:bCs w:val="0"/>
         </w:rPr>
-        <w:t xml:space="preserve"> tumors, specifically RCC, are staged and graded based on both size and extent. For the lower stages it is more size, &lt;/= 4 cm, 4-7 cm, 7-10cm, and &gt;10cm but all limited to the kidney. For stages 3 and 4 (and subcategories) extension into surrounding vein, branches, perirenal/renal sinus fat, </w:t>
-      </w:r>
-      <w:r>
-        <w:rPr>
-          <w:rStyle w:val="Strong"/>
-          <w:b w:val="0"/>
-          <w:bCs w:val="0"/>
-        </w:rPr>
-        <w:lastRenderedPageBreak/>
-        <w:t xml:space="preserve">vena cava, and tumor invades beyond </w:t>
-      </w:r>
-      <w:proofErr w:type="spellStart"/>
-      <w:r>
-        <w:rPr>
-          <w:rStyle w:val="Strong"/>
-          <w:b w:val="0"/>
-          <w:bCs w:val="0"/>
-        </w:rPr>
-        <w:t>Gerota’s</w:t>
-      </w:r>
-      <w:proofErr w:type="spellEnd"/>
-      <w:r>
-        <w:rPr>
-          <w:rStyle w:val="Strong"/>
-          <w:b w:val="0"/>
-          <w:bCs w:val="0"/>
-        </w:rPr>
-        <w:t xml:space="preserve"> fascia and adrenal gland. *If your tumor has the appearance or differential to include Wilm’s tumor, look up the specific synoptic for submission guidelines and staging criteria.</w:t>
+        <w:t xml:space="preserve"> tumors, specifically RCC, are staged and graded based on both size and extent. For the lower stages it is more size, &lt;/= 4 cm, 4-7 cm, 7-10cm, and &gt;10cm but all limited to the kidney. For stages 3 and 4 (and subcategories) extension into surrounding vein, branches, perirenal/renal sinus fat, vena cava, and tumor invades beyond Gerota’s fascia and adrenal gland. *If your tumor has the appearance or differential to include Wilm’s tumor, look up the specific synoptic for submission guidelines and staging criteria.</w:t>
       </w:r>
     </w:p>
     <w:p>
@@ -6327,6 +7453,7 @@
         <w:rPr>
           <w:rStyle w:val="Strong"/>
         </w:rPr>
+        <w:lastRenderedPageBreak/>
         <w:t>Sections for Histology:</w:t>
       </w:r>
     </w:p>
@@ -6375,23 +7502,13 @@
         </w:rPr>
         <w:t xml:space="preserve">Tumor to </w:t>
       </w:r>
-      <w:proofErr w:type="spellStart"/>
-      <w:r>
-        <w:rPr>
-          <w:rStyle w:val="Strong"/>
-          <w:b w:val="0"/>
-          <w:bCs w:val="0"/>
-        </w:rPr>
-        <w:t>Gerota’s</w:t>
-      </w:r>
-      <w:proofErr w:type="spellEnd"/>
-      <w:r>
-        <w:rPr>
-          <w:rStyle w:val="Strong"/>
-          <w:b w:val="0"/>
-          <w:bCs w:val="0"/>
-        </w:rPr>
-        <w:t xml:space="preserve"> fascia</w:t>
+      <w:r>
+        <w:rPr>
+          <w:rStyle w:val="Strong"/>
+          <w:b w:val="0"/>
+          <w:bCs w:val="0"/>
+        </w:rPr>
+        <w:t>Gerota’s fascia</w:t>
       </w:r>
     </w:p>
     <w:p>
@@ -7030,7 +8147,85 @@
           <w:b w:val="0"/>
           <w:bCs w:val="0"/>
         </w:rPr>
-        <w:t xml:space="preserve">% of the renal parenchyma with prominent protrusion into the minimal intact renal pelvis which is with signs of hydronephrosis in the upper pelvis.  Perirenal extension is grossly identified, and the mass appears to abut but not grossly invade </w:t>
+        <w:t>% of the renal parenchyma with prominent protrusion into the minimal intact renal pelvis which is with signs of hydronephrosis in the upper pelvis.  Perirenal extension is grossly identified, and the mass appears to abut but not grossly invade Gerota</w:t>
+      </w:r>
+      <w:r>
+        <w:rPr>
+          <w:rStyle w:val="Strong"/>
+          <w:b w:val="0"/>
+          <w:bCs w:val="0"/>
+        </w:rPr>
+        <w:t>’</w:t>
+      </w:r>
+      <w:r>
+        <w:rPr>
+          <w:rStyle w:val="Strong"/>
+          <w:b w:val="0"/>
+          <w:bCs w:val="0"/>
+        </w:rPr>
+        <w:t xml:space="preserve">s fascia. The mass displays focal areas of opaque, tan-yellow, dusky presumed necrosis occupying approximately </w:t>
+      </w:r>
+      <w:r>
+        <w:rPr>
+          <w:rStyle w:val="Strong"/>
+          <w:b w:val="0"/>
+          <w:bCs w:val="0"/>
+        </w:rPr>
+        <w:t>__</w:t>
+      </w:r>
+      <w:r>
+        <w:rPr>
+          <w:rStyle w:val="Strong"/>
+          <w:b w:val="0"/>
+          <w:bCs w:val="0"/>
+        </w:rPr>
+        <w:t xml:space="preserve">% of the mass surface area. Minimal uninvolved renal parenchyma is grossly identified, which is </w:t>
+      </w:r>
+      <w:proofErr w:type="gramStart"/>
+      <w:r>
+        <w:rPr>
+          <w:rStyle w:val="Strong"/>
+          <w:b w:val="0"/>
+          <w:bCs w:val="0"/>
+        </w:rPr>
+        <w:t>tan-brown</w:t>
+      </w:r>
+      <w:proofErr w:type="gramEnd"/>
+      <w:r>
+        <w:rPr>
+          <w:rStyle w:val="Strong"/>
+          <w:b w:val="0"/>
+          <w:bCs w:val="0"/>
+        </w:rPr>
+        <w:t xml:space="preserve"> with no grossly discernible normal renal architecture. No adrenal gland is identified. Gross photographs are taken, and representative sections are submitted as follows: </w:t>
+      </w:r>
+    </w:p>
+    <w:p>
+      <w:pPr>
+        <w:spacing w:after="0"/>
+        <w:rPr>
+          <w:rStyle w:val="Strong"/>
+          <w:b w:val="0"/>
+          <w:bCs w:val="0"/>
+        </w:rPr>
+      </w:pPr>
+    </w:p>
+    <w:p>
+      <w:pPr>
+        <w:spacing w:after="0"/>
+        <w:rPr>
+          <w:rStyle w:val="Strong"/>
+          <w:b w:val="0"/>
+          <w:bCs w:val="0"/>
+        </w:rPr>
+      </w:pPr>
+      <w:r>
+        <w:rPr>
+          <w:rStyle w:val="Strong"/>
+          <w:b w:val="0"/>
+          <w:bCs w:val="0"/>
+        </w:rPr>
+        <w:t xml:space="preserve">(A1) Ureteral and vascular margins, </w:t>
       </w:r>
       <w:proofErr w:type="spellStart"/>
       <w:r>
@@ -7039,7 +8234,52 @@
           <w:b w:val="0"/>
           <w:bCs w:val="0"/>
         </w:rPr>
-        <w:t>Gerota</w:t>
+        <w:t>en</w:t>
+      </w:r>
+      <w:proofErr w:type="spellEnd"/>
+      <w:r>
+        <w:rPr>
+          <w:rStyle w:val="Strong"/>
+          <w:b w:val="0"/>
+          <w:bCs w:val="0"/>
+        </w:rPr>
+        <w:t xml:space="preserve"> face </w:t>
+      </w:r>
+    </w:p>
+    <w:p>
+      <w:pPr>
+        <w:spacing w:after="0"/>
+        <w:rPr>
+          <w:rStyle w:val="Strong"/>
+          <w:b w:val="0"/>
+          <w:bCs w:val="0"/>
+        </w:rPr>
+      </w:pPr>
+      <w:r>
+        <w:rPr>
+          <w:rStyle w:val="Strong"/>
+          <w:b w:val="0"/>
+          <w:bCs w:val="0"/>
+        </w:rPr>
+        <w:t>(A2-A3) Renal urothelium involved by tumor</w:t>
+      </w:r>
+    </w:p>
+    <w:p>
+      <w:pPr>
+        <w:spacing w:after="0"/>
+        <w:rPr>
+          <w:rStyle w:val="Strong"/>
+          <w:b w:val="0"/>
+          <w:bCs w:val="0"/>
+        </w:rPr>
+      </w:pPr>
+      <w:r>
+        <w:rPr>
+          <w:rStyle w:val="Strong"/>
+          <w:b w:val="0"/>
+          <w:bCs w:val="0"/>
+        </w:rPr>
+        <w:t>(A4-A5) Tumor abutting Gerota</w:t>
       </w:r>
       <w:r>
         <w:rPr>
@@ -7055,167 +8295,7 @@
           <w:b w:val="0"/>
           <w:bCs w:val="0"/>
         </w:rPr>
-        <w:t>s</w:t>
-      </w:r>
-      <w:proofErr w:type="spellEnd"/>
-      <w:r>
-        <w:rPr>
-          <w:rStyle w:val="Strong"/>
-          <w:b w:val="0"/>
-          <w:bCs w:val="0"/>
-        </w:rPr>
-        <w:t xml:space="preserve"> fascia. The mass displays focal areas of opaque, tan-yellow, dusky presumed necrosis occupying approximately </w:t>
-      </w:r>
-      <w:r>
-        <w:rPr>
-          <w:rStyle w:val="Strong"/>
-          <w:b w:val="0"/>
-          <w:bCs w:val="0"/>
-        </w:rPr>
-        <w:t>__</w:t>
-      </w:r>
-      <w:r>
-        <w:rPr>
-          <w:rStyle w:val="Strong"/>
-          <w:b w:val="0"/>
-          <w:bCs w:val="0"/>
-        </w:rPr>
-        <w:t xml:space="preserve">% of the mass surface area. Minimal uninvolved renal parenchyma is grossly identified, which is </w:t>
-      </w:r>
-      <w:proofErr w:type="gramStart"/>
-      <w:r>
-        <w:rPr>
-          <w:rStyle w:val="Strong"/>
-          <w:b w:val="0"/>
-          <w:bCs w:val="0"/>
-        </w:rPr>
-        <w:t>tan-brown</w:t>
-      </w:r>
-      <w:proofErr w:type="gramEnd"/>
-      <w:r>
-        <w:rPr>
-          <w:rStyle w:val="Strong"/>
-          <w:b w:val="0"/>
-          <w:bCs w:val="0"/>
-        </w:rPr>
-        <w:t xml:space="preserve"> with no grossly discernible normal renal architecture. No adrenal gland is identified. Gross photographs are taken, and representative sections are submitted as follows: </w:t>
-      </w:r>
-    </w:p>
-    <w:p>
-      <w:pPr>
-        <w:spacing w:after="0"/>
-        <w:rPr>
-          <w:rStyle w:val="Strong"/>
-          <w:b w:val="0"/>
-          <w:bCs w:val="0"/>
-        </w:rPr>
-      </w:pPr>
-    </w:p>
-    <w:p>
-      <w:pPr>
-        <w:spacing w:after="0"/>
-        <w:rPr>
-          <w:rStyle w:val="Strong"/>
-          <w:b w:val="0"/>
-          <w:bCs w:val="0"/>
-        </w:rPr>
-      </w:pPr>
-      <w:r>
-        <w:rPr>
-          <w:rStyle w:val="Strong"/>
-          <w:b w:val="0"/>
-          <w:bCs w:val="0"/>
-        </w:rPr>
-        <w:lastRenderedPageBreak/>
-        <w:t xml:space="preserve">(A1) Ureteral and vascular margins, </w:t>
-      </w:r>
-      <w:proofErr w:type="spellStart"/>
-      <w:r>
-        <w:rPr>
-          <w:rStyle w:val="Strong"/>
-          <w:b w:val="0"/>
-          <w:bCs w:val="0"/>
-        </w:rPr>
-        <w:t>en</w:t>
-      </w:r>
-      <w:proofErr w:type="spellEnd"/>
-      <w:r>
-        <w:rPr>
-          <w:rStyle w:val="Strong"/>
-          <w:b w:val="0"/>
-          <w:bCs w:val="0"/>
-        </w:rPr>
-        <w:t xml:space="preserve"> face </w:t>
-      </w:r>
-    </w:p>
-    <w:p>
-      <w:pPr>
-        <w:spacing w:after="0"/>
-        <w:rPr>
-          <w:rStyle w:val="Strong"/>
-          <w:b w:val="0"/>
-          <w:bCs w:val="0"/>
-        </w:rPr>
-      </w:pPr>
-      <w:r>
-        <w:rPr>
-          <w:rStyle w:val="Strong"/>
-          <w:b w:val="0"/>
-          <w:bCs w:val="0"/>
-        </w:rPr>
-        <w:t>(A2-A3) Renal urothelium involved by tumor</w:t>
-      </w:r>
-    </w:p>
-    <w:p>
-      <w:pPr>
-        <w:spacing w:after="0"/>
-        <w:rPr>
-          <w:rStyle w:val="Strong"/>
-          <w:b w:val="0"/>
-          <w:bCs w:val="0"/>
-        </w:rPr>
-      </w:pPr>
-      <w:r>
-        <w:rPr>
-          <w:rStyle w:val="Strong"/>
-          <w:b w:val="0"/>
-          <w:bCs w:val="0"/>
-        </w:rPr>
-        <w:t xml:space="preserve">(A4-A5) Tumor abutting </w:t>
-      </w:r>
-      <w:proofErr w:type="spellStart"/>
-      <w:r>
-        <w:rPr>
-          <w:rStyle w:val="Strong"/>
-          <w:b w:val="0"/>
-          <w:bCs w:val="0"/>
-        </w:rPr>
-        <w:t>Gerota</w:t>
-      </w:r>
-      <w:r>
-        <w:rPr>
-          <w:rStyle w:val="Strong"/>
-          <w:b w:val="0"/>
-          <w:bCs w:val="0"/>
-        </w:rPr>
-        <w:t>’</w:t>
-      </w:r>
-      <w:r>
-        <w:rPr>
-          <w:rStyle w:val="Strong"/>
-          <w:b w:val="0"/>
-          <w:bCs w:val="0"/>
-        </w:rPr>
-        <w:t>s</w:t>
-      </w:r>
-      <w:proofErr w:type="spellEnd"/>
-      <w:r>
-        <w:rPr>
-          <w:rStyle w:val="Strong"/>
-          <w:b w:val="0"/>
-          <w:bCs w:val="0"/>
-        </w:rPr>
-        <w:t xml:space="preserve"> fascia</w:t>
+        <w:t>s fascia</w:t>
       </w:r>
     </w:p>
     <w:p>
@@ -7413,6 +8493,7 @@
           <w:b w:val="0"/>
           <w:bCs w:val="0"/>
         </w:rPr>
+        <w:lastRenderedPageBreak/>
         <w:t xml:space="preserve">Measure the specimen in three dimensions </w:t>
       </w:r>
     </w:p>
@@ -8032,8 +9113,434 @@
           <w:b w:val="0"/>
           <w:bCs w:val="0"/>
         </w:rPr>
-        <w:t xml:space="preserve"> in diameter. The kidney is entirely encapsulated by perinephric adipose tissue measuring </w:t>
-      </w:r>
+        <w:t xml:space="preserve"> in diameter. The kidney is entirely encapsulated by perinephric adipose tissue measuring up to </w:t>
+      </w:r>
+      <w:r>
+        <w:rPr>
+          <w:rStyle w:val="Strong"/>
+          <w:b w:val="0"/>
+          <w:bCs w:val="0"/>
+        </w:rPr>
+        <w:t xml:space="preserve">__ </w:t>
+      </w:r>
+      <w:r>
+        <w:rPr>
+          <w:rStyle w:val="Strong"/>
+          <w:b w:val="0"/>
+          <w:bCs w:val="0"/>
+        </w:rPr>
+        <w:t xml:space="preserve">cm in </w:t>
+      </w:r>
+      <w:r>
+        <w:rPr>
+          <w:rStyle w:val="Strong"/>
+          <w:b w:val="0"/>
+          <w:bCs w:val="0"/>
+        </w:rPr>
+        <w:t>thickness and</w:t>
+      </w:r>
+      <w:r>
+        <w:rPr>
+          <w:rStyle w:val="Strong"/>
+          <w:b w:val="0"/>
+          <w:bCs w:val="0"/>
+        </w:rPr>
+        <w:t xml:space="preserve"> is </w:t>
+      </w:r>
+      <w:r>
+        <w:rPr>
+          <w:rStyle w:val="Strong"/>
+          <w:b w:val="0"/>
+          <w:bCs w:val="0"/>
+        </w:rPr>
+        <w:t xml:space="preserve">inked green. No distinct bladder cuff is grossly identified on the ureter. The ureter external </w:t>
+      </w:r>
+      <w:r>
+        <w:rPr>
+          <w:rStyle w:val="Strong"/>
+          <w:b w:val="0"/>
+          <w:bCs w:val="0"/>
+        </w:rPr>
+        <w:t xml:space="preserve">surface </w:t>
+      </w:r>
+      <w:r>
+        <w:rPr>
+          <w:rStyle w:val="Strong"/>
+          <w:b w:val="0"/>
+          <w:bCs w:val="0"/>
+        </w:rPr>
+        <w:t xml:space="preserve">is entirely inked black. </w:t>
+      </w:r>
+      <w:r>
+        <w:rPr>
+          <w:rStyle w:val="Strong"/>
+          <w:b w:val="0"/>
+          <w:bCs w:val="0"/>
+        </w:rPr>
+        <w:t>T</w:t>
+      </w:r>
+      <w:r>
+        <w:rPr>
+          <w:rStyle w:val="Strong"/>
+          <w:b w:val="0"/>
+          <w:bCs w:val="0"/>
+        </w:rPr>
+        <w:t>he renal vein</w:t>
+      </w:r>
+      <w:r>
+        <w:rPr>
+          <w:rStyle w:val="Strong"/>
+          <w:b w:val="0"/>
+          <w:bCs w:val="0"/>
+        </w:rPr>
+        <w:t xml:space="preserve"> </w:t>
+      </w:r>
+      <w:r>
+        <w:rPr>
+          <w:rStyle w:val="Strong"/>
+          <w:b w:val="0"/>
+          <w:bCs w:val="0"/>
+        </w:rPr>
+        <w:t xml:space="preserve">and artery are probe patent. </w:t>
+      </w:r>
+    </w:p>
+    <w:p>
+      <w:pPr>
+        <w:rPr>
+          <w:rStyle w:val="Strong"/>
+          <w:b w:val="0"/>
+          <w:bCs w:val="0"/>
+        </w:rPr>
+      </w:pPr>
+      <w:r>
+        <w:rPr>
+          <w:rStyle w:val="Strong"/>
+          <w:b w:val="0"/>
+          <w:bCs w:val="0"/>
+        </w:rPr>
+        <w:t xml:space="preserve">The ureter is opened longitudinally to reveal a circumferential </w:t>
+      </w:r>
+      <w:r>
+        <w:rPr>
+          <w:rStyle w:val="Strong"/>
+          <w:b w:val="0"/>
+          <w:bCs w:val="0"/>
+        </w:rPr>
+        <w:t>__</w:t>
+      </w:r>
+      <w:r>
+        <w:rPr>
+          <w:rStyle w:val="Strong"/>
+          <w:b w:val="0"/>
+          <w:bCs w:val="0"/>
+        </w:rPr>
+        <w:t xml:space="preserve"> cm in length exophytic papillary tan mass, </w:t>
+      </w:r>
+      <w:r>
+        <w:rPr>
+          <w:rStyle w:val="Strong"/>
+          <w:b w:val="0"/>
+          <w:bCs w:val="0"/>
+        </w:rPr>
+        <w:t xml:space="preserve">__ x __ </w:t>
+      </w:r>
+      <w:proofErr w:type="spellStart"/>
+      <w:r>
+        <w:rPr>
+          <w:rStyle w:val="Strong"/>
+          <w:b w:val="0"/>
+          <w:bCs w:val="0"/>
+        </w:rPr>
+        <w:t>x</w:t>
+      </w:r>
+      <w:proofErr w:type="spellEnd"/>
+      <w:r>
+        <w:rPr>
+          <w:rStyle w:val="Strong"/>
+          <w:b w:val="0"/>
+          <w:bCs w:val="0"/>
+        </w:rPr>
+        <w:t xml:space="preserve"> __</w:t>
+      </w:r>
+      <w:r>
+        <w:rPr>
+          <w:rStyle w:val="Strong"/>
+          <w:b w:val="0"/>
+          <w:bCs w:val="0"/>
+        </w:rPr>
+        <w:t xml:space="preserve"> </w:t>
+      </w:r>
+      <w:r>
+        <w:rPr>
+          <w:rStyle w:val="Strong"/>
+          <w:b w:val="0"/>
+          <w:bCs w:val="0"/>
+        </w:rPr>
+        <w:t>cm,</w:t>
+      </w:r>
+      <w:r>
+        <w:rPr>
+          <w:rStyle w:val="Strong"/>
+          <w:b w:val="0"/>
+          <w:bCs w:val="0"/>
+        </w:rPr>
+        <w:t xml:space="preserve"> </w:t>
+      </w:r>
+      <w:r>
+        <w:rPr>
+          <w:rStyle w:val="Strong"/>
+          <w:b w:val="0"/>
+          <w:bCs w:val="0"/>
+        </w:rPr>
+        <w:t>__</w:t>
+      </w:r>
+      <w:r>
+        <w:rPr>
+          <w:rStyle w:val="Strong"/>
+          <w:b w:val="0"/>
+          <w:bCs w:val="0"/>
+        </w:rPr>
+        <w:t xml:space="preserve"> cm from the ureteral margin and </w:t>
+      </w:r>
+      <w:r>
+        <w:rPr>
+          <w:rStyle w:val="Strong"/>
+          <w:b w:val="0"/>
+          <w:bCs w:val="0"/>
+        </w:rPr>
+        <w:t>__</w:t>
+      </w:r>
+      <w:r>
+        <w:rPr>
+          <w:rStyle w:val="Strong"/>
+          <w:b w:val="0"/>
+          <w:bCs w:val="0"/>
+        </w:rPr>
+        <w:t xml:space="preserve"> cm distal to the renal pelvis.  Sectioning through the ureteral mass reveals no grossly invasive component with a well-defined border separate from the ureteral submucosa. </w:t>
+      </w:r>
+    </w:p>
+    <w:p>
+      <w:pPr>
+        <w:rPr>
+          <w:rStyle w:val="Strong"/>
+          <w:b w:val="0"/>
+          <w:bCs w:val="0"/>
+        </w:rPr>
+      </w:pPr>
+      <w:r>
+        <w:rPr>
+          <w:rStyle w:val="Strong"/>
+          <w:b w:val="0"/>
+          <w:bCs w:val="0"/>
+        </w:rPr>
+        <w:t>Cut surfaces demonstrate</w:t>
+      </w:r>
+      <w:r>
+        <w:rPr>
+          <w:rStyle w:val="Strong"/>
+          <w:b w:val="0"/>
+          <w:bCs w:val="0"/>
+        </w:rPr>
+        <w:t xml:space="preserve"> a distended renal pelvis filled with a copious amount of loose, </w:t>
+      </w:r>
+      <w:proofErr w:type="gramStart"/>
+      <w:r>
+        <w:rPr>
+          <w:rStyle w:val="Strong"/>
+          <w:b w:val="0"/>
+          <w:bCs w:val="0"/>
+        </w:rPr>
+        <w:t>tan-pink</w:t>
+      </w:r>
+      <w:proofErr w:type="gramEnd"/>
+      <w:r>
+        <w:rPr>
+          <w:rStyle w:val="Strong"/>
+          <w:b w:val="0"/>
+          <w:bCs w:val="0"/>
+        </w:rPr>
+        <w:t>, exophytic, friable tumor</w:t>
+      </w:r>
+      <w:r>
+        <w:rPr>
+          <w:rStyle w:val="Strong"/>
+          <w:b w:val="0"/>
+          <w:bCs w:val="0"/>
+        </w:rPr>
+        <w:t xml:space="preserve">, __ x __ </w:t>
+      </w:r>
+      <w:proofErr w:type="spellStart"/>
+      <w:r>
+        <w:rPr>
+          <w:rStyle w:val="Strong"/>
+          <w:b w:val="0"/>
+          <w:bCs w:val="0"/>
+        </w:rPr>
+        <w:t>x</w:t>
+      </w:r>
+      <w:proofErr w:type="spellEnd"/>
+      <w:r>
+        <w:rPr>
+          <w:rStyle w:val="Strong"/>
+          <w:b w:val="0"/>
+          <w:bCs w:val="0"/>
+        </w:rPr>
+        <w:t xml:space="preserve"> __ cm</w:t>
+      </w:r>
+      <w:r>
+        <w:rPr>
+          <w:rStyle w:val="Strong"/>
+          <w:b w:val="0"/>
+          <w:bCs w:val="0"/>
+        </w:rPr>
+        <w:t>, originat</w:t>
+      </w:r>
+      <w:r>
+        <w:rPr>
+          <w:rStyle w:val="Strong"/>
+          <w:b w:val="0"/>
+          <w:bCs w:val="0"/>
+        </w:rPr>
+        <w:t>ing</w:t>
+      </w:r>
+      <w:r>
+        <w:rPr>
+          <w:rStyle w:val="Strong"/>
+          <w:b w:val="0"/>
+          <w:bCs w:val="0"/>
+        </w:rPr>
+        <w:t xml:space="preserve"> in the renal calic</w:t>
+      </w:r>
+      <w:r>
+        <w:rPr>
+          <w:rStyle w:val="Strong"/>
+          <w:b w:val="0"/>
+          <w:bCs w:val="0"/>
+        </w:rPr>
+        <w:t>eal mucosa</w:t>
+      </w:r>
+      <w:r>
+        <w:rPr>
+          <w:rStyle w:val="Strong"/>
+          <w:b w:val="0"/>
+          <w:bCs w:val="0"/>
+        </w:rPr>
+        <w:t xml:space="preserve">. Further sectioning reveals that the calices and urothelial collecting system are diffusely involved by tumor but with no definitive invasion into the underlying renal parenchyma. The uninvolved cortical renal parenchyma is pink-brown, </w:t>
+      </w:r>
+      <w:r>
+        <w:rPr>
+          <w:rStyle w:val="Strong"/>
+          <w:b w:val="0"/>
+          <w:bCs w:val="0"/>
+        </w:rPr>
+        <w:t>rubbery,</w:t>
+      </w:r>
+      <w:r>
+        <w:rPr>
+          <w:rStyle w:val="Strong"/>
+          <w:b w:val="0"/>
+          <w:bCs w:val="0"/>
+        </w:rPr>
+        <w:t xml:space="preserve"> and unremarkable with a well-defined cortical medullary junction and a cortical thickness of approximately </w:t>
+      </w:r>
+      <w:r>
+        <w:rPr>
+          <w:rStyle w:val="Strong"/>
+          <w:b w:val="0"/>
+          <w:bCs w:val="0"/>
+        </w:rPr>
+        <w:t xml:space="preserve">__ </w:t>
+      </w:r>
+      <w:r>
+        <w:rPr>
+          <w:rStyle w:val="Strong"/>
+          <w:b w:val="0"/>
+          <w:bCs w:val="0"/>
+        </w:rPr>
+        <w:t>cm.  No lymph nodes or adrenal gland are identified within the perinephric adipose tissue. Gross photographs are taken, and representative sections are submitted as:</w:t>
+      </w:r>
+    </w:p>
+    <w:p>
+      <w:pPr>
+        <w:spacing w:after="0"/>
+        <w:rPr>
+          <w:rStyle w:val="Strong"/>
+          <w:b w:val="0"/>
+          <w:bCs w:val="0"/>
+        </w:rPr>
+      </w:pPr>
+      <w:r>
+        <w:rPr>
+          <w:rStyle w:val="Strong"/>
+          <w:b w:val="0"/>
+          <w:bCs w:val="0"/>
+        </w:rPr>
+        <w:t xml:space="preserve">(A1) Ureter, artery and vein margins, </w:t>
+      </w:r>
+      <w:proofErr w:type="spellStart"/>
+      <w:r>
+        <w:rPr>
+          <w:rStyle w:val="Strong"/>
+          <w:b w:val="0"/>
+          <w:bCs w:val="0"/>
+        </w:rPr>
+        <w:t>en</w:t>
+      </w:r>
+      <w:proofErr w:type="spellEnd"/>
+      <w:r>
+        <w:rPr>
+          <w:rStyle w:val="Strong"/>
+          <w:b w:val="0"/>
+          <w:bCs w:val="0"/>
+        </w:rPr>
+        <w:t xml:space="preserve"> face</w:t>
+      </w:r>
+    </w:p>
+    <w:p>
+      <w:pPr>
+        <w:spacing w:after="0"/>
+        <w:rPr>
+          <w:rStyle w:val="Strong"/>
+          <w:b w:val="0"/>
+          <w:bCs w:val="0"/>
+        </w:rPr>
+      </w:pPr>
+      <w:r>
+        <w:rPr>
+          <w:rStyle w:val="Strong"/>
+          <w:b w:val="0"/>
+          <w:bCs w:val="0"/>
+        </w:rPr>
+        <w:t>(A2) Distal ureter</w:t>
+      </w:r>
+    </w:p>
+    <w:p>
+      <w:pPr>
+        <w:spacing w:after="0"/>
+        <w:rPr>
+          <w:rStyle w:val="Strong"/>
+          <w:b w:val="0"/>
+          <w:bCs w:val="0"/>
+        </w:rPr>
+      </w:pPr>
+      <w:r>
+        <w:rPr>
+          <w:rStyle w:val="Strong"/>
+          <w:b w:val="0"/>
+          <w:bCs w:val="0"/>
+        </w:rPr>
+        <w:t>(A3) Ureter immediately distal to mass</w:t>
+      </w:r>
+    </w:p>
+    <w:p>
+      <w:pPr>
+        <w:spacing w:after="0"/>
+        <w:rPr>
+          <w:rStyle w:val="Strong"/>
+          <w:b w:val="0"/>
+          <w:bCs w:val="0"/>
+        </w:rPr>
+      </w:pPr>
       <w:r>
         <w:rPr>
           <w:rStyle w:val="Strong"/>
@@ -8041,468 +9548,6 @@
           <w:bCs w:val="0"/>
         </w:rPr>
         <w:lastRenderedPageBreak/>
-        <w:t xml:space="preserve">up to </w:t>
-      </w:r>
-      <w:r>
-        <w:rPr>
-          <w:rStyle w:val="Strong"/>
-          <w:b w:val="0"/>
-          <w:bCs w:val="0"/>
-        </w:rPr>
-        <w:t xml:space="preserve">__ </w:t>
-      </w:r>
-      <w:r>
-        <w:rPr>
-          <w:rStyle w:val="Strong"/>
-          <w:b w:val="0"/>
-          <w:bCs w:val="0"/>
-        </w:rPr>
-        <w:t xml:space="preserve">cm in </w:t>
-      </w:r>
-      <w:r>
-        <w:rPr>
-          <w:rStyle w:val="Strong"/>
-          <w:b w:val="0"/>
-          <w:bCs w:val="0"/>
-        </w:rPr>
-        <w:t>thickness and</w:t>
-      </w:r>
-      <w:r>
-        <w:rPr>
-          <w:rStyle w:val="Strong"/>
-          <w:b w:val="0"/>
-          <w:bCs w:val="0"/>
-        </w:rPr>
-        <w:t xml:space="preserve"> is </w:t>
-      </w:r>
-      <w:r>
-        <w:rPr>
-          <w:rStyle w:val="Strong"/>
-          <w:b w:val="0"/>
-          <w:bCs w:val="0"/>
-        </w:rPr>
-        <w:t xml:space="preserve">inked green. No distinct bladder cuff is grossly identified on the ureter. The ureter external </w:t>
-      </w:r>
-      <w:r>
-        <w:rPr>
-          <w:rStyle w:val="Strong"/>
-          <w:b w:val="0"/>
-          <w:bCs w:val="0"/>
-        </w:rPr>
-        <w:t xml:space="preserve">surface </w:t>
-      </w:r>
-      <w:r>
-        <w:rPr>
-          <w:rStyle w:val="Strong"/>
-          <w:b w:val="0"/>
-          <w:bCs w:val="0"/>
-        </w:rPr>
-        <w:t xml:space="preserve">is entirely inked black. </w:t>
-      </w:r>
-      <w:r>
-        <w:rPr>
-          <w:rStyle w:val="Strong"/>
-          <w:b w:val="0"/>
-          <w:bCs w:val="0"/>
-        </w:rPr>
-        <w:t>T</w:t>
-      </w:r>
-      <w:r>
-        <w:rPr>
-          <w:rStyle w:val="Strong"/>
-          <w:b w:val="0"/>
-          <w:bCs w:val="0"/>
-        </w:rPr>
-        <w:t>he renal vein</w:t>
-      </w:r>
-      <w:r>
-        <w:rPr>
-          <w:rStyle w:val="Strong"/>
-          <w:b w:val="0"/>
-          <w:bCs w:val="0"/>
-        </w:rPr>
-        <w:t xml:space="preserve"> </w:t>
-      </w:r>
-      <w:r>
-        <w:rPr>
-          <w:rStyle w:val="Strong"/>
-          <w:b w:val="0"/>
-          <w:bCs w:val="0"/>
-        </w:rPr>
-        <w:t xml:space="preserve">and artery are </w:t>
-      </w:r>
-      <w:proofErr w:type="gramStart"/>
-      <w:r>
-        <w:rPr>
-          <w:rStyle w:val="Strong"/>
-          <w:b w:val="0"/>
-          <w:bCs w:val="0"/>
-        </w:rPr>
-        <w:t>probe</w:t>
-      </w:r>
-      <w:proofErr w:type="gramEnd"/>
-      <w:r>
-        <w:rPr>
-          <w:rStyle w:val="Strong"/>
-          <w:b w:val="0"/>
-          <w:bCs w:val="0"/>
-        </w:rPr>
-        <w:t xml:space="preserve"> patent. </w:t>
-      </w:r>
-    </w:p>
-    <w:p>
-      <w:pPr>
-        <w:rPr>
-          <w:rStyle w:val="Strong"/>
-          <w:b w:val="0"/>
-          <w:bCs w:val="0"/>
-        </w:rPr>
-      </w:pPr>
-      <w:r>
-        <w:rPr>
-          <w:rStyle w:val="Strong"/>
-          <w:b w:val="0"/>
-          <w:bCs w:val="0"/>
-        </w:rPr>
-        <w:t xml:space="preserve">The ureter is opened longitudinally to reveal a circumferential </w:t>
-      </w:r>
-      <w:r>
-        <w:rPr>
-          <w:rStyle w:val="Strong"/>
-          <w:b w:val="0"/>
-          <w:bCs w:val="0"/>
-        </w:rPr>
-        <w:t>__</w:t>
-      </w:r>
-      <w:r>
-        <w:rPr>
-          <w:rStyle w:val="Strong"/>
-          <w:b w:val="0"/>
-          <w:bCs w:val="0"/>
-        </w:rPr>
-        <w:t xml:space="preserve"> cm in length exophytic papillary tan mass, </w:t>
-      </w:r>
-      <w:r>
-        <w:rPr>
-          <w:rStyle w:val="Strong"/>
-          <w:b w:val="0"/>
-          <w:bCs w:val="0"/>
-        </w:rPr>
-        <w:t xml:space="preserve">__ x __ </w:t>
-      </w:r>
-      <w:proofErr w:type="spellStart"/>
-      <w:r>
-        <w:rPr>
-          <w:rStyle w:val="Strong"/>
-          <w:b w:val="0"/>
-          <w:bCs w:val="0"/>
-        </w:rPr>
-        <w:t>x</w:t>
-      </w:r>
-      <w:proofErr w:type="spellEnd"/>
-      <w:r>
-        <w:rPr>
-          <w:rStyle w:val="Strong"/>
-          <w:b w:val="0"/>
-          <w:bCs w:val="0"/>
-        </w:rPr>
-        <w:t xml:space="preserve"> __</w:t>
-      </w:r>
-      <w:r>
-        <w:rPr>
-          <w:rStyle w:val="Strong"/>
-          <w:b w:val="0"/>
-          <w:bCs w:val="0"/>
-        </w:rPr>
-        <w:t xml:space="preserve"> </w:t>
-      </w:r>
-      <w:proofErr w:type="gramStart"/>
-      <w:r>
-        <w:rPr>
-          <w:rStyle w:val="Strong"/>
-          <w:b w:val="0"/>
-          <w:bCs w:val="0"/>
-        </w:rPr>
-        <w:t>cm,</w:t>
-      </w:r>
-      <w:r>
-        <w:rPr>
-          <w:rStyle w:val="Strong"/>
-          <w:b w:val="0"/>
-          <w:bCs w:val="0"/>
-        </w:rPr>
-        <w:t xml:space="preserve"> </w:t>
-      </w:r>
-      <w:r>
-        <w:rPr>
-          <w:rStyle w:val="Strong"/>
-          <w:b w:val="0"/>
-          <w:bCs w:val="0"/>
-        </w:rPr>
-        <w:t>_</w:t>
-      </w:r>
-      <w:proofErr w:type="gramEnd"/>
-      <w:r>
-        <w:rPr>
-          <w:rStyle w:val="Strong"/>
-          <w:b w:val="0"/>
-          <w:bCs w:val="0"/>
-        </w:rPr>
-        <w:t>_</w:t>
-      </w:r>
-      <w:r>
-        <w:rPr>
-          <w:rStyle w:val="Strong"/>
-          <w:b w:val="0"/>
-          <w:bCs w:val="0"/>
-        </w:rPr>
-        <w:t xml:space="preserve"> cm from the ureteral margin and </w:t>
-      </w:r>
-      <w:r>
-        <w:rPr>
-          <w:rStyle w:val="Strong"/>
-          <w:b w:val="0"/>
-          <w:bCs w:val="0"/>
-        </w:rPr>
-        <w:t>__</w:t>
-      </w:r>
-      <w:r>
-        <w:rPr>
-          <w:rStyle w:val="Strong"/>
-          <w:b w:val="0"/>
-          <w:bCs w:val="0"/>
-        </w:rPr>
-        <w:t xml:space="preserve"> cm distal to the renal pelvis.  Sectioning through the ureteral mass reveals no grossly invasive component with a well-defined border separate from the ureteral submucosa. </w:t>
-      </w:r>
-    </w:p>
-    <w:p>
-      <w:pPr>
-        <w:rPr>
-          <w:rStyle w:val="Strong"/>
-          <w:b w:val="0"/>
-          <w:bCs w:val="0"/>
-        </w:rPr>
-      </w:pPr>
-      <w:r>
-        <w:rPr>
-          <w:rStyle w:val="Strong"/>
-          <w:b w:val="0"/>
-          <w:bCs w:val="0"/>
-        </w:rPr>
-        <w:t>Cut surfaces demonstrate</w:t>
-      </w:r>
-      <w:r>
-        <w:rPr>
-          <w:rStyle w:val="Strong"/>
-          <w:b w:val="0"/>
-          <w:bCs w:val="0"/>
-        </w:rPr>
-        <w:t xml:space="preserve"> a distended renal pelvis filled with a copious amount of loose, </w:t>
-      </w:r>
-      <w:proofErr w:type="gramStart"/>
-      <w:r>
-        <w:rPr>
-          <w:rStyle w:val="Strong"/>
-          <w:b w:val="0"/>
-          <w:bCs w:val="0"/>
-        </w:rPr>
-        <w:t>tan-pink</w:t>
-      </w:r>
-      <w:proofErr w:type="gramEnd"/>
-      <w:r>
-        <w:rPr>
-          <w:rStyle w:val="Strong"/>
-          <w:b w:val="0"/>
-          <w:bCs w:val="0"/>
-        </w:rPr>
-        <w:t>, exophytic, friable tumor</w:t>
-      </w:r>
-      <w:r>
-        <w:rPr>
-          <w:rStyle w:val="Strong"/>
-          <w:b w:val="0"/>
-          <w:bCs w:val="0"/>
-        </w:rPr>
-        <w:t xml:space="preserve">, __ x __ </w:t>
-      </w:r>
-      <w:proofErr w:type="spellStart"/>
-      <w:r>
-        <w:rPr>
-          <w:rStyle w:val="Strong"/>
-          <w:b w:val="0"/>
-          <w:bCs w:val="0"/>
-        </w:rPr>
-        <w:t>x</w:t>
-      </w:r>
-      <w:proofErr w:type="spellEnd"/>
-      <w:r>
-        <w:rPr>
-          <w:rStyle w:val="Strong"/>
-          <w:b w:val="0"/>
-          <w:bCs w:val="0"/>
-        </w:rPr>
-        <w:t xml:space="preserve"> __ cm</w:t>
-      </w:r>
-      <w:r>
-        <w:rPr>
-          <w:rStyle w:val="Strong"/>
-          <w:b w:val="0"/>
-          <w:bCs w:val="0"/>
-        </w:rPr>
-        <w:t>, originat</w:t>
-      </w:r>
-      <w:r>
-        <w:rPr>
-          <w:rStyle w:val="Strong"/>
-          <w:b w:val="0"/>
-          <w:bCs w:val="0"/>
-        </w:rPr>
-        <w:t>ing</w:t>
-      </w:r>
-      <w:r>
-        <w:rPr>
-          <w:rStyle w:val="Strong"/>
-          <w:b w:val="0"/>
-          <w:bCs w:val="0"/>
-        </w:rPr>
-        <w:t xml:space="preserve"> in the renal calic</w:t>
-      </w:r>
-      <w:r>
-        <w:rPr>
-          <w:rStyle w:val="Strong"/>
-          <w:b w:val="0"/>
-          <w:bCs w:val="0"/>
-        </w:rPr>
-        <w:t>eal mucosa</w:t>
-      </w:r>
-      <w:r>
-        <w:rPr>
-          <w:rStyle w:val="Strong"/>
-          <w:b w:val="0"/>
-          <w:bCs w:val="0"/>
-        </w:rPr>
-        <w:t xml:space="preserve">. Further sectioning reveals that the calices and urothelial collecting system are diffusely involved by tumor but with no definitive invasion into the underlying renal parenchyma. The uninvolved cortical renal parenchyma is pink-brown, </w:t>
-      </w:r>
-      <w:r>
-        <w:rPr>
-          <w:rStyle w:val="Strong"/>
-          <w:b w:val="0"/>
-          <w:bCs w:val="0"/>
-        </w:rPr>
-        <w:t>rubbery,</w:t>
-      </w:r>
-      <w:r>
-        <w:rPr>
-          <w:rStyle w:val="Strong"/>
-          <w:b w:val="0"/>
-          <w:bCs w:val="0"/>
-        </w:rPr>
-        <w:t xml:space="preserve"> and unremarkable with a well-defined cortical medullary junction and a cortical thickness of approximately </w:t>
-      </w:r>
-      <w:r>
-        <w:rPr>
-          <w:rStyle w:val="Strong"/>
-          <w:b w:val="0"/>
-          <w:bCs w:val="0"/>
-        </w:rPr>
-        <w:t xml:space="preserve">__ </w:t>
-      </w:r>
-      <w:r>
-        <w:rPr>
-          <w:rStyle w:val="Strong"/>
-          <w:b w:val="0"/>
-          <w:bCs w:val="0"/>
-        </w:rPr>
-        <w:t>cm.  No lymph nodes or adrenal gland are identified within the perinephric adipose tissue. Gross photographs are taken, and representative sections are submitted as:</w:t>
-      </w:r>
-    </w:p>
-    <w:p>
-      <w:pPr>
-        <w:spacing w:after="0"/>
-        <w:rPr>
-          <w:rStyle w:val="Strong"/>
-          <w:b w:val="0"/>
-          <w:bCs w:val="0"/>
-        </w:rPr>
-      </w:pPr>
-      <w:r>
-        <w:rPr>
-          <w:rStyle w:val="Strong"/>
-          <w:b w:val="0"/>
-          <w:bCs w:val="0"/>
-        </w:rPr>
-        <w:t xml:space="preserve">(A1) Ureter, artery and vein margins, </w:t>
-      </w:r>
-      <w:proofErr w:type="spellStart"/>
-      <w:r>
-        <w:rPr>
-          <w:rStyle w:val="Strong"/>
-          <w:b w:val="0"/>
-          <w:bCs w:val="0"/>
-        </w:rPr>
-        <w:t>en</w:t>
-      </w:r>
-      <w:proofErr w:type="spellEnd"/>
-      <w:r>
-        <w:rPr>
-          <w:rStyle w:val="Strong"/>
-          <w:b w:val="0"/>
-          <w:bCs w:val="0"/>
-        </w:rPr>
-        <w:t xml:space="preserve"> face</w:t>
-      </w:r>
-    </w:p>
-    <w:p>
-      <w:pPr>
-        <w:spacing w:after="0"/>
-        <w:rPr>
-          <w:rStyle w:val="Strong"/>
-          <w:b w:val="0"/>
-          <w:bCs w:val="0"/>
-        </w:rPr>
-      </w:pPr>
-      <w:r>
-        <w:rPr>
-          <w:rStyle w:val="Strong"/>
-          <w:b w:val="0"/>
-          <w:bCs w:val="0"/>
-        </w:rPr>
-        <w:t>(A2) Distal ureter</w:t>
-      </w:r>
-    </w:p>
-    <w:p>
-      <w:pPr>
-        <w:spacing w:after="0"/>
-        <w:rPr>
-          <w:rStyle w:val="Strong"/>
-          <w:b w:val="0"/>
-          <w:bCs w:val="0"/>
-        </w:rPr>
-      </w:pPr>
-      <w:r>
-        <w:rPr>
-          <w:rStyle w:val="Strong"/>
-          <w:b w:val="0"/>
-          <w:bCs w:val="0"/>
-        </w:rPr>
-        <w:t>(A3) Ureter immediately distal to mass</w:t>
-      </w:r>
-    </w:p>
-    <w:p>
-      <w:pPr>
-        <w:spacing w:after="0"/>
-        <w:rPr>
-          <w:rStyle w:val="Strong"/>
-          <w:b w:val="0"/>
-          <w:bCs w:val="0"/>
-        </w:rPr>
-      </w:pPr>
-      <w:r>
-        <w:rPr>
-          <w:rStyle w:val="Strong"/>
-          <w:b w:val="0"/>
-          <w:bCs w:val="0"/>
-        </w:rPr>
         <w:t>(A4-A7) Ureteral mass, entirely and sequentially submitted from distal to proximal</w:t>
       </w:r>
     </w:p>
@@ -9022,7 +10067,6 @@
           <w:b w:val="0"/>
           <w:bCs w:val="0"/>
         </w:rPr>
-        <w:lastRenderedPageBreak/>
         <w:t>6</w:t>
       </w:r>
       <w:r>
@@ -9746,7 +10790,6 @@
           <w:b w:val="0"/>
           <w:bCs w:val="0"/>
         </w:rPr>
-        <w:lastRenderedPageBreak/>
         <w:t>Look at the biopsy results</w:t>
       </w:r>
       <w:r>
@@ -10064,18 +11107,8 @@
           <w:b w:val="0"/>
           <w:bCs w:val="0"/>
         </w:rPr>
-        <w:t xml:space="preserve">seminal vesicles are posterior </w:t>
-      </w:r>
-      <w:proofErr w:type="gramStart"/>
-      <w:r>
-        <w:rPr>
-          <w:rStyle w:val="Strong"/>
-          <w:b w:val="0"/>
-          <w:bCs w:val="0"/>
-        </w:rPr>
-        <w:t>/  inferior</w:t>
-      </w:r>
-      <w:proofErr w:type="gramEnd"/>
+        <w:t>seminal vesicles are posterior /  inferior</w:t>
+      </w:r>
     </w:p>
     <w:p>
       <w:pPr>
@@ -10167,6 +11200,7 @@
         <w:rPr>
           <w:bCs/>
         </w:rPr>
+        <w:lastRenderedPageBreak/>
         <w:t xml:space="preserve">Identify anterior / posterior; find vas </w:t>
       </w:r>
       <w:proofErr w:type="spellStart"/>
@@ -10530,16 +11564,7 @@
           <w:b w:val="0"/>
           <w:bCs w:val="0"/>
         </w:rPr>
-        <w:t xml:space="preserve"> Opening the specimen demonstrates that the </w:t>
-      </w:r>
-      <w:r>
-        <w:rPr>
-          <w:rStyle w:val="Strong"/>
-          <w:b w:val="0"/>
-          <w:bCs w:val="0"/>
-        </w:rPr>
-        <w:lastRenderedPageBreak/>
-        <w:t xml:space="preserve">mucosa is extensively hyperemic, red-pink and nodular with a </w:t>
+        <w:t xml:space="preserve"> Opening the specimen demonstrates that the mucosa is extensively hyperemic, red-pink and nodular with a </w:t>
       </w:r>
       <w:r>
         <w:rPr>
@@ -11101,6 +12126,7 @@
         <w:rPr>
           <w:rStyle w:val="Strong"/>
         </w:rPr>
+        <w:lastRenderedPageBreak/>
         <w:t>Procedure</w:t>
       </w:r>
       <w:r>
@@ -11394,25 +12420,7 @@
           <w:b w:val="0"/>
           <w:bCs w:val="0"/>
         </w:rPr>
-        <w:t xml:space="preserve">To gross, describe lesion location and </w:t>
-      </w:r>
-      <w:proofErr w:type="gramStart"/>
-      <w:r>
-        <w:rPr>
-          <w:rStyle w:val="Strong"/>
-          <w:b w:val="0"/>
-          <w:bCs w:val="0"/>
-        </w:rPr>
-        <w:t>appearance</w:t>
-      </w:r>
-      <w:proofErr w:type="gramEnd"/>
-      <w:r>
-        <w:rPr>
-          <w:rStyle w:val="Strong"/>
-          <w:b w:val="0"/>
-          <w:bCs w:val="0"/>
-        </w:rPr>
-        <w:t xml:space="preserve"> noting dept of invasion as well as relationship to other areas specifically any attached tissues and the ostia of the ureters.</w:t>
+        <w:t>To gross, describe lesion location and appearance noting dept of invasion as well as relationship to other areas specifically any attached tissues and the ostia of the ureters.</w:t>
       </w:r>
     </w:p>
     <w:p>
@@ -11685,7 +12693,6 @@
           <w:b w:val="0"/>
           <w:bCs w:val="0"/>
         </w:rPr>
-        <w:lastRenderedPageBreak/>
         <w:t>Prostate apex, left and right, perpendicularly sectioned</w:t>
       </w:r>
     </w:p>
@@ -12030,42 +13037,34 @@
         <w:rPr>
           <w:bCs/>
         </w:rPr>
-        <w:t xml:space="preserve">seminal vesicles are posterior </w:t>
+        <w:t>seminal vesicles are posterior /  inferior</w:t>
+      </w:r>
+    </w:p>
+    <w:p>
+      <w:pPr>
+        <w:spacing w:after="0"/>
+        <w:rPr>
+          <w:rStyle w:val="Strong"/>
+        </w:rPr>
+      </w:pPr>
+      <w:r>
+        <w:rPr>
+          <w:bCs/>
+        </w:rPr>
+        <w:t>“</w:t>
       </w:r>
       <w:proofErr w:type="gramStart"/>
       <w:r>
         <w:rPr>
           <w:bCs/>
         </w:rPr>
-        <w:t>/  inferior</w:t>
+        <w:t>fat</w:t>
       </w:r>
       <w:proofErr w:type="gramEnd"/>
-    </w:p>
-    <w:p>
-      <w:pPr>
-        <w:spacing w:after="0"/>
-        <w:rPr>
-          <w:rStyle w:val="Strong"/>
-        </w:rPr>
-      </w:pPr>
       <w:r>
         <w:rPr>
           <w:bCs/>
         </w:rPr>
-        <w:t>“</w:t>
-      </w:r>
-      <w:proofErr w:type="gramStart"/>
-      <w:r>
-        <w:rPr>
-          <w:bCs/>
-        </w:rPr>
-        <w:t>fat</w:t>
-      </w:r>
-      <w:proofErr w:type="gramEnd"/>
-      <w:r>
-        <w:rPr>
-          <w:bCs/>
-        </w:rPr>
         <w:t xml:space="preserve"> pad” on posterior side when lying flat; main resection is typically anterior side </w:t>
       </w:r>
     </w:p>
@@ -12142,6 +13141,7 @@
         <w:rPr>
           <w:rStyle w:val="Strong"/>
         </w:rPr>
+        <w:lastRenderedPageBreak/>
         <w:t>Other parts:</w:t>
       </w:r>
     </w:p>
@@ -12428,34 +13428,7 @@
           <w:b w:val="0"/>
           <w:bCs w:val="0"/>
         </w:rPr>
-        <w:t xml:space="preserve"> metal surgical clip and black suture at one end of the ureter. There is no designation </w:t>
-      </w:r>
-      <w:r>
-        <w:rPr>
-          <w:rStyle w:val="Strong"/>
-          <w:b w:val="0"/>
-          <w:bCs w:val="0"/>
-        </w:rPr>
-        <w:lastRenderedPageBreak/>
-        <w:t xml:space="preserve">of these per the </w:t>
-      </w:r>
-      <w:proofErr w:type="gramStart"/>
-      <w:r>
-        <w:rPr>
-          <w:rStyle w:val="Strong"/>
-          <w:b w:val="0"/>
-          <w:bCs w:val="0"/>
-        </w:rPr>
-        <w:t>requisition</w:t>
-      </w:r>
-      <w:proofErr w:type="gramEnd"/>
-      <w:r>
-        <w:rPr>
-          <w:rStyle w:val="Strong"/>
-          <w:b w:val="0"/>
-          <w:bCs w:val="0"/>
-        </w:rPr>
-        <w:t xml:space="preserve">. Cut surfaces do not demonstrate any grossly discernible masses or lesions. </w:t>
+        <w:t xml:space="preserve"> metal surgical clip and black suture at one end of the ureter. There is no designation of these per the requisition. Cut surfaces do not demonstrate any grossly discernible masses or lesions. </w:t>
       </w:r>
       <w:proofErr w:type="gramStart"/>
       <w:r>
@@ -12925,937 +13898,1265 @@
           <w:b w:val="0"/>
           <w:bCs w:val="0"/>
         </w:rPr>
-        <w:t>[location</w:t>
+        <w:t xml:space="preserve">[location] </w:t>
+      </w:r>
+      <w:r>
+        <w:rPr>
+          <w:rStyle w:val="Strong"/>
+          <w:b w:val="0"/>
+          <w:bCs w:val="0"/>
+        </w:rPr>
+        <w:t xml:space="preserve">. Further sectioning of this lesion demonstrates that it extends deeply into the bladder wall and is </w:t>
+      </w:r>
+      <w:r>
+        <w:rPr>
+          <w:rStyle w:val="Strong"/>
+          <w:b w:val="0"/>
+          <w:bCs w:val="0"/>
+        </w:rPr>
+        <w:t>__</w:t>
+      </w:r>
+      <w:r>
+        <w:rPr>
+          <w:rStyle w:val="Strong"/>
+          <w:b w:val="0"/>
+          <w:bCs w:val="0"/>
+        </w:rPr>
+        <w:t xml:space="preserve"> cm to the closest, blue-inked soft tissue margin. The lesion is abutting the left ureteral orifice and is </w:t>
+      </w:r>
+      <w:r>
+        <w:rPr>
+          <w:rStyle w:val="Strong"/>
+          <w:b w:val="0"/>
+          <w:bCs w:val="0"/>
+        </w:rPr>
+        <w:t>__</w:t>
+      </w:r>
+      <w:r>
+        <w:rPr>
+          <w:rStyle w:val="Strong"/>
+          <w:b w:val="0"/>
+          <w:bCs w:val="0"/>
+        </w:rPr>
+        <w:t xml:space="preserve"> cm to the urethral margin and </w:t>
+      </w:r>
+      <w:r>
+        <w:rPr>
+          <w:rStyle w:val="Strong"/>
+          <w:b w:val="0"/>
+          <w:bCs w:val="0"/>
+        </w:rPr>
+        <w:t>__</w:t>
+      </w:r>
+      <w:r>
+        <w:rPr>
+          <w:rStyle w:val="Strong"/>
+          <w:b w:val="0"/>
+          <w:bCs w:val="0"/>
+        </w:rPr>
+        <w:t xml:space="preserve"> cm to the right ureteral orifice. The remainder of the bladder mucosa is purple-pink and mildly hyperemic with a wall thickness ranging </w:t>
+      </w:r>
+      <w:r>
+        <w:rPr>
+          <w:rStyle w:val="Strong"/>
+          <w:b w:val="0"/>
+          <w:bCs w:val="0"/>
+        </w:rPr>
+        <w:t>__ - __</w:t>
+      </w:r>
+      <w:r>
+        <w:rPr>
+          <w:rStyle w:val="Strong"/>
+          <w:b w:val="0"/>
+          <w:bCs w:val="0"/>
+        </w:rPr>
+        <w:t xml:space="preserve"> cm. </w:t>
+      </w:r>
+    </w:p>
+    <w:p>
+      <w:pPr>
+        <w:spacing w:after="0"/>
+        <w:rPr>
+          <w:rStyle w:val="Strong"/>
+          <w:b w:val="0"/>
+          <w:bCs w:val="0"/>
+        </w:rPr>
+      </w:pPr>
+      <w:r>
+        <w:rPr>
+          <w:rStyle w:val="Strong"/>
+          <w:b w:val="0"/>
+          <w:bCs w:val="0"/>
+        </w:rPr>
+        <w:lastRenderedPageBreak/>
+        <w:t>The prostate is sectioned from apex to base to reveal uniform, tan-pink, rubbery cut surfaces with no discrete lesions identified</w:t>
+      </w:r>
+      <w:r>
+        <w:rPr>
+          <w:rStyle w:val="Strong"/>
+          <w:b w:val="0"/>
+          <w:bCs w:val="0"/>
+        </w:rPr>
+        <w:t xml:space="preserve">. </w:t>
+      </w:r>
+      <w:r>
+        <w:rPr>
+          <w:rStyle w:val="Strong"/>
+          <w:b w:val="0"/>
+          <w:bCs w:val="0"/>
+        </w:rPr>
+        <w:t xml:space="preserve">The </w:t>
+      </w:r>
+      <w:proofErr w:type="spellStart"/>
+      <w:r>
+        <w:rPr>
+          <w:rStyle w:val="Strong"/>
+          <w:b w:val="0"/>
+          <w:bCs w:val="0"/>
+        </w:rPr>
+        <w:t>perivesicular</w:t>
+      </w:r>
+      <w:proofErr w:type="spellEnd"/>
+      <w:r>
+        <w:rPr>
+          <w:rStyle w:val="Strong"/>
+          <w:b w:val="0"/>
+          <w:bCs w:val="0"/>
+        </w:rPr>
+        <w:t xml:space="preserve"> adipose is yellow, lobular with no discrete lesions or lymph nodes identified. Gross photographs are taken. Representative sections are submitted as follows: </w:t>
+      </w:r>
+    </w:p>
+    <w:p>
+      <w:pPr>
+        <w:spacing w:after="0"/>
+        <w:rPr>
+          <w:rStyle w:val="Strong"/>
+          <w:b w:val="0"/>
+          <w:bCs w:val="0"/>
+        </w:rPr>
+      </w:pPr>
+    </w:p>
+    <w:p>
+      <w:pPr>
+        <w:spacing w:after="0"/>
+        <w:rPr>
+          <w:rStyle w:val="Strong"/>
+          <w:b w:val="0"/>
+          <w:bCs w:val="0"/>
+        </w:rPr>
+      </w:pPr>
+      <w:r>
+        <w:rPr>
+          <w:rStyle w:val="Strong"/>
+          <w:b w:val="0"/>
+          <w:bCs w:val="0"/>
+        </w:rPr>
+        <w:t>(</w:t>
+      </w:r>
+      <w:r>
+        <w:rPr>
+          <w:rStyle w:val="Strong"/>
+          <w:b w:val="0"/>
+          <w:bCs w:val="0"/>
+        </w:rPr>
+        <w:t>A</w:t>
+      </w:r>
+      <w:r>
+        <w:rPr>
+          <w:rStyle w:val="Strong"/>
+          <w:b w:val="0"/>
+          <w:bCs w:val="0"/>
+        </w:rPr>
+        <w:t xml:space="preserve">1) </w:t>
+      </w:r>
+      <w:r>
+        <w:rPr>
+          <w:rStyle w:val="Strong"/>
+          <w:b w:val="0"/>
+          <w:bCs w:val="0"/>
+        </w:rPr>
+        <w:t>Left</w:t>
+      </w:r>
+      <w:r>
+        <w:rPr>
+          <w:rStyle w:val="Strong"/>
+          <w:b w:val="0"/>
+          <w:bCs w:val="0"/>
+        </w:rPr>
+        <w:t xml:space="preserve"> apex, perpendicular</w:t>
+      </w:r>
+    </w:p>
+    <w:p>
+      <w:pPr>
+        <w:spacing w:after="0"/>
+        <w:rPr>
+          <w:rStyle w:val="Strong"/>
+          <w:b w:val="0"/>
+          <w:bCs w:val="0"/>
+        </w:rPr>
+      </w:pPr>
+      <w:r>
+        <w:rPr>
+          <w:rStyle w:val="Strong"/>
+          <w:b w:val="0"/>
+          <w:bCs w:val="0"/>
+        </w:rPr>
+        <w:t>(</w:t>
+      </w:r>
+      <w:r>
+        <w:rPr>
+          <w:rStyle w:val="Strong"/>
+          <w:b w:val="0"/>
+          <w:bCs w:val="0"/>
+        </w:rPr>
+        <w:t>A2</w:t>
+      </w:r>
+      <w:r>
+        <w:rPr>
+          <w:rStyle w:val="Strong"/>
+          <w:b w:val="0"/>
+          <w:bCs w:val="0"/>
+        </w:rPr>
+        <w:t xml:space="preserve">) </w:t>
+      </w:r>
+      <w:r>
+        <w:rPr>
+          <w:rStyle w:val="Strong"/>
+          <w:b w:val="0"/>
+          <w:bCs w:val="0"/>
+        </w:rPr>
+        <w:t>Right</w:t>
+      </w:r>
+      <w:r>
+        <w:rPr>
+          <w:rStyle w:val="Strong"/>
+          <w:b w:val="0"/>
+          <w:bCs w:val="0"/>
+        </w:rPr>
+        <w:t xml:space="preserve"> apex, perpendicular </w:t>
+      </w:r>
+    </w:p>
+    <w:p>
+      <w:pPr>
+        <w:spacing w:after="0"/>
+        <w:rPr>
+          <w:rStyle w:val="Strong"/>
+          <w:b w:val="0"/>
+          <w:bCs w:val="0"/>
+        </w:rPr>
+      </w:pPr>
+      <w:r>
+        <w:rPr>
+          <w:rStyle w:val="Strong"/>
+          <w:b w:val="0"/>
+          <w:bCs w:val="0"/>
+        </w:rPr>
+        <w:t>(</w:t>
+      </w:r>
+      <w:r>
+        <w:rPr>
+          <w:rStyle w:val="Strong"/>
+          <w:b w:val="0"/>
+          <w:bCs w:val="0"/>
+        </w:rPr>
+        <w:t>A</w:t>
+      </w:r>
+      <w:r>
+        <w:rPr>
+          <w:rStyle w:val="Strong"/>
+          <w:b w:val="0"/>
+          <w:bCs w:val="0"/>
+        </w:rPr>
+        <w:t xml:space="preserve">3) </w:t>
+      </w:r>
+      <w:r>
+        <w:rPr>
+          <w:rStyle w:val="Strong"/>
+          <w:b w:val="0"/>
+          <w:bCs w:val="0"/>
+        </w:rPr>
+        <w:t xml:space="preserve">Left </w:t>
+      </w:r>
+      <w:r>
+        <w:rPr>
+          <w:rStyle w:val="Strong"/>
+          <w:b w:val="0"/>
+          <w:bCs w:val="0"/>
+        </w:rPr>
+        <w:t xml:space="preserve">ureter and vas deferens margins, </w:t>
+      </w:r>
+      <w:proofErr w:type="spellStart"/>
+      <w:r>
+        <w:rPr>
+          <w:rStyle w:val="Strong"/>
+          <w:b w:val="0"/>
+          <w:bCs w:val="0"/>
+        </w:rPr>
+        <w:t>en</w:t>
+      </w:r>
+      <w:proofErr w:type="spellEnd"/>
+      <w:r>
+        <w:rPr>
+          <w:rStyle w:val="Strong"/>
+          <w:b w:val="0"/>
+          <w:bCs w:val="0"/>
+        </w:rPr>
+        <w:t xml:space="preserve"> face </w:t>
+      </w:r>
+    </w:p>
+    <w:p>
+      <w:pPr>
+        <w:spacing w:after="0"/>
+        <w:rPr>
+          <w:rStyle w:val="Strong"/>
+          <w:b w:val="0"/>
+          <w:bCs w:val="0"/>
+        </w:rPr>
+      </w:pPr>
+      <w:r>
+        <w:rPr>
+          <w:rStyle w:val="Strong"/>
+          <w:b w:val="0"/>
+          <w:bCs w:val="0"/>
+        </w:rPr>
+        <w:t>(</w:t>
+      </w:r>
+      <w:r>
+        <w:rPr>
+          <w:rStyle w:val="Strong"/>
+          <w:b w:val="0"/>
+          <w:bCs w:val="0"/>
+        </w:rPr>
+        <w:t>A</w:t>
+      </w:r>
+      <w:r>
+        <w:rPr>
+          <w:rStyle w:val="Strong"/>
+          <w:b w:val="0"/>
+          <w:bCs w:val="0"/>
+        </w:rPr>
+        <w:t xml:space="preserve">4) </w:t>
+      </w:r>
+      <w:r>
+        <w:rPr>
+          <w:rStyle w:val="Strong"/>
+          <w:b w:val="0"/>
+          <w:bCs w:val="0"/>
+        </w:rPr>
+        <w:t>Left</w:t>
+      </w:r>
+      <w:r>
+        <w:rPr>
+          <w:rStyle w:val="Strong"/>
+          <w:b w:val="0"/>
+          <w:bCs w:val="0"/>
+        </w:rPr>
+        <w:t xml:space="preserve"> seminal vesicle </w:t>
+      </w:r>
+    </w:p>
+    <w:p>
+      <w:pPr>
+        <w:spacing w:after="0"/>
+        <w:rPr>
+          <w:rStyle w:val="Strong"/>
+          <w:b w:val="0"/>
+          <w:bCs w:val="0"/>
+        </w:rPr>
+      </w:pPr>
+      <w:r>
+        <w:rPr>
+          <w:rStyle w:val="Strong"/>
+          <w:b w:val="0"/>
+          <w:bCs w:val="0"/>
+        </w:rPr>
+        <w:t>(</w:t>
+      </w:r>
+      <w:r>
+        <w:rPr>
+          <w:rStyle w:val="Strong"/>
+          <w:b w:val="0"/>
+          <w:bCs w:val="0"/>
+        </w:rPr>
+        <w:t>A</w:t>
+      </w:r>
+      <w:r>
+        <w:rPr>
+          <w:rStyle w:val="Strong"/>
+          <w:b w:val="0"/>
+          <w:bCs w:val="0"/>
+        </w:rPr>
+        <w:t xml:space="preserve">5) </w:t>
+      </w:r>
+      <w:r>
+        <w:rPr>
+          <w:rStyle w:val="Strong"/>
+          <w:b w:val="0"/>
+          <w:bCs w:val="0"/>
+        </w:rPr>
+        <w:t>Right</w:t>
+      </w:r>
+      <w:r>
+        <w:rPr>
+          <w:rStyle w:val="Strong"/>
+          <w:b w:val="0"/>
+          <w:bCs w:val="0"/>
+        </w:rPr>
+        <w:t xml:space="preserve"> vas deferens and ureteral margin, </w:t>
+      </w:r>
+      <w:proofErr w:type="spellStart"/>
+      <w:r>
+        <w:rPr>
+          <w:rStyle w:val="Strong"/>
+          <w:b w:val="0"/>
+          <w:bCs w:val="0"/>
+        </w:rPr>
+        <w:t>en</w:t>
+      </w:r>
+      <w:proofErr w:type="spellEnd"/>
+      <w:r>
+        <w:rPr>
+          <w:rStyle w:val="Strong"/>
+          <w:b w:val="0"/>
+          <w:bCs w:val="0"/>
+        </w:rPr>
+        <w:t xml:space="preserve"> face </w:t>
+      </w:r>
+    </w:p>
+    <w:p>
+      <w:pPr>
+        <w:spacing w:after="0"/>
+        <w:rPr>
+          <w:rStyle w:val="Strong"/>
+          <w:b w:val="0"/>
+          <w:bCs w:val="0"/>
+        </w:rPr>
+      </w:pPr>
+      <w:r>
+        <w:rPr>
+          <w:rStyle w:val="Strong"/>
+          <w:b w:val="0"/>
+          <w:bCs w:val="0"/>
+        </w:rPr>
+        <w:t>(</w:t>
+      </w:r>
+      <w:r>
+        <w:rPr>
+          <w:rStyle w:val="Strong"/>
+          <w:b w:val="0"/>
+          <w:bCs w:val="0"/>
+        </w:rPr>
+        <w:t>A</w:t>
+      </w:r>
+      <w:r>
+        <w:rPr>
+          <w:rStyle w:val="Strong"/>
+          <w:b w:val="0"/>
+          <w:bCs w:val="0"/>
+        </w:rPr>
+        <w:t xml:space="preserve">6) </w:t>
+      </w:r>
+      <w:r>
+        <w:rPr>
+          <w:rStyle w:val="Strong"/>
+          <w:b w:val="0"/>
+          <w:bCs w:val="0"/>
+        </w:rPr>
+        <w:t>Right</w:t>
+      </w:r>
+      <w:r>
+        <w:rPr>
+          <w:rStyle w:val="Strong"/>
+          <w:b w:val="0"/>
+          <w:bCs w:val="0"/>
+        </w:rPr>
+        <w:t xml:space="preserve"> seminal vesicle </w:t>
+      </w:r>
+    </w:p>
+    <w:p>
+      <w:pPr>
+        <w:spacing w:after="0"/>
+        <w:rPr>
+          <w:rStyle w:val="Strong"/>
+          <w:b w:val="0"/>
+          <w:bCs w:val="0"/>
+        </w:rPr>
+      </w:pPr>
+      <w:r>
+        <w:rPr>
+          <w:rStyle w:val="Strong"/>
+          <w:b w:val="0"/>
+          <w:bCs w:val="0"/>
+        </w:rPr>
+        <w:t>(</w:t>
+      </w:r>
+      <w:r>
+        <w:rPr>
+          <w:rStyle w:val="Strong"/>
+          <w:b w:val="0"/>
+          <w:bCs w:val="0"/>
+        </w:rPr>
+        <w:t>A</w:t>
+      </w:r>
+      <w:r>
+        <w:rPr>
+          <w:rStyle w:val="Strong"/>
+          <w:b w:val="0"/>
+          <w:bCs w:val="0"/>
+        </w:rPr>
+        <w:t>7-</w:t>
+      </w:r>
+      <w:r>
+        <w:rPr>
+          <w:rStyle w:val="Strong"/>
+          <w:b w:val="0"/>
+          <w:bCs w:val="0"/>
+        </w:rPr>
+        <w:t>A</w:t>
+      </w:r>
+      <w:r>
+        <w:rPr>
+          <w:rStyle w:val="Strong"/>
+          <w:b w:val="0"/>
+          <w:bCs w:val="0"/>
+        </w:rPr>
+        <w:t>1</w:t>
+      </w:r>
+      <w:r>
+        <w:rPr>
+          <w:rStyle w:val="Strong"/>
+          <w:b w:val="0"/>
+          <w:bCs w:val="0"/>
+        </w:rPr>
+        <w:t>5</w:t>
+      </w:r>
+      <w:r>
+        <w:rPr>
+          <w:rStyle w:val="Strong"/>
+          <w:b w:val="0"/>
+          <w:bCs w:val="0"/>
+        </w:rPr>
+        <w:t xml:space="preserve">) Entire bladder lesion, sequentially from right to left to include both ureteral orifices </w:t>
+      </w:r>
+    </w:p>
+    <w:p>
+      <w:pPr>
+        <w:spacing w:after="0"/>
+        <w:rPr>
+          <w:rStyle w:val="Strong"/>
+          <w:b w:val="0"/>
+          <w:bCs w:val="0"/>
+        </w:rPr>
+      </w:pPr>
+      <w:r>
+        <w:rPr>
+          <w:rStyle w:val="Strong"/>
+          <w:b w:val="0"/>
+          <w:bCs w:val="0"/>
+        </w:rPr>
+        <w:t>(A16) Left</w:t>
+      </w:r>
+      <w:r>
+        <w:rPr>
+          <w:rStyle w:val="Strong"/>
+          <w:b w:val="0"/>
+          <w:bCs w:val="0"/>
+        </w:rPr>
+        <w:t xml:space="preserve"> bladder prostate junction, representative</w:t>
+      </w:r>
+    </w:p>
+    <w:p>
+      <w:pPr>
+        <w:spacing w:after="0"/>
+        <w:rPr>
+          <w:rStyle w:val="Strong"/>
+          <w:b w:val="0"/>
+          <w:bCs w:val="0"/>
+        </w:rPr>
+      </w:pPr>
+      <w:r>
+        <w:rPr>
+          <w:rStyle w:val="Strong"/>
+          <w:b w:val="0"/>
+          <w:bCs w:val="0"/>
+        </w:rPr>
+        <w:t>(</w:t>
+      </w:r>
+      <w:r>
+        <w:rPr>
+          <w:rStyle w:val="Strong"/>
+          <w:b w:val="0"/>
+          <w:bCs w:val="0"/>
+        </w:rPr>
+        <w:t>A</w:t>
+      </w:r>
+      <w:r>
+        <w:rPr>
+          <w:rStyle w:val="Strong"/>
+          <w:b w:val="0"/>
+          <w:bCs w:val="0"/>
+        </w:rPr>
+        <w:t xml:space="preserve">17) </w:t>
+      </w:r>
+      <w:r>
+        <w:rPr>
+          <w:rStyle w:val="Strong"/>
+          <w:b w:val="0"/>
+          <w:bCs w:val="0"/>
+        </w:rPr>
+        <w:t>Right</w:t>
+      </w:r>
+      <w:r>
+        <w:rPr>
+          <w:rStyle w:val="Strong"/>
+          <w:b w:val="0"/>
+          <w:bCs w:val="0"/>
+        </w:rPr>
+        <w:t xml:space="preserve"> bladder prostate junction, representative</w:t>
+      </w:r>
+    </w:p>
+    <w:p>
+      <w:pPr>
+        <w:spacing w:after="0"/>
+        <w:rPr>
+          <w:rStyle w:val="Strong"/>
+          <w:b w:val="0"/>
+          <w:bCs w:val="0"/>
+        </w:rPr>
+      </w:pPr>
+      <w:r>
+        <w:rPr>
+          <w:rStyle w:val="Strong"/>
+          <w:b w:val="0"/>
+          <w:bCs w:val="0"/>
+        </w:rPr>
+        <w:t>(</w:t>
+      </w:r>
+      <w:r>
+        <w:rPr>
+          <w:rStyle w:val="Strong"/>
+          <w:b w:val="0"/>
+          <w:bCs w:val="0"/>
+        </w:rPr>
+        <w:t>A</w:t>
+      </w:r>
+      <w:r>
+        <w:rPr>
+          <w:rStyle w:val="Strong"/>
+          <w:b w:val="0"/>
+          <w:bCs w:val="0"/>
+        </w:rPr>
+        <w:t xml:space="preserve">18) Anterior bladder wall </w:t>
+      </w:r>
+    </w:p>
+    <w:p>
+      <w:pPr>
+        <w:spacing w:after="0"/>
+        <w:rPr>
+          <w:rStyle w:val="Strong"/>
+          <w:b w:val="0"/>
+          <w:bCs w:val="0"/>
+        </w:rPr>
+      </w:pPr>
+      <w:r>
+        <w:rPr>
+          <w:rStyle w:val="Strong"/>
+          <w:b w:val="0"/>
+          <w:bCs w:val="0"/>
+        </w:rPr>
+        <w:t>(</w:t>
+      </w:r>
+      <w:r>
+        <w:rPr>
+          <w:rStyle w:val="Strong"/>
+          <w:b w:val="0"/>
+          <w:bCs w:val="0"/>
+        </w:rPr>
+        <w:t>A</w:t>
+      </w:r>
+      <w:r>
+        <w:rPr>
+          <w:rStyle w:val="Strong"/>
+          <w:b w:val="0"/>
+          <w:bCs w:val="0"/>
+        </w:rPr>
+        <w:t>19) Posterior bladder wall/dome</w:t>
+      </w:r>
+    </w:p>
+    <w:p>
+      <w:pPr>
+        <w:spacing w:after="0"/>
+        <w:rPr>
+          <w:rStyle w:val="Strong"/>
+          <w:b w:val="0"/>
+          <w:bCs w:val="0"/>
+        </w:rPr>
+      </w:pPr>
+      <w:r>
+        <w:rPr>
+          <w:rStyle w:val="Strong"/>
+          <w:b w:val="0"/>
+          <w:bCs w:val="0"/>
+        </w:rPr>
+        <w:t>(</w:t>
+      </w:r>
+      <w:r>
+        <w:rPr>
+          <w:rStyle w:val="Strong"/>
+          <w:b w:val="0"/>
+          <w:bCs w:val="0"/>
+        </w:rPr>
+        <w:t>A</w:t>
+      </w:r>
+      <w:r>
+        <w:rPr>
+          <w:rStyle w:val="Strong"/>
+          <w:b w:val="0"/>
+          <w:bCs w:val="0"/>
+        </w:rPr>
+        <w:t xml:space="preserve">20) </w:t>
+      </w:r>
+      <w:r>
+        <w:rPr>
+          <w:rStyle w:val="Strong"/>
+          <w:b w:val="0"/>
+          <w:bCs w:val="0"/>
+        </w:rPr>
+        <w:t>Left</w:t>
+      </w:r>
+      <w:r>
+        <w:rPr>
+          <w:rStyle w:val="Strong"/>
+          <w:b w:val="0"/>
+          <w:bCs w:val="0"/>
+        </w:rPr>
+        <w:t xml:space="preserve"> lateral bladder wall</w:t>
+      </w:r>
+    </w:p>
+    <w:p>
+      <w:pPr>
+        <w:spacing w:after="0"/>
+        <w:rPr>
+          <w:rStyle w:val="Strong"/>
+          <w:b w:val="0"/>
+          <w:bCs w:val="0"/>
+        </w:rPr>
+      </w:pPr>
+      <w:r>
+        <w:rPr>
+          <w:rStyle w:val="Strong"/>
+          <w:b w:val="0"/>
+          <w:bCs w:val="0"/>
+        </w:rPr>
+        <w:t>(</w:t>
+      </w:r>
+      <w:r>
+        <w:rPr>
+          <w:rStyle w:val="Strong"/>
+          <w:b w:val="0"/>
+          <w:bCs w:val="0"/>
+        </w:rPr>
+        <w:t>A</w:t>
+      </w:r>
+      <w:r>
+        <w:rPr>
+          <w:rStyle w:val="Strong"/>
+          <w:b w:val="0"/>
+          <w:bCs w:val="0"/>
+        </w:rPr>
+        <w:t xml:space="preserve">21) </w:t>
+      </w:r>
+      <w:r>
+        <w:rPr>
+          <w:rStyle w:val="Strong"/>
+          <w:b w:val="0"/>
+          <w:bCs w:val="0"/>
+        </w:rPr>
+        <w:t>Right</w:t>
+      </w:r>
+      <w:r>
+        <w:rPr>
+          <w:rStyle w:val="Strong"/>
+          <w:b w:val="0"/>
+          <w:bCs w:val="0"/>
+        </w:rPr>
+        <w:t xml:space="preserve"> lateral bladder wall </w:t>
+      </w:r>
+    </w:p>
+    <w:p>
+      <w:pPr>
+        <w:spacing w:after="0"/>
+        <w:rPr>
+          <w:rStyle w:val="Strong"/>
+          <w:b w:val="0"/>
+          <w:bCs w:val="0"/>
+        </w:rPr>
+      </w:pPr>
+      <w:r>
+        <w:rPr>
+          <w:rStyle w:val="Strong"/>
+          <w:b w:val="0"/>
+          <w:bCs w:val="0"/>
+        </w:rPr>
+        <w:t>(</w:t>
+      </w:r>
+      <w:r>
+        <w:rPr>
+          <w:rStyle w:val="Strong"/>
+          <w:b w:val="0"/>
+          <w:bCs w:val="0"/>
+        </w:rPr>
+        <w:t>A</w:t>
+      </w:r>
+      <w:r>
+        <w:rPr>
+          <w:rStyle w:val="Strong"/>
+          <w:b w:val="0"/>
+          <w:bCs w:val="0"/>
+        </w:rPr>
+        <w:t>22-</w:t>
+      </w:r>
+      <w:r>
+        <w:rPr>
+          <w:rStyle w:val="Strong"/>
+          <w:b w:val="0"/>
+          <w:bCs w:val="0"/>
+        </w:rPr>
+        <w:t>A</w:t>
+      </w:r>
+      <w:r>
+        <w:rPr>
+          <w:rStyle w:val="Strong"/>
+          <w:b w:val="0"/>
+          <w:bCs w:val="0"/>
+        </w:rPr>
+        <w:t xml:space="preserve">23) </w:t>
+      </w:r>
+      <w:r>
+        <w:rPr>
+          <w:rStyle w:val="Strong"/>
+          <w:b w:val="0"/>
+          <w:bCs w:val="0"/>
+        </w:rPr>
+        <w:t>Left</w:t>
+      </w:r>
+      <w:r>
+        <w:rPr>
+          <w:rStyle w:val="Strong"/>
+          <w:b w:val="0"/>
+          <w:bCs w:val="0"/>
+        </w:rPr>
+        <w:t xml:space="preserve"> mid prostate </w:t>
+      </w:r>
+    </w:p>
+    <w:p>
+      <w:pPr>
+        <w:spacing w:after="0"/>
+        <w:rPr>
+          <w:rStyle w:val="Strong"/>
+          <w:b w:val="0"/>
+          <w:bCs w:val="0"/>
+        </w:rPr>
+      </w:pPr>
+      <w:r>
+        <w:rPr>
+          <w:rStyle w:val="Strong"/>
+          <w:b w:val="0"/>
+          <w:bCs w:val="0"/>
+        </w:rPr>
+        <w:t>(</w:t>
+      </w:r>
+      <w:r>
+        <w:rPr>
+          <w:rStyle w:val="Strong"/>
+          <w:b w:val="0"/>
+          <w:bCs w:val="0"/>
+        </w:rPr>
+        <w:t>A</w:t>
+      </w:r>
+      <w:r>
+        <w:rPr>
+          <w:rStyle w:val="Strong"/>
+          <w:b w:val="0"/>
+          <w:bCs w:val="0"/>
+        </w:rPr>
+        <w:t>24-</w:t>
+      </w:r>
+      <w:r>
+        <w:rPr>
+          <w:rStyle w:val="Strong"/>
+          <w:b w:val="0"/>
+          <w:bCs w:val="0"/>
+        </w:rPr>
+        <w:t>A</w:t>
+      </w:r>
+      <w:r>
+        <w:rPr>
+          <w:rStyle w:val="Strong"/>
+          <w:b w:val="0"/>
+          <w:bCs w:val="0"/>
+        </w:rPr>
+        <w:t xml:space="preserve">25) </w:t>
+      </w:r>
+      <w:r>
+        <w:rPr>
+          <w:rStyle w:val="Strong"/>
+          <w:b w:val="0"/>
+          <w:bCs w:val="0"/>
+        </w:rPr>
+        <w:t>Right</w:t>
+      </w:r>
+      <w:r>
+        <w:rPr>
+          <w:rStyle w:val="Strong"/>
+          <w:b w:val="0"/>
+          <w:bCs w:val="0"/>
+        </w:rPr>
+        <w:t xml:space="preserve"> mid prostate    </w:t>
+      </w:r>
+    </w:p>
+    <w:p>
+      <w:pPr>
+        <w:spacing w:after="0"/>
+        <w:rPr>
+          <w:rStyle w:val="Strong"/>
+          <w:b w:val="0"/>
+          <w:bCs w:val="0"/>
+        </w:rPr>
+      </w:pPr>
+    </w:p>
+    <w:p>
+      <w:pPr>
+        <w:spacing w:after="0"/>
+      </w:pPr>
+      <w:r>
+        <w:rPr>
+          <w:rStyle w:val="Strong"/>
+        </w:rPr>
+        <w:t>Additional example with radiation cystitis /</w:t>
+      </w:r>
+      <w:r>
+        <w:rPr>
+          <w:rStyle w:val="Strong"/>
+        </w:rPr>
+        <w:t xml:space="preserve"> ulceration /</w:t>
+      </w:r>
+      <w:r>
+        <w:rPr>
+          <w:rStyle w:val="Strong"/>
+        </w:rPr>
+        <w:t xml:space="preserve"> radiation induced changes:</w:t>
+      </w:r>
+      <w:r>
+        <w:rPr>
+          <w:rStyle w:val="Strong"/>
+          <w:b w:val="0"/>
+          <w:bCs w:val="0"/>
+        </w:rPr>
+        <w:br/>
+      </w:r>
+      <w:r>
+        <w:t xml:space="preserve">Designated "bladder, prostate, and seminal vesicles" consist of a 14.0 x 8.5 x 4.0 cm </w:t>
+      </w:r>
+      <w:proofErr w:type="spellStart"/>
+      <w:r>
+        <w:t>cystoprostatectomy</w:t>
+      </w:r>
+      <w:proofErr w:type="spellEnd"/>
+      <w:r>
+        <w:t xml:space="preserve"> specimen. There is a bladder (6.5 x 6.0 x 5.0 cm), prostate (3.5 x 3.0 x 2.5 cm), bilateral vasa </w:t>
+      </w:r>
+      <w:proofErr w:type="spellStart"/>
+      <w:r>
+        <w:t>deferentia</w:t>
+      </w:r>
+      <w:proofErr w:type="spellEnd"/>
+      <w:r>
+        <w:t xml:space="preserve"> (averaging 4.0 cm in length and 0.3 cm in diameter), bilateral seminal vesicles (averaging 2.0 cm in length and 1.0 cm in diameter), and bilateral ureters (1.5 cm length and 0.7 cm diameter). Of note, there is a full-thickness defect located on the right wall of the bladder (2.5 x 2.0 cm surface area), unsure if secondary to surgical manipulation. This full-thickness defect reveals predominantly hemorrhagic blood contents found within the lumen of the bladder. The right half of the specimen is inked </w:t>
       </w:r>
       <w:proofErr w:type="gramStart"/>
       <w:r>
-        <w:rPr>
-          <w:rStyle w:val="Strong"/>
-          <w:b w:val="0"/>
-          <w:bCs w:val="0"/>
-        </w:rPr>
-        <w:t xml:space="preserve">] </w:t>
-      </w:r>
-      <w:r>
-        <w:rPr>
-          <w:rStyle w:val="Strong"/>
-          <w:b w:val="0"/>
-          <w:bCs w:val="0"/>
-        </w:rPr>
-        <w:t>.</w:t>
+        <w:t>green</w:t>
       </w:r>
       <w:proofErr w:type="gramEnd"/>
       <w:r>
-        <w:rPr>
-          <w:rStyle w:val="Strong"/>
-          <w:b w:val="0"/>
-          <w:bCs w:val="0"/>
-        </w:rPr>
-        <w:t xml:space="preserve"> Further sectioning of this lesion demonstrates that it extends deeply into the bladder wall and is </w:t>
-      </w:r>
-      <w:r>
-        <w:rPr>
-          <w:rStyle w:val="Strong"/>
-          <w:b w:val="0"/>
-          <w:bCs w:val="0"/>
-        </w:rPr>
-        <w:t>__</w:t>
-      </w:r>
-      <w:r>
-        <w:rPr>
-          <w:rStyle w:val="Strong"/>
-          <w:b w:val="0"/>
-          <w:bCs w:val="0"/>
-        </w:rPr>
-        <w:t xml:space="preserve"> cm to the closest, blue-inked soft tissue margin. The lesion is abutting the left ureteral orifice and is </w:t>
-      </w:r>
-      <w:r>
-        <w:rPr>
-          <w:rStyle w:val="Strong"/>
-          <w:b w:val="0"/>
-          <w:bCs w:val="0"/>
-        </w:rPr>
-        <w:t>__</w:t>
-      </w:r>
-      <w:r>
-        <w:rPr>
-          <w:rStyle w:val="Strong"/>
-          <w:b w:val="0"/>
-          <w:bCs w:val="0"/>
-        </w:rPr>
-        <w:t xml:space="preserve"> cm to the urethral margin and </w:t>
-      </w:r>
-      <w:r>
-        <w:rPr>
-          <w:rStyle w:val="Strong"/>
-          <w:b w:val="0"/>
-          <w:bCs w:val="0"/>
-        </w:rPr>
-        <w:t>__</w:t>
-      </w:r>
-      <w:r>
-        <w:rPr>
-          <w:rStyle w:val="Strong"/>
-          <w:b w:val="0"/>
-          <w:bCs w:val="0"/>
-        </w:rPr>
-        <w:t xml:space="preserve"> cm to the right ureteral orifice. The remainder of the bladder mucosa is purple-pink and mildly hyperemic with a wall thickness ranging </w:t>
-      </w:r>
-      <w:r>
-        <w:rPr>
-          <w:rStyle w:val="Strong"/>
-          <w:b w:val="0"/>
-          <w:bCs w:val="0"/>
-        </w:rPr>
-        <w:t>__ - __</w:t>
-      </w:r>
-      <w:r>
-        <w:rPr>
-          <w:rStyle w:val="Strong"/>
-          <w:b w:val="0"/>
-          <w:bCs w:val="0"/>
-        </w:rPr>
-        <w:t xml:space="preserve"> cm. </w:t>
-      </w:r>
-    </w:p>
-    <w:p>
-      <w:pPr>
-        <w:spacing w:after="0"/>
-        <w:rPr>
-          <w:rStyle w:val="Strong"/>
-          <w:b w:val="0"/>
-          <w:bCs w:val="0"/>
-        </w:rPr>
-      </w:pPr>
-      <w:r>
-        <w:rPr>
-          <w:rStyle w:val="Strong"/>
-          <w:b w:val="0"/>
-          <w:bCs w:val="0"/>
-        </w:rPr>
-        <w:t>The prostate is sectioned from apex to base to reveal uniform, tan-pink, rubbery cut surfaces with no discrete lesions identified</w:t>
-      </w:r>
-      <w:r>
-        <w:rPr>
-          <w:rStyle w:val="Strong"/>
-          <w:b w:val="0"/>
-          <w:bCs w:val="0"/>
-        </w:rPr>
-        <w:t xml:space="preserve">. </w:t>
-      </w:r>
-      <w:r>
-        <w:rPr>
-          <w:rStyle w:val="Strong"/>
-          <w:b w:val="0"/>
-          <w:bCs w:val="0"/>
-        </w:rPr>
-        <w:t xml:space="preserve">The </w:t>
+        <w:t xml:space="preserve"> and the left half is inked blue.</w:t>
+      </w:r>
+    </w:p>
+    <w:p>
+      <w:pPr>
+        <w:spacing w:after="0"/>
+      </w:pPr>
+    </w:p>
+    <w:p>
+      <w:pPr>
+        <w:spacing w:after="0"/>
+      </w:pPr>
+      <w:r>
+        <w:t xml:space="preserve">Opening the bladder reveals a markedly denuded mucosal surface that is overall flat, white and shiny, with multiple hemorrhagic areas. Of note, along the posterior wall into the dome of the bladder (approximately 6.0 x 2.0 cm surface area), there is an area of hemorrhage and possible ulcer formation along the mucosa. Additionally, there is some hemorrhagic discoloration noted along the left aspect of the blader wall with similar findings. The </w:t>
+      </w:r>
+      <w:proofErr w:type="gramStart"/>
+      <w:r>
+        <w:t>aforementioned area</w:t>
+      </w:r>
+      <w:proofErr w:type="gramEnd"/>
+      <w:r>
+        <w:t xml:space="preserve"> of full-thickness defect appears to be </w:t>
       </w:r>
       <w:proofErr w:type="spellStart"/>
       <w:r>
-        <w:rPr>
-          <w:rStyle w:val="Strong"/>
-          <w:b w:val="0"/>
-          <w:bCs w:val="0"/>
-        </w:rPr>
+        <w:t>rimmed</w:t>
+      </w:r>
+      <w:proofErr w:type="spellEnd"/>
+      <w:r>
+        <w:t xml:space="preserve"> by erythematous, red mucosa. No grossly discernible masses or lesions are present. The area of </w:t>
+      </w:r>
+      <w:proofErr w:type="gramStart"/>
+      <w:r>
+        <w:t>full-thickness</w:t>
+      </w:r>
+      <w:proofErr w:type="gramEnd"/>
+      <w:r>
+        <w:t xml:space="preserve"> of disruption is approximately 0.3 cm from the right ureteral orifice, 3.0 cm from the left ureteral orifice, and 3.5 cm from the urethral margin. The largest area of possible ulceration/red discoloration is approximately 0.3 cm from the left ureteral orifice, 1.2 cm from the right ureteral orifice, and 2.0 cm from the urethra. The remainder of the bladder mucosa is pale tan and denuded, with a wall thickness that is firm and fibrotic and averages 0.3 cm.</w:t>
+      </w:r>
+    </w:p>
+    <w:p>
+      <w:pPr>
+        <w:spacing w:after="0"/>
+      </w:pPr>
+    </w:p>
+    <w:p>
+      <w:pPr>
+        <w:spacing w:after="0"/>
+      </w:pPr>
+      <w:r>
+        <w:t xml:space="preserve">The prostate is sectioned from apex to base to reveal a small, white-yellow, nodular lesion found within the right mid/base of the prostate (0.4 x 0.4 x 0.3 cm), as well as some areas of whitish discoloration </w:t>
+      </w:r>
+      <w:r>
+        <w:lastRenderedPageBreak/>
+        <w:t xml:space="preserve">noted along the right capsular area (up to 1.0 cm in greatest dimension), but otherwise no discrete lesion. The </w:t>
+      </w:r>
+      <w:proofErr w:type="spellStart"/>
+      <w:r>
         <w:t>perivesicular</w:t>
       </w:r>
       <w:proofErr w:type="spellEnd"/>
       <w:r>
-        <w:rPr>
-          <w:rStyle w:val="Strong"/>
-          <w:b w:val="0"/>
-          <w:bCs w:val="0"/>
-        </w:rPr>
-        <w:t xml:space="preserve"> adipose is yellow, lobular with no discrete lesions or lymph nodes identified. Gross photographs are taken. Representative sections are submitted as follows: </w:t>
-      </w:r>
-    </w:p>
-    <w:p>
-      <w:pPr>
-        <w:spacing w:after="0"/>
-        <w:rPr>
-          <w:rStyle w:val="Strong"/>
-          <w:b w:val="0"/>
-          <w:bCs w:val="0"/>
-        </w:rPr>
-      </w:pPr>
-    </w:p>
-    <w:p>
-      <w:pPr>
-        <w:spacing w:after="0"/>
-        <w:rPr>
-          <w:rStyle w:val="Strong"/>
-          <w:b w:val="0"/>
-          <w:bCs w:val="0"/>
-        </w:rPr>
-      </w:pPr>
-      <w:r>
-        <w:rPr>
-          <w:rStyle w:val="Strong"/>
-          <w:b w:val="0"/>
-          <w:bCs w:val="0"/>
-        </w:rPr>
-        <w:t>(</w:t>
-      </w:r>
-      <w:r>
-        <w:rPr>
-          <w:rStyle w:val="Strong"/>
-          <w:b w:val="0"/>
-          <w:bCs w:val="0"/>
-        </w:rPr>
-        <w:t>A</w:t>
-      </w:r>
-      <w:r>
-        <w:rPr>
-          <w:rStyle w:val="Strong"/>
-          <w:b w:val="0"/>
-          <w:bCs w:val="0"/>
-        </w:rPr>
-        <w:t xml:space="preserve">1) </w:t>
-      </w:r>
-      <w:r>
-        <w:rPr>
-          <w:rStyle w:val="Strong"/>
-          <w:b w:val="0"/>
-          <w:bCs w:val="0"/>
-        </w:rPr>
-        <w:t>Left</w:t>
-      </w:r>
-      <w:r>
-        <w:rPr>
-          <w:rStyle w:val="Strong"/>
-          <w:b w:val="0"/>
-          <w:bCs w:val="0"/>
-        </w:rPr>
-        <w:t xml:space="preserve"> apex, perpendicular</w:t>
-      </w:r>
-    </w:p>
-    <w:p>
-      <w:pPr>
-        <w:spacing w:after="0"/>
-        <w:rPr>
-          <w:rStyle w:val="Strong"/>
-          <w:b w:val="0"/>
-          <w:bCs w:val="0"/>
-        </w:rPr>
-      </w:pPr>
-      <w:r>
-        <w:rPr>
-          <w:rStyle w:val="Strong"/>
-          <w:b w:val="0"/>
-          <w:bCs w:val="0"/>
-        </w:rPr>
-        <w:t>(</w:t>
-      </w:r>
-      <w:r>
-        <w:rPr>
-          <w:rStyle w:val="Strong"/>
-          <w:b w:val="0"/>
-          <w:bCs w:val="0"/>
-        </w:rPr>
-        <w:t>A2</w:t>
-      </w:r>
-      <w:r>
-        <w:rPr>
-          <w:rStyle w:val="Strong"/>
-          <w:b w:val="0"/>
-          <w:bCs w:val="0"/>
-        </w:rPr>
-        <w:t xml:space="preserve">) </w:t>
-      </w:r>
-      <w:r>
-        <w:rPr>
-          <w:rStyle w:val="Strong"/>
-          <w:b w:val="0"/>
-          <w:bCs w:val="0"/>
-        </w:rPr>
-        <w:t>Right</w:t>
-      </w:r>
-      <w:r>
-        <w:rPr>
-          <w:rStyle w:val="Strong"/>
-          <w:b w:val="0"/>
-          <w:bCs w:val="0"/>
-        </w:rPr>
-        <w:t xml:space="preserve"> apex, perpendicular </w:t>
-      </w:r>
-    </w:p>
-    <w:p>
-      <w:pPr>
-        <w:spacing w:after="0"/>
-        <w:rPr>
-          <w:rStyle w:val="Strong"/>
-          <w:b w:val="0"/>
-          <w:bCs w:val="0"/>
-        </w:rPr>
-      </w:pPr>
-      <w:r>
-        <w:rPr>
-          <w:rStyle w:val="Strong"/>
-          <w:b w:val="0"/>
-          <w:bCs w:val="0"/>
-        </w:rPr>
-        <w:t>(</w:t>
-      </w:r>
-      <w:r>
-        <w:rPr>
-          <w:rStyle w:val="Strong"/>
-          <w:b w:val="0"/>
-          <w:bCs w:val="0"/>
-        </w:rPr>
-        <w:t>A</w:t>
-      </w:r>
-      <w:r>
-        <w:rPr>
-          <w:rStyle w:val="Strong"/>
-          <w:b w:val="0"/>
-          <w:bCs w:val="0"/>
-        </w:rPr>
-        <w:t xml:space="preserve">3) </w:t>
-      </w:r>
-      <w:r>
-        <w:rPr>
-          <w:rStyle w:val="Strong"/>
-          <w:b w:val="0"/>
-          <w:bCs w:val="0"/>
-        </w:rPr>
-        <w:t xml:space="preserve">Left </w:t>
-      </w:r>
-      <w:r>
-        <w:rPr>
-          <w:rStyle w:val="Strong"/>
-          <w:b w:val="0"/>
-          <w:bCs w:val="0"/>
-        </w:rPr>
-        <w:t xml:space="preserve">ureter and vas deferens margins, </w:t>
+        <w:t xml:space="preserve"> adipose is yellow and lobular with no discrete lesions or lymph nodes identified.</w:t>
+      </w:r>
+    </w:p>
+    <w:p>
+      <w:pPr>
+        <w:spacing w:after="0"/>
+      </w:pPr>
+    </w:p>
+    <w:p>
+      <w:pPr>
+        <w:spacing w:after="0"/>
+      </w:pPr>
+      <w:r>
+        <w:t>Gross photographs are taken. Representative sections are submitted as follows:</w:t>
+      </w:r>
+    </w:p>
+    <w:p>
+      <w:pPr>
+        <w:spacing w:after="0"/>
+      </w:pPr>
+      <w:r>
+        <w:t>(A1) Right apex, perpendicular</w:t>
+      </w:r>
+    </w:p>
+    <w:p>
+      <w:pPr>
+        <w:spacing w:after="0"/>
+      </w:pPr>
+      <w:r>
+        <w:t>(A2) Left apex, perpendicular</w:t>
+      </w:r>
+    </w:p>
+    <w:p>
+      <w:pPr>
+        <w:spacing w:after="0"/>
+      </w:pPr>
+      <w:r>
+        <w:t xml:space="preserve">(A3) Right ureter and vas deferens margins, </w:t>
       </w:r>
       <w:proofErr w:type="spellStart"/>
       <w:r>
-        <w:rPr>
-          <w:rStyle w:val="Strong"/>
-          <w:b w:val="0"/>
-          <w:bCs w:val="0"/>
-        </w:rPr>
         <w:t>en</w:t>
       </w:r>
       <w:proofErr w:type="spellEnd"/>
       <w:r>
-        <w:rPr>
-          <w:rStyle w:val="Strong"/>
-          <w:b w:val="0"/>
-          <w:bCs w:val="0"/>
-        </w:rPr>
-        <w:t xml:space="preserve"> face </w:t>
-      </w:r>
-    </w:p>
-    <w:p>
-      <w:pPr>
-        <w:spacing w:after="0"/>
-        <w:rPr>
-          <w:rStyle w:val="Strong"/>
-          <w:b w:val="0"/>
-          <w:bCs w:val="0"/>
-        </w:rPr>
-      </w:pPr>
-      <w:r>
-        <w:rPr>
-          <w:rStyle w:val="Strong"/>
-          <w:b w:val="0"/>
-          <w:bCs w:val="0"/>
-        </w:rPr>
-        <w:t>(</w:t>
-      </w:r>
-      <w:r>
-        <w:rPr>
-          <w:rStyle w:val="Strong"/>
-          <w:b w:val="0"/>
-          <w:bCs w:val="0"/>
-        </w:rPr>
-        <w:t>A</w:t>
-      </w:r>
-      <w:r>
-        <w:rPr>
-          <w:rStyle w:val="Strong"/>
-          <w:b w:val="0"/>
-          <w:bCs w:val="0"/>
-        </w:rPr>
-        <w:t xml:space="preserve">4) </w:t>
-      </w:r>
-      <w:r>
-        <w:rPr>
-          <w:rStyle w:val="Strong"/>
-          <w:b w:val="0"/>
-          <w:bCs w:val="0"/>
-        </w:rPr>
-        <w:t>Left</w:t>
-      </w:r>
-      <w:r>
-        <w:rPr>
-          <w:rStyle w:val="Strong"/>
-          <w:b w:val="0"/>
-          <w:bCs w:val="0"/>
-        </w:rPr>
-        <w:t xml:space="preserve"> seminal vesicle </w:t>
-      </w:r>
-    </w:p>
-    <w:p>
-      <w:pPr>
-        <w:spacing w:after="0"/>
-        <w:rPr>
-          <w:rStyle w:val="Strong"/>
-          <w:b w:val="0"/>
-          <w:bCs w:val="0"/>
-        </w:rPr>
-      </w:pPr>
-      <w:r>
-        <w:rPr>
-          <w:rStyle w:val="Strong"/>
-          <w:b w:val="0"/>
-          <w:bCs w:val="0"/>
-        </w:rPr>
-        <w:t>(</w:t>
-      </w:r>
-      <w:r>
-        <w:rPr>
-          <w:rStyle w:val="Strong"/>
-          <w:b w:val="0"/>
-          <w:bCs w:val="0"/>
-        </w:rPr>
-        <w:t>A</w:t>
-      </w:r>
-      <w:r>
-        <w:rPr>
-          <w:rStyle w:val="Strong"/>
-          <w:b w:val="0"/>
-          <w:bCs w:val="0"/>
-        </w:rPr>
-        <w:t xml:space="preserve">5) </w:t>
-      </w:r>
-      <w:r>
-        <w:rPr>
-          <w:rStyle w:val="Strong"/>
-          <w:b w:val="0"/>
-          <w:bCs w:val="0"/>
-        </w:rPr>
-        <w:t>Right</w:t>
-      </w:r>
-      <w:r>
-        <w:rPr>
-          <w:rStyle w:val="Strong"/>
-          <w:b w:val="0"/>
-          <w:bCs w:val="0"/>
-        </w:rPr>
-        <w:t xml:space="preserve"> vas deferens and ureteral margin, </w:t>
+        <w:t xml:space="preserve"> face</w:t>
+      </w:r>
+    </w:p>
+    <w:p>
+      <w:pPr>
+        <w:spacing w:after="0"/>
+      </w:pPr>
+      <w:r>
+        <w:t xml:space="preserve">(A4) Left ureter and vas deferens margins, </w:t>
       </w:r>
       <w:proofErr w:type="spellStart"/>
       <w:r>
-        <w:rPr>
-          <w:rStyle w:val="Strong"/>
-          <w:b w:val="0"/>
-          <w:bCs w:val="0"/>
-        </w:rPr>
         <w:t>en</w:t>
       </w:r>
       <w:proofErr w:type="spellEnd"/>
       <w:r>
-        <w:rPr>
-          <w:rStyle w:val="Strong"/>
-          <w:b w:val="0"/>
-          <w:bCs w:val="0"/>
-        </w:rPr>
-        <w:t xml:space="preserve"> face </w:t>
-      </w:r>
-    </w:p>
-    <w:p>
-      <w:pPr>
-        <w:spacing w:after="0"/>
-        <w:rPr>
-          <w:rStyle w:val="Strong"/>
-          <w:b w:val="0"/>
-          <w:bCs w:val="0"/>
-        </w:rPr>
-      </w:pPr>
-      <w:r>
-        <w:rPr>
-          <w:rStyle w:val="Strong"/>
-          <w:b w:val="0"/>
-          <w:bCs w:val="0"/>
-        </w:rPr>
-        <w:t>(</w:t>
-      </w:r>
-      <w:r>
-        <w:rPr>
-          <w:rStyle w:val="Strong"/>
-          <w:b w:val="0"/>
-          <w:bCs w:val="0"/>
-        </w:rPr>
-        <w:t>A</w:t>
-      </w:r>
-      <w:r>
-        <w:rPr>
-          <w:rStyle w:val="Strong"/>
-          <w:b w:val="0"/>
-          <w:bCs w:val="0"/>
-        </w:rPr>
-        <w:t xml:space="preserve">6) </w:t>
-      </w:r>
-      <w:r>
-        <w:rPr>
-          <w:rStyle w:val="Strong"/>
-          <w:b w:val="0"/>
-          <w:bCs w:val="0"/>
-        </w:rPr>
-        <w:t>Right</w:t>
-      </w:r>
-      <w:r>
-        <w:rPr>
-          <w:rStyle w:val="Strong"/>
-          <w:b w:val="0"/>
-          <w:bCs w:val="0"/>
-        </w:rPr>
-        <w:t xml:space="preserve"> seminal vesicle </w:t>
-      </w:r>
-    </w:p>
-    <w:p>
-      <w:pPr>
-        <w:spacing w:after="0"/>
-        <w:rPr>
-          <w:rStyle w:val="Strong"/>
-          <w:b w:val="0"/>
-          <w:bCs w:val="0"/>
-        </w:rPr>
-      </w:pPr>
-      <w:r>
-        <w:rPr>
-          <w:rStyle w:val="Strong"/>
-          <w:b w:val="0"/>
-          <w:bCs w:val="0"/>
-        </w:rPr>
-        <w:t>(</w:t>
-      </w:r>
-      <w:r>
-        <w:rPr>
-          <w:rStyle w:val="Strong"/>
-          <w:b w:val="0"/>
-          <w:bCs w:val="0"/>
-        </w:rPr>
-        <w:t>A</w:t>
-      </w:r>
-      <w:r>
-        <w:rPr>
-          <w:rStyle w:val="Strong"/>
-          <w:b w:val="0"/>
-          <w:bCs w:val="0"/>
-        </w:rPr>
-        <w:t>7-</w:t>
-      </w:r>
-      <w:r>
-        <w:rPr>
-          <w:rStyle w:val="Strong"/>
-          <w:b w:val="0"/>
-          <w:bCs w:val="0"/>
-        </w:rPr>
-        <w:t>A</w:t>
-      </w:r>
-      <w:r>
-        <w:rPr>
-          <w:rStyle w:val="Strong"/>
-          <w:b w:val="0"/>
-          <w:bCs w:val="0"/>
-        </w:rPr>
-        <w:t>1</w:t>
-      </w:r>
-      <w:r>
-        <w:rPr>
-          <w:rStyle w:val="Strong"/>
-          <w:b w:val="0"/>
-          <w:bCs w:val="0"/>
-        </w:rPr>
-        <w:t>5</w:t>
-      </w:r>
-      <w:r>
-        <w:rPr>
-          <w:rStyle w:val="Strong"/>
-          <w:b w:val="0"/>
-          <w:bCs w:val="0"/>
-        </w:rPr>
-        <w:t xml:space="preserve">) Entire bladder lesion, sequentially from right to left to include both ureteral orifices </w:t>
-      </w:r>
-    </w:p>
-    <w:p>
-      <w:pPr>
-        <w:spacing w:after="0"/>
-        <w:rPr>
-          <w:rStyle w:val="Strong"/>
-          <w:b w:val="0"/>
-          <w:bCs w:val="0"/>
-        </w:rPr>
-      </w:pPr>
-      <w:r>
-        <w:rPr>
-          <w:rStyle w:val="Strong"/>
-          <w:b w:val="0"/>
-          <w:bCs w:val="0"/>
-        </w:rPr>
-        <w:t>(A16) Left</w:t>
-      </w:r>
-      <w:r>
-        <w:rPr>
-          <w:rStyle w:val="Strong"/>
-          <w:b w:val="0"/>
-          <w:bCs w:val="0"/>
-        </w:rPr>
-        <w:t xml:space="preserve"> bladder prostate junction, representative</w:t>
-      </w:r>
-    </w:p>
-    <w:p>
-      <w:pPr>
-        <w:spacing w:after="0"/>
-        <w:rPr>
-          <w:rStyle w:val="Strong"/>
-          <w:b w:val="0"/>
-          <w:bCs w:val="0"/>
-        </w:rPr>
-      </w:pPr>
-      <w:r>
-        <w:rPr>
-          <w:rStyle w:val="Strong"/>
-          <w:b w:val="0"/>
-          <w:bCs w:val="0"/>
-        </w:rPr>
-        <w:t>(</w:t>
-      </w:r>
-      <w:r>
-        <w:rPr>
-          <w:rStyle w:val="Strong"/>
-          <w:b w:val="0"/>
-          <w:bCs w:val="0"/>
-        </w:rPr>
-        <w:t>A</w:t>
-      </w:r>
-      <w:r>
-        <w:rPr>
-          <w:rStyle w:val="Strong"/>
-          <w:b w:val="0"/>
-          <w:bCs w:val="0"/>
-        </w:rPr>
-        <w:t xml:space="preserve">17) </w:t>
-      </w:r>
-      <w:r>
-        <w:rPr>
-          <w:rStyle w:val="Strong"/>
-          <w:b w:val="0"/>
-          <w:bCs w:val="0"/>
-        </w:rPr>
-        <w:t>Right</w:t>
-      </w:r>
-      <w:r>
-        <w:rPr>
-          <w:rStyle w:val="Strong"/>
-          <w:b w:val="0"/>
-          <w:bCs w:val="0"/>
-        </w:rPr>
-        <w:t xml:space="preserve"> bladder prostate junction, representative</w:t>
-      </w:r>
-    </w:p>
-    <w:p>
-      <w:pPr>
-        <w:spacing w:after="0"/>
-        <w:rPr>
-          <w:rStyle w:val="Strong"/>
-          <w:b w:val="0"/>
-          <w:bCs w:val="0"/>
-        </w:rPr>
-      </w:pPr>
-      <w:r>
-        <w:rPr>
-          <w:rStyle w:val="Strong"/>
-          <w:b w:val="0"/>
-          <w:bCs w:val="0"/>
-        </w:rPr>
-        <w:t>(</w:t>
-      </w:r>
-      <w:r>
-        <w:rPr>
-          <w:rStyle w:val="Strong"/>
-          <w:b w:val="0"/>
-          <w:bCs w:val="0"/>
-        </w:rPr>
-        <w:t>A</w:t>
-      </w:r>
-      <w:r>
-        <w:rPr>
-          <w:rStyle w:val="Strong"/>
-          <w:b w:val="0"/>
-          <w:bCs w:val="0"/>
-        </w:rPr>
-        <w:t xml:space="preserve">18) Anterior bladder wall </w:t>
-      </w:r>
-    </w:p>
-    <w:p>
-      <w:pPr>
-        <w:spacing w:after="0"/>
-        <w:rPr>
-          <w:rStyle w:val="Strong"/>
-          <w:b w:val="0"/>
-          <w:bCs w:val="0"/>
-        </w:rPr>
-      </w:pPr>
-      <w:r>
-        <w:rPr>
-          <w:rStyle w:val="Strong"/>
-          <w:b w:val="0"/>
-          <w:bCs w:val="0"/>
-        </w:rPr>
-        <w:t>(</w:t>
-      </w:r>
-      <w:r>
-        <w:rPr>
-          <w:rStyle w:val="Strong"/>
-          <w:b w:val="0"/>
-          <w:bCs w:val="0"/>
-        </w:rPr>
-        <w:t>A</w:t>
-      </w:r>
-      <w:r>
-        <w:rPr>
-          <w:rStyle w:val="Strong"/>
-          <w:b w:val="0"/>
-          <w:bCs w:val="0"/>
-        </w:rPr>
-        <w:t>19) Posterior bladder wall/dome</w:t>
-      </w:r>
-    </w:p>
-    <w:p>
-      <w:pPr>
-        <w:spacing w:after="0"/>
-        <w:rPr>
-          <w:rStyle w:val="Strong"/>
-          <w:b w:val="0"/>
-          <w:bCs w:val="0"/>
-        </w:rPr>
-      </w:pPr>
-      <w:r>
-        <w:rPr>
-          <w:rStyle w:val="Strong"/>
-          <w:b w:val="0"/>
-          <w:bCs w:val="0"/>
-        </w:rPr>
-        <w:t>(</w:t>
-      </w:r>
-      <w:r>
-        <w:rPr>
-          <w:rStyle w:val="Strong"/>
-          <w:b w:val="0"/>
-          <w:bCs w:val="0"/>
-        </w:rPr>
-        <w:t>A</w:t>
-      </w:r>
-      <w:r>
-        <w:rPr>
-          <w:rStyle w:val="Strong"/>
-          <w:b w:val="0"/>
-          <w:bCs w:val="0"/>
-        </w:rPr>
-        <w:t xml:space="preserve">20) </w:t>
-      </w:r>
-      <w:r>
-        <w:rPr>
-          <w:rStyle w:val="Strong"/>
-          <w:b w:val="0"/>
-          <w:bCs w:val="0"/>
-        </w:rPr>
-        <w:t>Left</w:t>
-      </w:r>
-      <w:r>
-        <w:rPr>
-          <w:rStyle w:val="Strong"/>
-          <w:b w:val="0"/>
-          <w:bCs w:val="0"/>
-        </w:rPr>
-        <w:t xml:space="preserve"> lateral bladder wall</w:t>
-      </w:r>
-    </w:p>
-    <w:p>
-      <w:pPr>
-        <w:spacing w:after="0"/>
-        <w:rPr>
-          <w:rStyle w:val="Strong"/>
-          <w:b w:val="0"/>
-          <w:bCs w:val="0"/>
-        </w:rPr>
-      </w:pPr>
-      <w:r>
-        <w:rPr>
-          <w:rStyle w:val="Strong"/>
-          <w:b w:val="0"/>
-          <w:bCs w:val="0"/>
-        </w:rPr>
-        <w:t>(</w:t>
-      </w:r>
-      <w:r>
-        <w:rPr>
-          <w:rStyle w:val="Strong"/>
-          <w:b w:val="0"/>
-          <w:bCs w:val="0"/>
-        </w:rPr>
-        <w:t>A</w:t>
-      </w:r>
-      <w:r>
-        <w:rPr>
-          <w:rStyle w:val="Strong"/>
-          <w:b w:val="0"/>
-          <w:bCs w:val="0"/>
-        </w:rPr>
-        <w:t xml:space="preserve">21) </w:t>
-      </w:r>
-      <w:r>
-        <w:rPr>
-          <w:rStyle w:val="Strong"/>
-          <w:b w:val="0"/>
-          <w:bCs w:val="0"/>
-        </w:rPr>
-        <w:t>Right</w:t>
-      </w:r>
-      <w:r>
-        <w:rPr>
-          <w:rStyle w:val="Strong"/>
-          <w:b w:val="0"/>
-          <w:bCs w:val="0"/>
-        </w:rPr>
-        <w:t xml:space="preserve"> lateral bladder wall </w:t>
-      </w:r>
-    </w:p>
-    <w:p>
-      <w:pPr>
-        <w:spacing w:after="0"/>
-        <w:rPr>
-          <w:rStyle w:val="Strong"/>
-          <w:b w:val="0"/>
-          <w:bCs w:val="0"/>
-        </w:rPr>
-      </w:pPr>
-      <w:r>
-        <w:rPr>
-          <w:rStyle w:val="Strong"/>
-          <w:b w:val="0"/>
-          <w:bCs w:val="0"/>
-        </w:rPr>
-        <w:t>(</w:t>
-      </w:r>
-      <w:r>
-        <w:rPr>
-          <w:rStyle w:val="Strong"/>
-          <w:b w:val="0"/>
-          <w:bCs w:val="0"/>
-        </w:rPr>
-        <w:t>A</w:t>
-      </w:r>
-      <w:r>
-        <w:rPr>
-          <w:rStyle w:val="Strong"/>
-          <w:b w:val="0"/>
-          <w:bCs w:val="0"/>
-        </w:rPr>
-        <w:t>22-</w:t>
-      </w:r>
-      <w:r>
-        <w:rPr>
-          <w:rStyle w:val="Strong"/>
-          <w:b w:val="0"/>
-          <w:bCs w:val="0"/>
-        </w:rPr>
-        <w:t>A</w:t>
-      </w:r>
-      <w:r>
-        <w:rPr>
-          <w:rStyle w:val="Strong"/>
-          <w:b w:val="0"/>
-          <w:bCs w:val="0"/>
-        </w:rPr>
-        <w:t xml:space="preserve">23) </w:t>
-      </w:r>
-      <w:r>
-        <w:rPr>
-          <w:rStyle w:val="Strong"/>
-          <w:b w:val="0"/>
-          <w:bCs w:val="0"/>
-        </w:rPr>
-        <w:t>Left</w:t>
-      </w:r>
-      <w:r>
-        <w:rPr>
-          <w:rStyle w:val="Strong"/>
-          <w:b w:val="0"/>
-          <w:bCs w:val="0"/>
-        </w:rPr>
-        <w:t xml:space="preserve"> mid prostate </w:t>
-      </w:r>
-    </w:p>
-    <w:p>
-      <w:pPr>
-        <w:spacing w:after="0"/>
-        <w:rPr>
-          <w:rStyle w:val="Strong"/>
-          <w:b w:val="0"/>
-          <w:bCs w:val="0"/>
-        </w:rPr>
-      </w:pPr>
-      <w:r>
-        <w:rPr>
-          <w:rStyle w:val="Strong"/>
-          <w:b w:val="0"/>
-          <w:bCs w:val="0"/>
-        </w:rPr>
-        <w:t>(</w:t>
-      </w:r>
-      <w:r>
-        <w:rPr>
-          <w:rStyle w:val="Strong"/>
-          <w:b w:val="0"/>
-          <w:bCs w:val="0"/>
-        </w:rPr>
-        <w:t>A</w:t>
-      </w:r>
-      <w:r>
-        <w:rPr>
-          <w:rStyle w:val="Strong"/>
-          <w:b w:val="0"/>
-          <w:bCs w:val="0"/>
-        </w:rPr>
-        <w:t>24-</w:t>
-      </w:r>
-      <w:r>
-        <w:rPr>
-          <w:rStyle w:val="Strong"/>
-          <w:b w:val="0"/>
-          <w:bCs w:val="0"/>
-        </w:rPr>
-        <w:t>A</w:t>
-      </w:r>
-      <w:r>
-        <w:rPr>
-          <w:rStyle w:val="Strong"/>
-          <w:b w:val="0"/>
-          <w:bCs w:val="0"/>
-        </w:rPr>
-        <w:t xml:space="preserve">25) </w:t>
-      </w:r>
-      <w:r>
-        <w:rPr>
-          <w:rStyle w:val="Strong"/>
-          <w:b w:val="0"/>
-          <w:bCs w:val="0"/>
-        </w:rPr>
-        <w:t>Right</w:t>
-      </w:r>
-      <w:r>
-        <w:rPr>
-          <w:rStyle w:val="Strong"/>
-          <w:b w:val="0"/>
-          <w:bCs w:val="0"/>
-        </w:rPr>
-        <w:t xml:space="preserve"> mid prostate            </w:t>
+        <w:t xml:space="preserve"> face</w:t>
+      </w:r>
+    </w:p>
+    <w:p>
+      <w:pPr>
+        <w:spacing w:after="0"/>
+      </w:pPr>
+      <w:r>
+        <w:t>(A5) Right seminal vesicle</w:t>
+      </w:r>
+    </w:p>
+    <w:p>
+      <w:pPr>
+        <w:spacing w:after="0"/>
+      </w:pPr>
+      <w:r>
+        <w:t>(A6) Left seminal vesicle</w:t>
+      </w:r>
+    </w:p>
+    <w:p>
+      <w:pPr>
+        <w:spacing w:after="0"/>
+      </w:pPr>
+      <w:r>
+        <w:t>(A7) Anterior wall of bladder</w:t>
+      </w:r>
+    </w:p>
+    <w:p>
+      <w:pPr>
+        <w:spacing w:after="0"/>
+      </w:pPr>
+      <w:r>
+        <w:t>(A8) Dome of bladder, to include possible ulcerated areas</w:t>
+      </w:r>
+    </w:p>
+    <w:p>
+      <w:pPr>
+        <w:spacing w:after="0"/>
+      </w:pPr>
+      <w:r>
+        <w:t>(A9) Posterior wall, to include area of ulceration</w:t>
+      </w:r>
+    </w:p>
+    <w:p>
+      <w:pPr>
+        <w:spacing w:after="0"/>
+      </w:pPr>
+      <w:r>
+        <w:t>(A10) Left wall of bladder</w:t>
+      </w:r>
+    </w:p>
+    <w:p>
+      <w:pPr>
+        <w:spacing w:after="0"/>
+      </w:pPr>
+      <w:r>
+        <w:t>(A11) Right wall of bladder, to include area of full-thickness disruption</w:t>
+      </w:r>
+    </w:p>
+    <w:p>
+      <w:pPr>
+        <w:spacing w:after="0"/>
+      </w:pPr>
+      <w:r>
+        <w:t>(A12) Trigone of bladder</w:t>
+      </w:r>
+    </w:p>
+    <w:p>
+      <w:pPr>
+        <w:spacing w:after="0"/>
+      </w:pPr>
+      <w:r>
+        <w:t>(A13) Left ureter, adjacent to area of discoloration</w:t>
+      </w:r>
+    </w:p>
+    <w:p>
+      <w:pPr>
+        <w:spacing w:after="0"/>
+      </w:pPr>
+      <w:r>
+        <w:t>(A14) Right ureter, adjacent to discoloration, as well as site of full-thickness defect</w:t>
+      </w:r>
+    </w:p>
+    <w:p>
+      <w:pPr>
+        <w:spacing w:after="0"/>
+      </w:pPr>
+      <w:r>
+        <w:t>(A15) Right bladder prostate junction</w:t>
+      </w:r>
+    </w:p>
+    <w:p>
+      <w:pPr>
+        <w:spacing w:after="0"/>
+      </w:pPr>
+      <w:r>
+        <w:t>(A16) Left bladder prostate junction</w:t>
+      </w:r>
+    </w:p>
+    <w:p>
+      <w:pPr>
+        <w:spacing w:after="0"/>
+      </w:pPr>
+      <w:r>
+        <w:t>(A17-A18) Right mid prostate, composite, to include area of possible nodule</w:t>
+      </w:r>
+    </w:p>
+    <w:p>
+      <w:pPr>
+        <w:spacing w:after="0"/>
+      </w:pPr>
+      <w:r>
+        <w:t>(A19) Area of white discoloration in right prostate, as well as posterior prostate sampling</w:t>
+      </w:r>
+    </w:p>
+    <w:p>
+      <w:pPr>
+        <w:spacing w:after="0"/>
+      </w:pPr>
+      <w:r>
+        <w:t>(A20) Remaining posterior right prostate</w:t>
+      </w:r>
+    </w:p>
+    <w:p>
+      <w:pPr>
+        <w:spacing w:after="0"/>
+      </w:pPr>
+      <w:r>
+        <w:t>(A21) Left mid prostate</w:t>
+      </w:r>
+    </w:p>
+    <w:p>
+      <w:pPr>
+        <w:spacing w:after="0"/>
+      </w:pPr>
+      <w:r>
+        <w:t>(A22-A23) Remaining posterior left prostate</w:t>
+      </w:r>
+    </w:p>
+    <w:p>
+      <w:pPr>
+        <w:spacing w:after="0"/>
+        <w:rPr>
+          <w:rStyle w:val="Strong"/>
+          <w:b w:val="0"/>
+          <w:bCs w:val="0"/>
+        </w:rPr>
+      </w:pPr>
+      <w:r>
+        <w:rPr>
+          <w:rStyle w:val="Strong"/>
+          <w:b w:val="0"/>
+          <w:bCs w:val="0"/>
+        </w:rPr>
+        <w:t xml:space="preserve">        </w:t>
       </w:r>
     </w:p>
     <w:bookmarkEnd w:id="4"/>
@@ -14179,6 +15480,7 @@
         <w:rPr>
           <w:rStyle w:val="Strong"/>
         </w:rPr>
+        <w:lastRenderedPageBreak/>
         <w:t>Sections for Histology:</w:t>
       </w:r>
     </w:p>
@@ -14486,23 +15788,13 @@
           <w:bCs w:val="0"/>
         </w:rPr>
       </w:pPr>
-      <w:proofErr w:type="gramStart"/>
-      <w:r>
-        <w:rPr>
-          <w:rStyle w:val="Strong"/>
-          <w:b w:val="0"/>
-          <w:bCs w:val="0"/>
-        </w:rPr>
-        <w:t>If</w:t>
-      </w:r>
-      <w:proofErr w:type="gramEnd"/>
-      <w:r>
-        <w:rPr>
-          <w:rStyle w:val="Strong"/>
-          <w:b w:val="0"/>
-          <w:bCs w:val="0"/>
-        </w:rPr>
-        <w:t xml:space="preserve"> intact, ink the outside </w:t>
+      <w:r>
+        <w:rPr>
+          <w:rStyle w:val="Strong"/>
+          <w:b w:val="0"/>
+          <w:bCs w:val="0"/>
+        </w:rPr>
+        <w:t xml:space="preserve">If intact, ink the outside </w:t>
       </w:r>
     </w:p>
     <w:p>
@@ -14626,142 +15918,132 @@
           <w:b w:val="0"/>
           <w:bCs w:val="0"/>
         </w:rPr>
+        <w:t>Representative sections (1 per cm) of the outer surface, capsule, and cut surface including any areas that are different in appearance. If &gt;4cm, can put two pieces in one cassette.</w:t>
+      </w:r>
+    </w:p>
+    <w:p>
+      <w:pPr>
+        <w:spacing w:after="0"/>
+        <w:rPr>
+          <w:rStyle w:val="Strong"/>
+        </w:rPr>
+      </w:pPr>
+      <w:r>
+        <w:rPr>
+          <w:rStyle w:val="Strong"/>
+        </w:rPr>
+        <w:t>Header Example:</w:t>
+      </w:r>
+    </w:p>
+    <w:p>
+      <w:pPr>
+        <w:spacing w:after="0"/>
+      </w:pPr>
+      <w:r>
+        <w:t>Spermatocele, left, resection:</w:t>
+      </w:r>
+    </w:p>
+    <w:p>
+      <w:pPr>
+        <w:spacing w:after="0"/>
+      </w:pPr>
+      <w:r>
+        <w:t>Lipoma, spermatic cord, resection:</w:t>
+      </w:r>
+    </w:p>
+    <w:p>
+      <w:pPr>
+        <w:spacing w:after="0"/>
+      </w:pPr>
+    </w:p>
+    <w:p>
+      <w:pPr>
+        <w:spacing w:after="0"/>
+        <w:rPr>
+          <w:rStyle w:val="Strong"/>
+        </w:rPr>
+      </w:pPr>
+      <w:r>
+        <w:rPr>
+          <w:rStyle w:val="Strong"/>
+        </w:rPr>
+        <w:t>Dictation Example:</w:t>
+      </w:r>
+    </w:p>
+    <w:p>
+      <w:pPr>
+        <w:rPr>
+          <w:rStyle w:val="Strong"/>
+          <w:b w:val="0"/>
+          <w:bCs w:val="0"/>
+        </w:rPr>
+      </w:pPr>
+      <w:r>
+        <w:rPr>
+          <w:rStyle w:val="Strong"/>
+          <w:b w:val="0"/>
+          <w:bCs w:val="0"/>
+        </w:rPr>
+        <w:t>Received in a formalin container labeled "</w:t>
+      </w:r>
+      <w:r>
+        <w:rPr>
+          <w:rStyle w:val="Strong"/>
+          <w:b w:val="0"/>
+          <w:bCs w:val="0"/>
+        </w:rPr>
+        <w:t>patients name/MRN</w:t>
+      </w:r>
+      <w:r>
+        <w:rPr>
+          <w:rStyle w:val="Strong"/>
+          <w:b w:val="0"/>
+          <w:bCs w:val="0"/>
+        </w:rPr>
+        <w:t xml:space="preserve">/left spermatocele" consists of an intact 3.2 x 3.0 x 2.2 cm saccular cyst. The external surface is pink-red, </w:t>
+      </w:r>
+      <w:r>
+        <w:rPr>
+          <w:rStyle w:val="Strong"/>
+          <w:b w:val="0"/>
+          <w:bCs w:val="0"/>
+        </w:rPr>
+        <w:t>smooth,</w:t>
+      </w:r>
+      <w:r>
+        <w:rPr>
+          <w:rStyle w:val="Strong"/>
+          <w:b w:val="0"/>
+          <w:bCs w:val="0"/>
+        </w:rPr>
+        <w:t xml:space="preserve"> and glistening with focal cautery artifact. Opening the specimen demonstrates clear, translucent fluid. The cyst wall </w:t>
+      </w:r>
+      <w:proofErr w:type="gramStart"/>
+      <w:r>
+        <w:rPr>
+          <w:rStyle w:val="Strong"/>
+          <w:b w:val="0"/>
+          <w:bCs w:val="0"/>
+        </w:rPr>
+        <w:t>is &lt;0.1 cm</w:t>
+      </w:r>
+      <w:proofErr w:type="gramEnd"/>
+      <w:r>
+        <w:rPr>
+          <w:rStyle w:val="Strong"/>
+          <w:b w:val="0"/>
+          <w:bCs w:val="0"/>
+        </w:rPr>
+        <w:t xml:space="preserve"> </w:t>
+      </w:r>
+      <w:r>
+        <w:rPr>
+          <w:rStyle w:val="Strong"/>
+          <w:b w:val="0"/>
+          <w:bCs w:val="0"/>
+        </w:rPr>
         <w:lastRenderedPageBreak/>
-        <w:t xml:space="preserve">Representative sections (1 per cm) of the outer surface, capsule, and cut surface including any areas that are different in appearance. If &gt;4cm, </w:t>
-      </w:r>
-      <w:proofErr w:type="gramStart"/>
-      <w:r>
-        <w:rPr>
-          <w:rStyle w:val="Strong"/>
-          <w:b w:val="0"/>
-          <w:bCs w:val="0"/>
-        </w:rPr>
-        <w:t>can</w:t>
-      </w:r>
-      <w:proofErr w:type="gramEnd"/>
-      <w:r>
-        <w:rPr>
-          <w:rStyle w:val="Strong"/>
-          <w:b w:val="0"/>
-          <w:bCs w:val="0"/>
-        </w:rPr>
-        <w:t xml:space="preserve"> put two pieces in one cassette.</w:t>
-      </w:r>
-    </w:p>
-    <w:p>
-      <w:pPr>
-        <w:spacing w:after="0"/>
-        <w:rPr>
-          <w:rStyle w:val="Strong"/>
-        </w:rPr>
-      </w:pPr>
-      <w:r>
-        <w:rPr>
-          <w:rStyle w:val="Strong"/>
-        </w:rPr>
-        <w:t>Header Example:</w:t>
-      </w:r>
-    </w:p>
-    <w:p>
-      <w:pPr>
-        <w:spacing w:after="0"/>
-      </w:pPr>
-      <w:r>
-        <w:t>Spermatocele, left, resection:</w:t>
-      </w:r>
-    </w:p>
-    <w:p>
-      <w:pPr>
-        <w:spacing w:after="0"/>
-      </w:pPr>
-      <w:r>
-        <w:t>Lipoma, spermatic cord, resection:</w:t>
-      </w:r>
-    </w:p>
-    <w:p>
-      <w:pPr>
-        <w:spacing w:after="0"/>
-      </w:pPr>
-    </w:p>
-    <w:p>
-      <w:pPr>
-        <w:spacing w:after="0"/>
-        <w:rPr>
-          <w:rStyle w:val="Strong"/>
-        </w:rPr>
-      </w:pPr>
-      <w:r>
-        <w:rPr>
-          <w:rStyle w:val="Strong"/>
-        </w:rPr>
-        <w:t>Dictation Example:</w:t>
-      </w:r>
-    </w:p>
-    <w:p>
-      <w:pPr>
-        <w:rPr>
-          <w:rStyle w:val="Strong"/>
-          <w:b w:val="0"/>
-          <w:bCs w:val="0"/>
-        </w:rPr>
-      </w:pPr>
-      <w:r>
-        <w:rPr>
-          <w:rStyle w:val="Strong"/>
-          <w:b w:val="0"/>
-          <w:bCs w:val="0"/>
-        </w:rPr>
-        <w:t>Received in a formalin container labeled "</w:t>
-      </w:r>
-      <w:r>
-        <w:rPr>
-          <w:rStyle w:val="Strong"/>
-          <w:b w:val="0"/>
-          <w:bCs w:val="0"/>
-        </w:rPr>
-        <w:t>patients name/MRN</w:t>
-      </w:r>
-      <w:r>
-        <w:rPr>
-          <w:rStyle w:val="Strong"/>
-          <w:b w:val="0"/>
-          <w:bCs w:val="0"/>
-        </w:rPr>
-        <w:t xml:space="preserve">/left spermatocele" consists of an intact 3.2 x 3.0 x 2.2 cm saccular cyst. The external surface is pink-red, </w:t>
-      </w:r>
-      <w:r>
-        <w:rPr>
-          <w:rStyle w:val="Strong"/>
-          <w:b w:val="0"/>
-          <w:bCs w:val="0"/>
-        </w:rPr>
-        <w:t>smooth,</w:t>
-      </w:r>
-      <w:r>
-        <w:rPr>
-          <w:rStyle w:val="Strong"/>
-          <w:b w:val="0"/>
-          <w:bCs w:val="0"/>
-        </w:rPr>
-        <w:t xml:space="preserve"> and glistening with focal cautery artifact. Opening the specimen demonstrates clear, translucent fluid. The cyst wall </w:t>
-      </w:r>
-      <w:proofErr w:type="gramStart"/>
-      <w:r>
-        <w:rPr>
-          <w:rStyle w:val="Strong"/>
-          <w:b w:val="0"/>
-          <w:bCs w:val="0"/>
-        </w:rPr>
-        <w:t>is &lt;0.1 cm</w:t>
-      </w:r>
-      <w:proofErr w:type="gramEnd"/>
-      <w:r>
-        <w:rPr>
-          <w:rStyle w:val="Strong"/>
-          <w:b w:val="0"/>
-          <w:bCs w:val="0"/>
-        </w:rPr>
-        <w:t xml:space="preserve"> thick and smooth with no lesions or areas of thickening. Representative sections are submitted in (A1-A2).    </w:t>
+        <w:t xml:space="preserve">thick and smooth with no lesions or areas of thickening. Representative sections are submitted in (A1-A2).    </w:t>
       </w:r>
     </w:p>
     <w:p>
@@ -15263,7 +16545,6 @@
           <w:b w:val="0"/>
           <w:bCs w:val="0"/>
         </w:rPr>
-        <w:lastRenderedPageBreak/>
         <w:t>84-</w:t>
       </w:r>
       <w:r>
@@ -15498,25 +16779,8 @@
           <w:b w:val="0"/>
           <w:bCs w:val="0"/>
         </w:rPr>
-        <w:t xml:space="preserve">If your total using the above formula means you will be submitting over twenty blocks—call and confirm with the </w:t>
-      </w:r>
-      <w:proofErr w:type="gramStart"/>
-      <w:r>
-        <w:rPr>
-          <w:rStyle w:val="Strong"/>
-          <w:b w:val="0"/>
-          <w:bCs w:val="0"/>
-        </w:rPr>
-        <w:t>attending</w:t>
-      </w:r>
-      <w:proofErr w:type="gramEnd"/>
-      <w:r>
-        <w:rPr>
-          <w:rStyle w:val="Strong"/>
-          <w:b w:val="0"/>
-          <w:bCs w:val="0"/>
-        </w:rPr>
-        <w:t xml:space="preserve"> they want to stop at 20 or submit the entire amount. </w:t>
+        <w:lastRenderedPageBreak/>
+        <w:t xml:space="preserve">If your total using the above formula means you will be submitting over twenty blocks—call and confirm with the attending they want to stop at 20 or submit the entire amount. </w:t>
       </w:r>
     </w:p>
     <w:p>
@@ -15763,25 +17027,7 @@
           <w:b w:val="0"/>
           <w:bCs w:val="0"/>
         </w:rPr>
-        <w:t xml:space="preserve">are sufficient to include any lesional </w:t>
-      </w:r>
-      <w:proofErr w:type="gramStart"/>
-      <w:r>
-        <w:rPr>
-          <w:rStyle w:val="Strong"/>
-          <w:b w:val="0"/>
-          <w:bCs w:val="0"/>
-        </w:rPr>
-        <w:t>areas</w:t>
-      </w:r>
-      <w:proofErr w:type="gramEnd"/>
-      <w:r>
-        <w:rPr>
-          <w:rStyle w:val="Strong"/>
-          <w:b w:val="0"/>
-          <w:bCs w:val="0"/>
-        </w:rPr>
-        <w:t xml:space="preserve"> especially if morcellated. </w:t>
+        <w:t xml:space="preserve">are sufficient to include any lesional areas especially if morcellated. </w:t>
       </w:r>
     </w:p>
     <w:p>
@@ -16280,7 +17526,6 @@
           <w:b w:val="0"/>
           <w:bCs w:val="0"/>
         </w:rPr>
-        <w:lastRenderedPageBreak/>
         <w:t>Mid prostate, right, left, anterior and posterior, to include any nodule, firm area, mass or discoloration</w:t>
       </w:r>
     </w:p>
@@ -16374,6 +17619,7 @@
     </w:p>
     <w:p>
       <w:r>
+        <w:lastRenderedPageBreak/>
         <w:t xml:space="preserve">Received in a formalin labeled "patient name/ MRN/ prostate adenoma" is a </w:t>
       </w:r>
       <w:r>
@@ -16652,25 +17898,7 @@
           <w:b w:val="0"/>
           <w:bCs w:val="0"/>
         </w:rPr>
-        <w:t xml:space="preserve"> and they have infiltrated numerous organs in the </w:t>
-      </w:r>
-      <w:proofErr w:type="gramStart"/>
-      <w:r>
-        <w:rPr>
-          <w:rStyle w:val="Strong"/>
-          <w:b w:val="0"/>
-          <w:bCs w:val="0"/>
-        </w:rPr>
-        <w:t>pelvis</w:t>
-      </w:r>
-      <w:proofErr w:type="gramEnd"/>
-      <w:r>
-        <w:rPr>
-          <w:rStyle w:val="Strong"/>
-          <w:b w:val="0"/>
-          <w:bCs w:val="0"/>
-        </w:rPr>
-        <w:t xml:space="preserve"> being the common thread. There is no set list of what is or is not included and what to same or not. A very general rule of thumb is to measure and describe what is present, the tumor both appearance and where it is going, and margins. If you talk about/describe it, then sample it. This is more often a </w:t>
+        <w:t xml:space="preserve"> and they have infiltrated numerous organs in the pelvis being the common thread. There is no set list of what is or is not included and what to same or not. A very general rule of thumb is to measure and describe what is present, the tumor both appearance and where it is going, and margins. If you talk about/describe it, then sample it. This is more often a </w:t>
       </w:r>
       <w:r>
         <w:rPr>
@@ -16827,7 +18055,6 @@
           <w:b w:val="0"/>
           <w:bCs w:val="0"/>
         </w:rPr>
-        <w:lastRenderedPageBreak/>
         <w:t xml:space="preserve">Ink may be used to preserve orientation and true margins but may be submitted as additional specimens. </w:t>
       </w:r>
     </w:p>
@@ -16917,6 +18144,7 @@
           <w:b w:val="0"/>
           <w:bCs w:val="0"/>
         </w:rPr>
+        <w:lastRenderedPageBreak/>
         <w:t xml:space="preserve">Due to the nonstandard nature of these complex </w:t>
       </w:r>
       <w:proofErr w:type="gramStart"/>
@@ -17937,6 +19165,124 @@
           <w:b w:val="0"/>
           <w:bCs w:val="0"/>
         </w:rPr>
+        <w:t xml:space="preserve"> x cm. The mass involves the anterior, posterior, right and left lateral walls, extends to the urethra, and is </w:t>
+      </w:r>
+      <w:r>
+        <w:rPr>
+          <w:rStyle w:val="Strong"/>
+          <w:b w:val="0"/>
+          <w:bCs w:val="0"/>
+        </w:rPr>
+        <w:t>x</w:t>
+      </w:r>
+      <w:r>
+        <w:rPr>
+          <w:rStyle w:val="Strong"/>
+          <w:b w:val="0"/>
+          <w:bCs w:val="0"/>
+        </w:rPr>
+        <w:t xml:space="preserve"> cm to the urethral margin. The mass is </w:t>
+      </w:r>
+      <w:r>
+        <w:rPr>
+          <w:rStyle w:val="Strong"/>
+          <w:b w:val="0"/>
+          <w:bCs w:val="0"/>
+        </w:rPr>
+        <w:t>x</w:t>
+      </w:r>
+      <w:r>
+        <w:rPr>
+          <w:rStyle w:val="Strong"/>
+          <w:b w:val="0"/>
+          <w:bCs w:val="0"/>
+        </w:rPr>
+        <w:t xml:space="preserve"> cm to each ureteral </w:t>
+      </w:r>
+      <w:proofErr w:type="gramStart"/>
+      <w:r>
+        <w:rPr>
+          <w:rStyle w:val="Strong"/>
+          <w:b w:val="0"/>
+          <w:bCs w:val="0"/>
+        </w:rPr>
+        <w:t>orifices</w:t>
+      </w:r>
+      <w:proofErr w:type="gramEnd"/>
+      <w:r>
+        <w:rPr>
+          <w:rStyle w:val="Strong"/>
+          <w:b w:val="0"/>
+          <w:bCs w:val="0"/>
+        </w:rPr>
+        <w:t xml:space="preserve">. The mass extends beyond the mucosa into the bladder wall but not beyond the bladder wall and is </w:t>
+      </w:r>
+      <w:r>
+        <w:rPr>
+          <w:rStyle w:val="Strong"/>
+          <w:b w:val="0"/>
+          <w:bCs w:val="0"/>
+        </w:rPr>
+        <w:t>x</w:t>
+      </w:r>
+      <w:r>
+        <w:rPr>
+          <w:rStyle w:val="Strong"/>
+          <w:b w:val="0"/>
+          <w:bCs w:val="0"/>
+        </w:rPr>
+        <w:t xml:space="preserve"> cm to the right radial bladder margin and </w:t>
+      </w:r>
+      <w:r>
+        <w:rPr>
+          <w:rStyle w:val="Strong"/>
+          <w:b w:val="0"/>
+          <w:bCs w:val="0"/>
+        </w:rPr>
+        <w:t>x</w:t>
+      </w:r>
+      <w:r>
+        <w:rPr>
+          <w:rStyle w:val="Strong"/>
+          <w:b w:val="0"/>
+          <w:bCs w:val="0"/>
+        </w:rPr>
+        <w:t xml:space="preserve"> cm to the left lateral bladder margin </w:t>
+      </w:r>
+      <w:proofErr w:type="gramStart"/>
+      <w:r>
+        <w:rPr>
+          <w:rStyle w:val="Strong"/>
+          <w:b w:val="0"/>
+          <w:bCs w:val="0"/>
+        </w:rPr>
+        <w:t>The</w:t>
+      </w:r>
+      <w:proofErr w:type="gramEnd"/>
+      <w:r>
+        <w:rPr>
+          <w:rStyle w:val="Strong"/>
+          <w:b w:val="0"/>
+          <w:bCs w:val="0"/>
+        </w:rPr>
+        <w:t xml:space="preserve"> dome of the bladder is extensively calcified</w:t>
+      </w:r>
+      <w:proofErr w:type="gramStart"/>
+      <w:r>
+        <w:rPr>
+          <w:rStyle w:val="Strong"/>
+          <w:b w:val="0"/>
+          <w:bCs w:val="0"/>
+        </w:rPr>
+        <w:t>, x</w:t>
+      </w:r>
+      <w:proofErr w:type="gramEnd"/>
+      <w:r>
+        <w:rPr>
+          <w:rStyle w:val="Strong"/>
+          <w:b w:val="0"/>
+          <w:bCs w:val="0"/>
+        </w:rPr>
         <w:t xml:space="preserve"> </w:t>
       </w:r>
       <w:proofErr w:type="spellStart"/>
@@ -17955,8 +19301,9 @@
           <w:b w:val="0"/>
           <w:bCs w:val="0"/>
         </w:rPr>
-        <w:t xml:space="preserve"> cm. The mass involves the anterior, posterior, right and left lateral walls, extends to the urethra, and is </w:t>
-      </w:r>
+        <w:t xml:space="preserve"> </w:t>
+      </w:r>
+      <w:proofErr w:type="spellStart"/>
       <w:r>
         <w:rPr>
           <w:rStyle w:val="Strong"/>
@@ -17965,13 +19312,14 @@
         </w:rPr>
         <w:t>x</w:t>
       </w:r>
-      <w:r>
-        <w:rPr>
-          <w:rStyle w:val="Strong"/>
-          <w:b w:val="0"/>
-          <w:bCs w:val="0"/>
-        </w:rPr>
-        <w:t xml:space="preserve"> cm to the urethral margin. The mass is </w:t>
+      <w:proofErr w:type="spellEnd"/>
+      <w:r>
+        <w:rPr>
+          <w:rStyle w:val="Strong"/>
+          <w:b w:val="0"/>
+          <w:bCs w:val="0"/>
+        </w:rPr>
+        <w:t xml:space="preserve"> cm). The mass does not extend into the uterus, cervix, or vagina and is </w:t>
       </w:r>
       <w:r>
         <w:rPr>
@@ -17987,7 +19335,117 @@
           <w:b w:val="0"/>
           <w:bCs w:val="0"/>
         </w:rPr>
-        <w:t xml:space="preserve"> cm to each ureteral </w:t>
+        <w:t xml:space="preserve"> cm to the vagina, </w:t>
+      </w:r>
+      <w:r>
+        <w:rPr>
+          <w:rStyle w:val="Strong"/>
+          <w:b w:val="0"/>
+          <w:bCs w:val="0"/>
+        </w:rPr>
+        <w:t>x</w:t>
+      </w:r>
+      <w:r>
+        <w:rPr>
+          <w:rStyle w:val="Strong"/>
+          <w:b w:val="0"/>
+          <w:bCs w:val="0"/>
+        </w:rPr>
+        <w:t xml:space="preserve"> cm to the vaginal margin and </w:t>
+      </w:r>
+      <w:r>
+        <w:rPr>
+          <w:rStyle w:val="Strong"/>
+          <w:b w:val="0"/>
+          <w:bCs w:val="0"/>
+        </w:rPr>
+        <w:t>x</w:t>
+      </w:r>
+      <w:r>
+        <w:rPr>
+          <w:rStyle w:val="Strong"/>
+          <w:b w:val="0"/>
+          <w:bCs w:val="0"/>
+        </w:rPr>
+        <w:t xml:space="preserve"> cm to the cervix. The remainder of the bladder mucosa is nodular, red-pink and dull.</w:t>
+      </w:r>
+    </w:p>
+    <w:p>
+      <w:pPr>
+        <w:spacing w:after="0"/>
+        <w:rPr>
+          <w:rStyle w:val="Strong"/>
+          <w:b w:val="0"/>
+          <w:bCs w:val="0"/>
+        </w:rPr>
+      </w:pPr>
+    </w:p>
+    <w:p>
+      <w:pPr>
+        <w:spacing w:after="0"/>
+        <w:rPr>
+          <w:rStyle w:val="Strong"/>
+          <w:b w:val="0"/>
+          <w:bCs w:val="0"/>
+        </w:rPr>
+      </w:pPr>
+      <w:r>
+        <w:rPr>
+          <w:rStyle w:val="Strong"/>
+          <w:b w:val="0"/>
+          <w:bCs w:val="0"/>
+        </w:rPr>
+        <w:t xml:space="preserve">The uterine serosa is red-tan-pink, smooth, and glistening with </w:t>
+      </w:r>
+      <w:r>
+        <w:rPr>
+          <w:rStyle w:val="Strong"/>
+          <w:b w:val="0"/>
+          <w:bCs w:val="0"/>
+        </w:rPr>
+        <w:t>x</w:t>
+      </w:r>
+      <w:r>
+        <w:rPr>
+          <w:rStyle w:val="Strong"/>
+          <w:b w:val="0"/>
+          <w:bCs w:val="0"/>
+        </w:rPr>
+        <w:t xml:space="preserve"> </w:t>
+      </w:r>
+      <w:proofErr w:type="spellStart"/>
+      <w:r>
+        <w:rPr>
+          <w:rStyle w:val="Strong"/>
+          <w:b w:val="0"/>
+          <w:bCs w:val="0"/>
+        </w:rPr>
+        <w:t>subserosal</w:t>
+      </w:r>
+      <w:proofErr w:type="spellEnd"/>
+      <w:r>
+        <w:rPr>
+          <w:rStyle w:val="Strong"/>
+          <w:b w:val="0"/>
+          <w:bCs w:val="0"/>
+        </w:rPr>
+        <w:t xml:space="preserve"> nodules each measuring </w:t>
+      </w:r>
+      <w:r>
+        <w:rPr>
+          <w:rStyle w:val="Strong"/>
+          <w:b w:val="0"/>
+          <w:bCs w:val="0"/>
+        </w:rPr>
+        <w:t>x</w:t>
+      </w:r>
+      <w:r>
+        <w:rPr>
+          <w:rStyle w:val="Strong"/>
+          <w:b w:val="0"/>
+          <w:bCs w:val="0"/>
+        </w:rPr>
+        <w:t xml:space="preserve"> cm in greatest dimension. The cervix is </w:t>
       </w:r>
       <w:proofErr w:type="gramStart"/>
       <w:r>
@@ -17996,7 +19454,7 @@
           <w:b w:val="0"/>
           <w:bCs w:val="0"/>
         </w:rPr>
-        <w:t>orifices</w:t>
+        <w:t>red-pink</w:t>
       </w:r>
       <w:proofErr w:type="gramEnd"/>
       <w:r>
@@ -18005,7 +19463,7 @@
           <w:b w:val="0"/>
           <w:bCs w:val="0"/>
         </w:rPr>
-        <w:t xml:space="preserve">. The mass extends beyond the mucosa into the bladder wall but not beyond the bladder wall and is </w:t>
+        <w:t xml:space="preserve">, extensively firm and fibrous with multiple gelatinous, smooth-walled cysts measuring up to </w:t>
       </w:r>
       <w:r>
         <w:rPr>
@@ -18021,8 +19479,25 @@
           <w:b w:val="0"/>
           <w:bCs w:val="0"/>
         </w:rPr>
-        <w:t xml:space="preserve"> cm to the right radial bladder margin and </w:t>
-      </w:r>
+        <w:t xml:space="preserve"> cm greatest dimensions. The endometrial cavity</w:t>
+      </w:r>
+      <w:r>
+        <w:rPr>
+          <w:rStyle w:val="Strong"/>
+          <w:b w:val="0"/>
+          <w:bCs w:val="0"/>
+        </w:rPr>
+        <w:t>, x</w:t>
+      </w:r>
+      <w:r>
+        <w:rPr>
+          <w:rStyle w:val="Strong"/>
+          <w:b w:val="0"/>
+          <w:bCs w:val="0"/>
+        </w:rPr>
+        <w:t xml:space="preserve"> </w:t>
+      </w:r>
+      <w:proofErr w:type="spellStart"/>
       <w:r>
         <w:rPr>
           <w:rStyle w:val="Strong"/>
@@ -18031,13 +19506,80 @@
         </w:rPr>
         <w:t>x</w:t>
       </w:r>
-      <w:r>
-        <w:rPr>
-          <w:rStyle w:val="Strong"/>
-          <w:b w:val="0"/>
-          <w:bCs w:val="0"/>
-        </w:rPr>
-        <w:t xml:space="preserve"> cm to the left lateral bladder margin </w:t>
+      <w:proofErr w:type="spellEnd"/>
+      <w:r>
+        <w:rPr>
+          <w:rStyle w:val="Strong"/>
+          <w:b w:val="0"/>
+          <w:bCs w:val="0"/>
+        </w:rPr>
+        <w:t xml:space="preserve"> cm</w:t>
+      </w:r>
+      <w:r>
+        <w:rPr>
+          <w:rStyle w:val="Strong"/>
+          <w:b w:val="0"/>
+          <w:bCs w:val="0"/>
+        </w:rPr>
+        <w:t>,</w:t>
+      </w:r>
+      <w:r>
+        <w:rPr>
+          <w:rStyle w:val="Strong"/>
+          <w:b w:val="0"/>
+          <w:bCs w:val="0"/>
+        </w:rPr>
+        <w:t xml:space="preserve"> is lined by a tan-pink unremarkable endometrium (</w:t>
+      </w:r>
+      <w:r>
+        <w:rPr>
+          <w:rStyle w:val="Strong"/>
+          <w:b w:val="0"/>
+          <w:bCs w:val="0"/>
+        </w:rPr>
+        <w:t>x</w:t>
+      </w:r>
+      <w:r>
+        <w:rPr>
+          <w:rStyle w:val="Strong"/>
+          <w:b w:val="0"/>
+          <w:bCs w:val="0"/>
+        </w:rPr>
+        <w:t xml:space="preserve"> cm thick). The myometrium is pale red-pink and smooth with additional well-defined white, whorled, intramural nodules</w:t>
+      </w:r>
+      <w:r>
+        <w:rPr>
+          <w:rStyle w:val="Strong"/>
+          <w:b w:val="0"/>
+          <w:bCs w:val="0"/>
+        </w:rPr>
+        <w:t xml:space="preserve">, x to x </w:t>
+      </w:r>
+      <w:r>
+        <w:rPr>
+          <w:rStyle w:val="Strong"/>
+          <w:b w:val="0"/>
+          <w:bCs w:val="0"/>
+        </w:rPr>
+        <w:t xml:space="preserve">cm in greatest dimension. Cut surfaces of the previously mentioned </w:t>
+      </w:r>
+      <w:proofErr w:type="spellStart"/>
+      <w:r>
+        <w:rPr>
+          <w:rStyle w:val="Strong"/>
+          <w:b w:val="0"/>
+          <w:bCs w:val="0"/>
+        </w:rPr>
+        <w:t>subserosal</w:t>
+      </w:r>
+      <w:proofErr w:type="spellEnd"/>
+      <w:r>
+        <w:rPr>
+          <w:rStyle w:val="Strong"/>
+          <w:b w:val="0"/>
+          <w:bCs w:val="0"/>
+        </w:rPr>
+        <w:t xml:space="preserve"> nodules are uniform white-tan, rubbery and whorled. No evidence of hemorrhage necrosis or calcifications </w:t>
       </w:r>
       <w:proofErr w:type="gramStart"/>
       <w:r>
@@ -18046,7 +19588,7 @@
           <w:b w:val="0"/>
           <w:bCs w:val="0"/>
         </w:rPr>
-        <w:t>The</w:t>
+        <w:t>are</w:t>
       </w:r>
       <w:proofErr w:type="gramEnd"/>
       <w:r>
@@ -18055,288 +19597,82 @@
           <w:b w:val="0"/>
           <w:bCs w:val="0"/>
         </w:rPr>
-        <w:t xml:space="preserve"> dome of the bladder is extensively calcified</w:t>
-      </w:r>
-      <w:proofErr w:type="gramStart"/>
-      <w:r>
-        <w:rPr>
-          <w:rStyle w:val="Strong"/>
-          <w:b w:val="0"/>
-          <w:bCs w:val="0"/>
-        </w:rPr>
-        <w:t>, x</w:t>
-      </w:r>
-      <w:proofErr w:type="gramEnd"/>
-      <w:r>
-        <w:rPr>
-          <w:rStyle w:val="Strong"/>
-          <w:b w:val="0"/>
-          <w:bCs w:val="0"/>
-        </w:rPr>
-        <w:t xml:space="preserve"> </w:t>
-      </w:r>
-      <w:proofErr w:type="spellStart"/>
-      <w:r>
-        <w:rPr>
-          <w:rStyle w:val="Strong"/>
-          <w:b w:val="0"/>
-          <w:bCs w:val="0"/>
-        </w:rPr>
-        <w:t>x</w:t>
-      </w:r>
-      <w:proofErr w:type="spellEnd"/>
-      <w:r>
-        <w:rPr>
-          <w:rStyle w:val="Strong"/>
-          <w:b w:val="0"/>
-          <w:bCs w:val="0"/>
-        </w:rPr>
-        <w:t xml:space="preserve"> </w:t>
-      </w:r>
-      <w:proofErr w:type="spellStart"/>
-      <w:r>
-        <w:rPr>
-          <w:rStyle w:val="Strong"/>
-          <w:b w:val="0"/>
-          <w:bCs w:val="0"/>
-        </w:rPr>
-        <w:t>x</w:t>
-      </w:r>
-      <w:proofErr w:type="spellEnd"/>
-      <w:r>
-        <w:rPr>
-          <w:rStyle w:val="Strong"/>
-          <w:b w:val="0"/>
-          <w:bCs w:val="0"/>
-        </w:rPr>
-        <w:t xml:space="preserve"> cm). The mass does not extend into the uterus, cervix, or vagina and is </w:t>
-      </w:r>
-      <w:r>
-        <w:rPr>
-          <w:rStyle w:val="Strong"/>
-          <w:b w:val="0"/>
-          <w:bCs w:val="0"/>
-        </w:rPr>
-        <w:t>x</w:t>
-      </w:r>
-      <w:r>
-        <w:rPr>
-          <w:rStyle w:val="Strong"/>
-          <w:b w:val="0"/>
-          <w:bCs w:val="0"/>
-        </w:rPr>
-        <w:t xml:space="preserve"> cm to the vagina, </w:t>
-      </w:r>
-      <w:r>
-        <w:rPr>
-          <w:rStyle w:val="Strong"/>
-          <w:b w:val="0"/>
-          <w:bCs w:val="0"/>
-        </w:rPr>
-        <w:t>x</w:t>
-      </w:r>
-      <w:r>
-        <w:rPr>
-          <w:rStyle w:val="Strong"/>
-          <w:b w:val="0"/>
-          <w:bCs w:val="0"/>
-        </w:rPr>
-        <w:t xml:space="preserve"> cm to the vaginal margin and </w:t>
-      </w:r>
-      <w:r>
-        <w:rPr>
-          <w:rStyle w:val="Strong"/>
-          <w:b w:val="0"/>
-          <w:bCs w:val="0"/>
-        </w:rPr>
-        <w:t>x</w:t>
-      </w:r>
-      <w:r>
-        <w:rPr>
-          <w:rStyle w:val="Strong"/>
-          <w:b w:val="0"/>
-          <w:bCs w:val="0"/>
-        </w:rPr>
-        <w:t xml:space="preserve"> cm to the cervix. The remainder of the bladder mucosa is nodular, red-pink and dull.</w:t>
-      </w:r>
-    </w:p>
-    <w:p>
-      <w:pPr>
-        <w:spacing w:after="0"/>
-        <w:rPr>
-          <w:rStyle w:val="Strong"/>
-          <w:b w:val="0"/>
-          <w:bCs w:val="0"/>
-        </w:rPr>
-      </w:pPr>
-    </w:p>
-    <w:p>
-      <w:pPr>
-        <w:spacing w:after="0"/>
-        <w:rPr>
-          <w:rStyle w:val="Strong"/>
-          <w:b w:val="0"/>
-          <w:bCs w:val="0"/>
-        </w:rPr>
-      </w:pPr>
-      <w:r>
-        <w:rPr>
-          <w:rStyle w:val="Strong"/>
-          <w:b w:val="0"/>
-          <w:bCs w:val="0"/>
-        </w:rPr>
-        <w:t xml:space="preserve">The uterine serosa is red-tan-pink, smooth, and glistening with </w:t>
-      </w:r>
-      <w:r>
-        <w:rPr>
-          <w:rStyle w:val="Strong"/>
-          <w:b w:val="0"/>
-          <w:bCs w:val="0"/>
-        </w:rPr>
-        <w:t>x</w:t>
-      </w:r>
-      <w:r>
-        <w:rPr>
-          <w:rStyle w:val="Strong"/>
-          <w:b w:val="0"/>
-          <w:bCs w:val="0"/>
-        </w:rPr>
-        <w:t xml:space="preserve"> </w:t>
-      </w:r>
-      <w:proofErr w:type="spellStart"/>
-      <w:r>
-        <w:rPr>
-          <w:rStyle w:val="Strong"/>
-          <w:b w:val="0"/>
-          <w:bCs w:val="0"/>
-        </w:rPr>
-        <w:t>subserosal</w:t>
-      </w:r>
-      <w:proofErr w:type="spellEnd"/>
-      <w:r>
-        <w:rPr>
-          <w:rStyle w:val="Strong"/>
-          <w:b w:val="0"/>
-          <w:bCs w:val="0"/>
-        </w:rPr>
-        <w:t xml:space="preserve"> nodules each measuring </w:t>
-      </w:r>
-      <w:r>
-        <w:rPr>
-          <w:rStyle w:val="Strong"/>
-          <w:b w:val="0"/>
-          <w:bCs w:val="0"/>
-        </w:rPr>
-        <w:t>x</w:t>
-      </w:r>
-      <w:r>
-        <w:rPr>
-          <w:rStyle w:val="Strong"/>
-          <w:b w:val="0"/>
-          <w:bCs w:val="0"/>
-        </w:rPr>
-        <w:t xml:space="preserve"> cm in greatest dimension. The cervix is </w:t>
-      </w:r>
-      <w:proofErr w:type="gramStart"/>
-      <w:r>
-        <w:rPr>
-          <w:rStyle w:val="Strong"/>
-          <w:b w:val="0"/>
-          <w:bCs w:val="0"/>
-        </w:rPr>
-        <w:t>red-pink</w:t>
-      </w:r>
-      <w:proofErr w:type="gramEnd"/>
-      <w:r>
-        <w:rPr>
-          <w:rStyle w:val="Strong"/>
-          <w:b w:val="0"/>
-          <w:bCs w:val="0"/>
-        </w:rPr>
-        <w:t xml:space="preserve">, extensively firm and fibrous with multiple gelatinous, smooth-walled cysts measuring up to </w:t>
-      </w:r>
-      <w:r>
-        <w:rPr>
-          <w:rStyle w:val="Strong"/>
-          <w:b w:val="0"/>
-          <w:bCs w:val="0"/>
-        </w:rPr>
-        <w:t>x</w:t>
-      </w:r>
-      <w:r>
-        <w:rPr>
-          <w:rStyle w:val="Strong"/>
-          <w:b w:val="0"/>
-          <w:bCs w:val="0"/>
-        </w:rPr>
-        <w:t xml:space="preserve"> cm greatest dimensions. The endometrial cavity</w:t>
-      </w:r>
-      <w:r>
-        <w:rPr>
-          <w:rStyle w:val="Strong"/>
-          <w:b w:val="0"/>
-          <w:bCs w:val="0"/>
-        </w:rPr>
-        <w:t>, x</w:t>
-      </w:r>
-      <w:r>
-        <w:rPr>
-          <w:rStyle w:val="Strong"/>
-          <w:b w:val="0"/>
-          <w:bCs w:val="0"/>
-        </w:rPr>
-        <w:t xml:space="preserve"> </w:t>
-      </w:r>
-      <w:proofErr w:type="spellStart"/>
-      <w:r>
-        <w:rPr>
-          <w:rStyle w:val="Strong"/>
-          <w:b w:val="0"/>
-          <w:bCs w:val="0"/>
-        </w:rPr>
-        <w:t>x</w:t>
-      </w:r>
-      <w:proofErr w:type="spellEnd"/>
-      <w:r>
-        <w:rPr>
-          <w:rStyle w:val="Strong"/>
-          <w:b w:val="0"/>
-          <w:bCs w:val="0"/>
-        </w:rPr>
-        <w:t xml:space="preserve"> cm</w:t>
-      </w:r>
-      <w:r>
-        <w:rPr>
-          <w:rStyle w:val="Strong"/>
-          <w:b w:val="0"/>
-          <w:bCs w:val="0"/>
-        </w:rPr>
-        <w:t>,</w:t>
-      </w:r>
-      <w:r>
-        <w:rPr>
-          <w:rStyle w:val="Strong"/>
-          <w:b w:val="0"/>
-          <w:bCs w:val="0"/>
-        </w:rPr>
-        <w:t xml:space="preserve"> is lined by a tan-pink unremarkable endometrium (</w:t>
-      </w:r>
-      <w:r>
-        <w:rPr>
-          <w:rStyle w:val="Strong"/>
-          <w:b w:val="0"/>
-          <w:bCs w:val="0"/>
-        </w:rPr>
-        <w:t>x</w:t>
-      </w:r>
-      <w:r>
-        <w:rPr>
-          <w:rStyle w:val="Strong"/>
-          <w:b w:val="0"/>
-          <w:bCs w:val="0"/>
-        </w:rPr>
-        <w:t xml:space="preserve"> cm thick). The myometrium is pale red-pink and smooth </w:t>
-      </w:r>
+        <w:t xml:space="preserve"> present. The bilateral adnexa are grossly unremarkable. No lymph nodes are identified.</w:t>
+      </w:r>
+    </w:p>
+    <w:p>
+      <w:pPr>
+        <w:spacing w:after="0"/>
+        <w:rPr>
+          <w:rStyle w:val="Strong"/>
+          <w:b w:val="0"/>
+          <w:bCs w:val="0"/>
+        </w:rPr>
+      </w:pPr>
+    </w:p>
+    <w:p>
+      <w:pPr>
+        <w:spacing w:after="0"/>
+        <w:rPr>
+          <w:rStyle w:val="Strong"/>
+          <w:b w:val="0"/>
+          <w:bCs w:val="0"/>
+        </w:rPr>
+      </w:pPr>
+      <w:r>
+        <w:rPr>
+          <w:rStyle w:val="Strong"/>
+          <w:b w:val="0"/>
+          <w:bCs w:val="0"/>
+        </w:rPr>
+        <w:t>Ink key:</w:t>
+      </w:r>
+    </w:p>
+    <w:p>
+      <w:pPr>
+        <w:spacing w:after="0"/>
+        <w:rPr>
+          <w:rStyle w:val="Strong"/>
+          <w:b w:val="0"/>
+          <w:bCs w:val="0"/>
+        </w:rPr>
+      </w:pPr>
+      <w:r>
+        <w:rPr>
+          <w:rStyle w:val="Strong"/>
+          <w:b w:val="0"/>
+          <w:bCs w:val="0"/>
+        </w:rPr>
+        <w:t>-Green: Right anterior</w:t>
+      </w:r>
+    </w:p>
+    <w:p>
+      <w:pPr>
+        <w:spacing w:after="0"/>
+        <w:rPr>
+          <w:rStyle w:val="Strong"/>
+          <w:b w:val="0"/>
+          <w:bCs w:val="0"/>
+        </w:rPr>
+      </w:pPr>
+      <w:r>
+        <w:rPr>
+          <w:rStyle w:val="Strong"/>
+          <w:b w:val="0"/>
+          <w:bCs w:val="0"/>
+        </w:rPr>
+        <w:t xml:space="preserve">-Blue: Left anterior </w:t>
+      </w:r>
+    </w:p>
+    <w:p>
+      <w:pPr>
+        <w:spacing w:after="0"/>
+        <w:rPr>
+          <w:rStyle w:val="Strong"/>
+          <w:b w:val="0"/>
+          <w:bCs w:val="0"/>
+        </w:rPr>
+      </w:pPr>
       <w:r>
         <w:rPr>
           <w:rStyle w:val="Strong"/>
@@ -18344,140 +19680,6 @@
           <w:bCs w:val="0"/>
         </w:rPr>
         <w:lastRenderedPageBreak/>
-        <w:t>with additional well-defined white, whorled, intramural nodules</w:t>
-      </w:r>
-      <w:r>
-        <w:rPr>
-          <w:rStyle w:val="Strong"/>
-          <w:b w:val="0"/>
-          <w:bCs w:val="0"/>
-        </w:rPr>
-        <w:t xml:space="preserve">, x to x </w:t>
-      </w:r>
-      <w:r>
-        <w:rPr>
-          <w:rStyle w:val="Strong"/>
-          <w:b w:val="0"/>
-          <w:bCs w:val="0"/>
-        </w:rPr>
-        <w:t xml:space="preserve">cm in greatest dimension. Cut surfaces of the previously mentioned </w:t>
-      </w:r>
-      <w:proofErr w:type="spellStart"/>
-      <w:r>
-        <w:rPr>
-          <w:rStyle w:val="Strong"/>
-          <w:b w:val="0"/>
-          <w:bCs w:val="0"/>
-        </w:rPr>
-        <w:t>subserosal</w:t>
-      </w:r>
-      <w:proofErr w:type="spellEnd"/>
-      <w:r>
-        <w:rPr>
-          <w:rStyle w:val="Strong"/>
-          <w:b w:val="0"/>
-          <w:bCs w:val="0"/>
-        </w:rPr>
-        <w:t xml:space="preserve"> nodules are uniform white-tan, rubbery and whorled. No evidence of hemorrhage necrosis or calcifications </w:t>
-      </w:r>
-      <w:proofErr w:type="gramStart"/>
-      <w:r>
-        <w:rPr>
-          <w:rStyle w:val="Strong"/>
-          <w:b w:val="0"/>
-          <w:bCs w:val="0"/>
-        </w:rPr>
-        <w:t>are</w:t>
-      </w:r>
-      <w:proofErr w:type="gramEnd"/>
-      <w:r>
-        <w:rPr>
-          <w:rStyle w:val="Strong"/>
-          <w:b w:val="0"/>
-          <w:bCs w:val="0"/>
-        </w:rPr>
-        <w:t xml:space="preserve"> present. The bilateral adnexa are grossly unremarkable. No lymph nodes are identified.</w:t>
-      </w:r>
-    </w:p>
-    <w:p>
-      <w:pPr>
-        <w:spacing w:after="0"/>
-        <w:rPr>
-          <w:rStyle w:val="Strong"/>
-          <w:b w:val="0"/>
-          <w:bCs w:val="0"/>
-        </w:rPr>
-      </w:pPr>
-    </w:p>
-    <w:p>
-      <w:pPr>
-        <w:spacing w:after="0"/>
-        <w:rPr>
-          <w:rStyle w:val="Strong"/>
-          <w:b w:val="0"/>
-          <w:bCs w:val="0"/>
-        </w:rPr>
-      </w:pPr>
-      <w:r>
-        <w:rPr>
-          <w:rStyle w:val="Strong"/>
-          <w:b w:val="0"/>
-          <w:bCs w:val="0"/>
-        </w:rPr>
-        <w:t>Ink key:</w:t>
-      </w:r>
-    </w:p>
-    <w:p>
-      <w:pPr>
-        <w:spacing w:after="0"/>
-        <w:rPr>
-          <w:rStyle w:val="Strong"/>
-          <w:b w:val="0"/>
-          <w:bCs w:val="0"/>
-        </w:rPr>
-      </w:pPr>
-      <w:r>
-        <w:rPr>
-          <w:rStyle w:val="Strong"/>
-          <w:b w:val="0"/>
-          <w:bCs w:val="0"/>
-        </w:rPr>
-        <w:t>-Green: Right anterior</w:t>
-      </w:r>
-    </w:p>
-    <w:p>
-      <w:pPr>
-        <w:spacing w:after="0"/>
-        <w:rPr>
-          <w:rStyle w:val="Strong"/>
-          <w:b w:val="0"/>
-          <w:bCs w:val="0"/>
-        </w:rPr>
-      </w:pPr>
-      <w:r>
-        <w:rPr>
-          <w:rStyle w:val="Strong"/>
-          <w:b w:val="0"/>
-          <w:bCs w:val="0"/>
-        </w:rPr>
-        <w:t xml:space="preserve">-Blue: Left anterior </w:t>
-      </w:r>
-    </w:p>
-    <w:p>
-      <w:pPr>
-        <w:spacing w:after="0"/>
-        <w:rPr>
-          <w:rStyle w:val="Strong"/>
-          <w:b w:val="0"/>
-          <w:bCs w:val="0"/>
-        </w:rPr>
-      </w:pPr>
-      <w:r>
-        <w:rPr>
-          <w:rStyle w:val="Strong"/>
-          <w:b w:val="0"/>
-          <w:bCs w:val="0"/>
-        </w:rPr>
         <w:t>-Black: Posterior bladder and uterus</w:t>
       </w:r>
     </w:p>
@@ -18524,25 +19726,7 @@
           <w:b w:val="0"/>
           <w:bCs w:val="0"/>
         </w:rPr>
-        <w:t xml:space="preserve">Gross photographs are taken. Representative sections are </w:t>
-      </w:r>
-      <w:proofErr w:type="gramStart"/>
-      <w:r>
-        <w:rPr>
-          <w:rStyle w:val="Strong"/>
-          <w:b w:val="0"/>
-          <w:bCs w:val="0"/>
-        </w:rPr>
-        <w:t>submitted</w:t>
-      </w:r>
-      <w:proofErr w:type="gramEnd"/>
-      <w:r>
-        <w:rPr>
-          <w:rStyle w:val="Strong"/>
-          <w:b w:val="0"/>
-          <w:bCs w:val="0"/>
-        </w:rPr>
-        <w:t xml:space="preserve"> follows:</w:t>
+        <w:t>Gross photographs are taken. Representative sections are submitted follows:</w:t>
       </w:r>
     </w:p>
     <w:p>
@@ -19664,7 +20848,16 @@
           <w:b w:val="0"/>
           <w:bCs w:val="0"/>
         </w:rPr>
-        <w:t xml:space="preserve"> to the fistulous area, but do not appear to be involved with it. The fistula is located, 0.6 cm to the left bladder soft tissue margin, 1.4 cm to the vaginal margin, 1.8 cm to the closest mesenteric margin, 2.5 cm to the distal rectal margin, 3.2 cm urethral margin, 3.8 cm to the radial rectal margin and 5.0 cm to the proximal colon margin. The remainder of the bladder mucosa is red-pink, dull and slightly nodular with no additional lesions identified. </w:t>
+        <w:t xml:space="preserve"> to the fistulous area, but do not appear to be involved with it. The fistula is located, 0.6 cm to the left bladder soft tissue margin, 1.4 cm to the vaginal margin, 1.8 cm to the closest mesenteric margin, 2.5 cm to the distal rectal margin, 3.2 cm </w:t>
+      </w:r>
+      <w:r>
+        <w:rPr>
+          <w:rStyle w:val="Strong"/>
+          <w:b w:val="0"/>
+          <w:bCs w:val="0"/>
+        </w:rPr>
+        <w:lastRenderedPageBreak/>
+        <w:t xml:space="preserve">urethral margin, 3.8 cm to the radial rectal margin and 5.0 cm to the proximal colon margin. The remainder of the bladder mucosa is red-pink, dull and slightly nodular with no additional lesions identified. </w:t>
       </w:r>
     </w:p>
     <w:p>
@@ -20316,169 +21509,169 @@
           <w:b w:val="0"/>
           <w:bCs w:val="0"/>
         </w:rPr>
+        <w:t>(E15) fistula in relation to uterus</w:t>
+      </w:r>
+    </w:p>
+    <w:p>
+      <w:pPr>
+        <w:spacing w:after="0"/>
+        <w:rPr>
+          <w:rStyle w:val="Strong"/>
+          <w:b w:val="0"/>
+          <w:bCs w:val="0"/>
+        </w:rPr>
+      </w:pPr>
+      <w:r>
+        <w:rPr>
+          <w:rStyle w:val="Strong"/>
+          <w:b w:val="0"/>
+          <w:bCs w:val="0"/>
+        </w:rPr>
+        <w:t xml:space="preserve">(E16) </w:t>
+      </w:r>
+      <w:proofErr w:type="spellStart"/>
+      <w:r>
+        <w:rPr>
+          <w:rStyle w:val="Strong"/>
+          <w:b w:val="0"/>
+          <w:bCs w:val="0"/>
+        </w:rPr>
+        <w:t>adhesed</w:t>
+      </w:r>
+      <w:proofErr w:type="spellEnd"/>
+      <w:r>
+        <w:rPr>
+          <w:rStyle w:val="Strong"/>
+          <w:b w:val="0"/>
+          <w:bCs w:val="0"/>
+        </w:rPr>
+        <w:t xml:space="preserve"> colon with serosal nodules and the yellow inked defect</w:t>
+      </w:r>
+    </w:p>
+    <w:p>
+      <w:pPr>
+        <w:spacing w:after="0"/>
+        <w:rPr>
+          <w:rStyle w:val="Strong"/>
+          <w:b w:val="0"/>
+          <w:bCs w:val="0"/>
+        </w:rPr>
+      </w:pPr>
+      <w:r>
+        <w:rPr>
+          <w:rStyle w:val="Strong"/>
+          <w:b w:val="0"/>
+          <w:bCs w:val="0"/>
+        </w:rPr>
+        <w:t>(E17-E18) nodules on bladder peritoneum</w:t>
+      </w:r>
+    </w:p>
+    <w:p>
+      <w:pPr>
+        <w:spacing w:after="0"/>
+        <w:rPr>
+          <w:rStyle w:val="Strong"/>
+          <w:b w:val="0"/>
+          <w:bCs w:val="0"/>
+        </w:rPr>
+      </w:pPr>
+      <w:r>
+        <w:rPr>
+          <w:rStyle w:val="Strong"/>
+          <w:b w:val="0"/>
+          <w:bCs w:val="0"/>
+        </w:rPr>
+        <w:t>(E19) right fallopian tube with nodule and fimbriated end</w:t>
+      </w:r>
+    </w:p>
+    <w:p>
+      <w:pPr>
+        <w:spacing w:after="0"/>
+        <w:rPr>
+          <w:rStyle w:val="Strong"/>
+          <w:b w:val="0"/>
+          <w:bCs w:val="0"/>
+        </w:rPr>
+      </w:pPr>
+      <w:r>
+        <w:rPr>
+          <w:rStyle w:val="Strong"/>
+          <w:b w:val="0"/>
+          <w:bCs w:val="0"/>
+        </w:rPr>
+        <w:t>(E20) background bladder</w:t>
+      </w:r>
+    </w:p>
+    <w:p>
+      <w:pPr>
+        <w:spacing w:after="0"/>
+        <w:rPr>
+          <w:rStyle w:val="Strong"/>
+          <w:b w:val="0"/>
+          <w:bCs w:val="0"/>
+        </w:rPr>
+      </w:pPr>
+      <w:r>
+        <w:rPr>
+          <w:rStyle w:val="Strong"/>
+          <w:b w:val="0"/>
+          <w:bCs w:val="0"/>
+        </w:rPr>
+        <w:t>(E21) background colon and rectum</w:t>
+      </w:r>
+    </w:p>
+    <w:p>
+      <w:pPr>
+        <w:spacing w:after="0"/>
+        <w:rPr>
+          <w:rStyle w:val="Strong"/>
+          <w:b w:val="0"/>
+          <w:bCs w:val="0"/>
+        </w:rPr>
+      </w:pPr>
+      <w:r>
+        <w:rPr>
+          <w:rStyle w:val="Strong"/>
+          <w:b w:val="0"/>
+          <w:bCs w:val="0"/>
+        </w:rPr>
+        <w:t>(E22) background uterus</w:t>
+      </w:r>
+    </w:p>
+    <w:p>
+      <w:pPr>
+        <w:spacing w:after="0"/>
+        <w:rPr>
+          <w:rStyle w:val="Strong"/>
+          <w:b w:val="0"/>
+          <w:bCs w:val="0"/>
+        </w:rPr>
+      </w:pPr>
+      <w:r>
+        <w:rPr>
+          <w:rStyle w:val="Strong"/>
+          <w:b w:val="0"/>
+          <w:bCs w:val="0"/>
+        </w:rPr>
+        <w:t>(E23) right ovary, representative</w:t>
+      </w:r>
+    </w:p>
+    <w:p>
+      <w:pPr>
+        <w:spacing w:after="0"/>
+        <w:rPr>
+          <w:rStyle w:val="Strong"/>
+          <w:b w:val="0"/>
+          <w:bCs w:val="0"/>
+        </w:rPr>
+      </w:pPr>
+      <w:r>
+        <w:rPr>
+          <w:rStyle w:val="Strong"/>
+          <w:b w:val="0"/>
+          <w:bCs w:val="0"/>
+        </w:rPr>
         <w:lastRenderedPageBreak/>
-        <w:t>(E15) fistula in relation to uterus</w:t>
-      </w:r>
-    </w:p>
-    <w:p>
-      <w:pPr>
-        <w:spacing w:after="0"/>
-        <w:rPr>
-          <w:rStyle w:val="Strong"/>
-          <w:b w:val="0"/>
-          <w:bCs w:val="0"/>
-        </w:rPr>
-      </w:pPr>
-      <w:r>
-        <w:rPr>
-          <w:rStyle w:val="Strong"/>
-          <w:b w:val="0"/>
-          <w:bCs w:val="0"/>
-        </w:rPr>
-        <w:t xml:space="preserve">(E16) </w:t>
-      </w:r>
-      <w:proofErr w:type="spellStart"/>
-      <w:r>
-        <w:rPr>
-          <w:rStyle w:val="Strong"/>
-          <w:b w:val="0"/>
-          <w:bCs w:val="0"/>
-        </w:rPr>
-        <w:t>adhesed</w:t>
-      </w:r>
-      <w:proofErr w:type="spellEnd"/>
-      <w:r>
-        <w:rPr>
-          <w:rStyle w:val="Strong"/>
-          <w:b w:val="0"/>
-          <w:bCs w:val="0"/>
-        </w:rPr>
-        <w:t xml:space="preserve"> colon with serosal nodules and the yellow inked defect</w:t>
-      </w:r>
-    </w:p>
-    <w:p>
-      <w:pPr>
-        <w:spacing w:after="0"/>
-        <w:rPr>
-          <w:rStyle w:val="Strong"/>
-          <w:b w:val="0"/>
-          <w:bCs w:val="0"/>
-        </w:rPr>
-      </w:pPr>
-      <w:r>
-        <w:rPr>
-          <w:rStyle w:val="Strong"/>
-          <w:b w:val="0"/>
-          <w:bCs w:val="0"/>
-        </w:rPr>
-        <w:t>(E17-E18) nodules on bladder peritoneum</w:t>
-      </w:r>
-    </w:p>
-    <w:p>
-      <w:pPr>
-        <w:spacing w:after="0"/>
-        <w:rPr>
-          <w:rStyle w:val="Strong"/>
-          <w:b w:val="0"/>
-          <w:bCs w:val="0"/>
-        </w:rPr>
-      </w:pPr>
-      <w:r>
-        <w:rPr>
-          <w:rStyle w:val="Strong"/>
-          <w:b w:val="0"/>
-          <w:bCs w:val="0"/>
-        </w:rPr>
-        <w:t>(E19) right fallopian tube with nodule and fimbriated end</w:t>
-      </w:r>
-    </w:p>
-    <w:p>
-      <w:pPr>
-        <w:spacing w:after="0"/>
-        <w:rPr>
-          <w:rStyle w:val="Strong"/>
-          <w:b w:val="0"/>
-          <w:bCs w:val="0"/>
-        </w:rPr>
-      </w:pPr>
-      <w:r>
-        <w:rPr>
-          <w:rStyle w:val="Strong"/>
-          <w:b w:val="0"/>
-          <w:bCs w:val="0"/>
-        </w:rPr>
-        <w:t>(E20) background bladder</w:t>
-      </w:r>
-    </w:p>
-    <w:p>
-      <w:pPr>
-        <w:spacing w:after="0"/>
-        <w:rPr>
-          <w:rStyle w:val="Strong"/>
-          <w:b w:val="0"/>
-          <w:bCs w:val="0"/>
-        </w:rPr>
-      </w:pPr>
-      <w:r>
-        <w:rPr>
-          <w:rStyle w:val="Strong"/>
-          <w:b w:val="0"/>
-          <w:bCs w:val="0"/>
-        </w:rPr>
-        <w:t>(E21) background colon and rectum</w:t>
-      </w:r>
-    </w:p>
-    <w:p>
-      <w:pPr>
-        <w:spacing w:after="0"/>
-        <w:rPr>
-          <w:rStyle w:val="Strong"/>
-          <w:b w:val="0"/>
-          <w:bCs w:val="0"/>
-        </w:rPr>
-      </w:pPr>
-      <w:r>
-        <w:rPr>
-          <w:rStyle w:val="Strong"/>
-          <w:b w:val="0"/>
-          <w:bCs w:val="0"/>
-        </w:rPr>
-        <w:t>(E22) background uterus</w:t>
-      </w:r>
-    </w:p>
-    <w:p>
-      <w:pPr>
-        <w:spacing w:after="0"/>
-        <w:rPr>
-          <w:rStyle w:val="Strong"/>
-          <w:b w:val="0"/>
-          <w:bCs w:val="0"/>
-        </w:rPr>
-      </w:pPr>
-      <w:r>
-        <w:rPr>
-          <w:rStyle w:val="Strong"/>
-          <w:b w:val="0"/>
-          <w:bCs w:val="0"/>
-        </w:rPr>
-        <w:t>(E23) right ovary, representative</w:t>
-      </w:r>
-    </w:p>
-    <w:p>
-      <w:pPr>
-        <w:spacing w:after="0"/>
-        <w:rPr>
-          <w:rStyle w:val="Strong"/>
-          <w:b w:val="0"/>
-          <w:bCs w:val="0"/>
-        </w:rPr>
-      </w:pPr>
-      <w:r>
-        <w:rPr>
-          <w:rStyle w:val="Strong"/>
-          <w:b w:val="0"/>
-          <w:bCs w:val="0"/>
-        </w:rPr>
         <w:t>(E24) 4 possible lymph nodes, whole</w:t>
       </w:r>
     </w:p>
@@ -25224,7 +26417,6 @@
   <w:style w:type="character" w:default="1" w:styleId="DefaultParagraphFont">
     <w:name w:val="Default Paragraph Font"/>
     <w:uiPriority w:val="1"/>
-    <w:semiHidden/>
     <w:unhideWhenUsed/>
   </w:style>
   <w:style w:type="table" w:default="1" w:styleId="TableNormal">
